--- a/courts/federal-circuit/court-of-veteran-appeals/opening-brief/usage/OUTPUT-opening-brief.docx
+++ b/courts/federal-circuit/court-of-veteran-appeals/opening-brief/usage/OUTPUT-opening-brief.docx
@@ -210,7 +210,7 @@
       <w:pPr>
         <w:spacing w:before="0" w:after="0" w:line="20" w:lineRule="exact"/>
         <w:sectPr>
-          <w:footerReference w:type="default" r:id="rIdFooter2"/>
+          <w:footerReference w:type="default" r:id="rIdFtrNone"/>
           <w:pgSz w:w="12240" w:h="15840"/>
           <w:pgMar w:top="1440" w:right="1440" w:bottom="1440" w:left="1440" w:header="720" w:footer="432" w:gutter="0"/>
         </w:sectPr>
@@ -884,21 +884,22 @@
       <w:pPr>
         <w:spacing w:before="0" w:after="0" w:line="20" w:lineRule="exact"/>
         <w:sectPr>
-          <w:footerReference w:type="default" r:id="rIdFooter1"/>
+          <w:footerReference w:type="default" r:id="rIdFtrPage"/>
           <w:pgSz w:w="12240" w:h="15840"/>
           <w:pgMar w:top="1440" w:right="1440" w:bottom="1440" w:left="1440" w:header="720" w:footer="432" w:gutter="0"/>
           <w:pgNumType w:fmt="lowerRoman" w:start="1"/>
         </w:sectPr>
       </w:pPr>
     </w:p>
-    <w:bookmarkStart w:id="20" w:name="statement-of-the-issue"/>
     <w:p>
       <w:pPr>
         <w:pStyle w:val="Heading1"/>
       </w:pPr>
+      <w:bookmarkStart w:id="9" w:name="_0942a3442896c942c9642aba0163503f293526f"/>
       <w:r>
         <w:t xml:space="preserve">Statement of the Issue</w:t>
       </w:r>
+      <w:bookmarkEnd w:id="9"/>
     </w:p>
     <w:p>
       <w:pPr>
@@ -908,15 +909,15 @@
         <w:t xml:space="preserve">The duty to assist requires VA to assist a claimant in obtaining evidence necessary to substantiate a claim for service connection. This includes making efforts to obtain all relevant records pertaining to a veteran’s military service unless no reasonable possibility exists that such assistance would aid in substantiating the claim. Here, the Veteran reported working on C-123 aircraft—the type of aircraft known to have been involved in spraying herbicides during the Vietnam era—at a time and place that such aircraft were known to have been involved in spraying missions. However, VA failed to undertake any efforts to obtain records that may verify that the Veteran came into contact with C-123 aircraft contaminated with herbicides. Did the Board fail to provide adequate reasons or bases for its decision and ensure compliance with the duty to assist?</w:t>
       </w:r>
     </w:p>
-    <w:bookmarkEnd w:id="20"/>
-    <w:bookmarkStart w:id="23" w:name="statement-of-the-case"/>
     <w:p>
       <w:pPr>
         <w:pStyle w:val="Heading1"/>
       </w:pPr>
+      <w:bookmarkStart w:id="10" w:name="_9ce86cd89e816c495213921bce711286420babc"/>
       <w:r>
         <w:t xml:space="preserve">Statement of the Case</w:t>
       </w:r>
+      <w:bookmarkEnd w:id="10"/>
     </w:p>
     <w:p>
       <w:pPr>
@@ -987,7 +988,7 @@
         <w:rPr>
           <w:rStyle w:val="FootnoteReference"/>
         </w:rPr>
-        <w:footnoteReference w:id="21"/>
+        <w:footnoteReference w:id="11"/>
       </w:r>
       <w:r>
         <w:t xml:space="preserve"> </w:t>
@@ -1007,7 +1008,7 @@
         <w:rPr>
           <w:rStyle w:val="FootnoteReference"/>
         </w:rPr>
-        <w:footnoteReference w:id="22"/>
+        <w:footnoteReference w:id="12"/>
       </w:r>
       <w:r>
         <w:t xml:space="preserve"> </w:t>
@@ -1050,15 +1051,15 @@
         <w:t xml:space="preserve">This appeal followed.</w:t>
       </w:r>
     </w:p>
-    <w:bookmarkEnd w:id="23"/>
-    <w:bookmarkStart w:id="24" w:name="summary-of-the-argument"/>
     <w:p>
       <w:pPr>
         <w:pStyle w:val="Heading1"/>
       </w:pPr>
+      <w:bookmarkStart w:id="13" w:name="_186588b2021048c81d44e35dd76941a1429e117"/>
       <w:r>
         <w:t xml:space="preserve">Summary of the Argument</w:t>
       </w:r>
+      <w:bookmarkEnd w:id="13"/>
     </w:p>
     <w:p>
       <w:pPr>
@@ -1076,15 +1077,15 @@
         <w:t xml:space="preserve">Remand is warranted for the Board to ensure that VA’s duty to assist is satisfied, properly apply the law, and provide an adequate statement of reasons or bases for its decision.</w:t>
       </w:r>
     </w:p>
-    <w:bookmarkEnd w:id="24"/>
-    <w:bookmarkStart w:id="25" w:name="standard-of-review"/>
     <w:p>
       <w:pPr>
         <w:pStyle w:val="Heading1"/>
       </w:pPr>
+      <w:bookmarkStart w:id="14" w:name="_9339ea4a612847623b5ac5d9b950ce636f60fb0"/>
       <w:r>
         <w:t xml:space="preserve">Standard of Review</w:t>
       </w:r>
+      <w:bookmarkEnd w:id="14"/>
     </w:p>
     <w:p>
       <w:pPr>
@@ -1180,15 +1181,15 @@
         <w:t xml:space="preserve">, 26 Vet. App. 433, 437 (2014); see 38 U.S.C. § 7261(a)(3).</w:t>
       </w:r>
     </w:p>
-    <w:bookmarkEnd w:id="25"/>
-    <w:bookmarkStart w:id="26" w:name="argument"/>
     <w:p>
       <w:pPr>
         <w:pStyle w:val="Heading1"/>
       </w:pPr>
+      <w:bookmarkStart w:id="15" w:name="_argument"/>
       <w:r>
         <w:t xml:space="preserve">Argument</w:t>
       </w:r>
+      <w:bookmarkEnd w:id="15"/>
     </w:p>
     <w:p>
       <w:pPr>
@@ -1311,15 +1312,15 @@
         <w:t xml:space="preserve">The Board denied the claim based on its conclusion that Mr. Chavez is not competent to state that he was exposed to herbicides. R-10. But he is competent to state that he worked on C-123 aircraft at Clark AFB during the Vietnam era. “Competent lay evidence means any evidence not requiring that the proponent have specialized education, training, or experience” and “if it is provided by a person who has knowledge of facts or circumstances and conveys matters that can be observed and described by a lay person.” 38 C.F.R. § 3.159(a)(2) (2019).</w:t>
       </w:r>
     </w:p>
-    <w:bookmarkEnd w:id="26"/>
-    <w:bookmarkStart w:id="27" w:name="conclusion"/>
     <w:p>
       <w:pPr>
         <w:pStyle w:val="Heading1"/>
       </w:pPr>
+      <w:bookmarkStart w:id="16" w:name="_conclusion"/>
       <w:r>
         <w:t xml:space="preserve">Conclusion</w:t>
       </w:r>
+      <w:bookmarkEnd w:id="16"/>
     </w:p>
     <w:p>
       <w:pPr>
@@ -1458,7 +1459,7 @@
       <w:pPr>
         <w:spacing w:before="0" w:after="0" w:line="20" w:lineRule="exact"/>
         <w:sectPr>
-          <w:footerReference w:type="default" r:id="rIdFooter1"/>
+          <w:footerReference w:type="default" r:id="rIdFtrPage"/>
           <w:pgSz w:w="12240" w:h="15840"/>
           <w:pgMar w:top="1440" w:right="1440" w:bottom="1440" w:left="1440" w:header="720" w:footer="432" w:gutter="0"/>
           <w:pgNumType w:fmt="decimal" w:start="1"/>
@@ -1497,14 +1498,13 @@
         <w:t xml:space="preserve">SARAH E. O’BRIEN</w:t>
       </w:r>
     </w:p>
-    <w:bookmarkEnd w:id="27"/>
     <w:sectPr>
-      <w:footerReference r:id="rId9" w:type="default"/>
+      <w:footerReference w:type="default" r:id="rIdFtrPage"/>
       <w:footnotePr>
         <w:numRestart w:val="eachSect"/>
       </w:footnotePr>
-      <w:pgSz w:h="15840" w:w="12240"/>
-      <w:pgMar w:bottom="1440" w:footer="432" w:gutter="0" w:header="720" w:left="1440" w:right="1440" w:top="1440"/>
+      <w:pgSz w:w="12240" w:h="15840"/>
+      <w:pgMar w:top="1440" w:right="1440" w:bottom="1440" w:left="1440" w:header="720" w:footer="432" w:gutter="0"/>
       <w:pgNumType w:fmt="lowerRoman" w:start="1"/>
     </w:sectPr>
   </w:body>
@@ -1566,7 +1566,7 @@
       </w:r>
     </w:p>
   </w:footnote>
-  <w:footnote w:id="21">
+  <w:footnote w:id="11">
     <w:p>
       <w:pPr>
         <w:pStyle w:val="FootnoteText"/>
@@ -1624,7 +1624,7 @@
       </w:r>
     </w:p>
   </w:footnote>
-  <w:footnote w:id="22">
+  <w:footnote w:id="12">
     <w:p>
       <w:pPr>
         <w:pStyle w:val="FootnoteText"/>
@@ -1657,6 +1657,72 @@
     </w:p>
   </w:footnote>
 </w:footnotes>
+</file>
+
+<file path=word/ftr-add.xml><?xml version="1.0" encoding="utf-8"?>
+<w:ftr xmlns:w="http://schemas.openxmlformats.org/wordprocessingml/2006/main" xmlns:r="http://schemas.openxmlformats.org/officeDocument/2006/relationships">
+  <w:p>
+    <w:pPr>
+      <w:spacing w:before="0" w:after="0"/>
+      <w:jc w:val="center"/>
+    </w:pPr>
+    <w:r>
+      <w:t>Add-</w:t>
+    </w:r>
+    <w:r>
+      <w:fldChar w:fldCharType="begin"/>
+    </w:r>
+    <w:r>
+      <w:instrText xml:space="preserve"> PAGE </w:instrText>
+    </w:r>
+    <w:r>
+      <w:fldChar w:fldCharType="separate"/>
+    </w:r>
+    <w:r>
+      <w:t>1</w:t>
+    </w:r>
+    <w:r>
+      <w:fldChar w:fldCharType="end"/>
+    </w:r>
+  </w:p>
+</w:ftr>
+</file>
+
+<file path=word/ftr-none.xml><?xml version="1.0" encoding="utf-8"?>
+<w:ftr xmlns:w="http://schemas.openxmlformats.org/wordprocessingml/2006/main" xmlns:r="http://schemas.openxmlformats.org/officeDocument/2006/relationships">
+  <w:p>
+    <w:pPr>
+      <w:spacing w:before="0" w:after="0"/>
+      <w:jc w:val="center"/>
+    </w:pPr>
+  </w:p>
+</w:ftr>
+</file>
+
+<file path=word/ftr-page.xml><?xml version="1.0" encoding="utf-8"?>
+<w:ftr xmlns:w="http://schemas.openxmlformats.org/wordprocessingml/2006/main" xmlns:r="http://schemas.openxmlformats.org/officeDocument/2006/relationships">
+  <w:p>
+    <w:pPr>
+      <w:spacing w:before="0" w:after="0"/>
+      <w:jc w:val="center"/>
+    </w:pPr>
+    <w:r>
+      <w:fldChar w:fldCharType="begin"/>
+    </w:r>
+    <w:r>
+      <w:instrText xml:space="preserve"> PAGE </w:instrText>
+    </w:r>
+    <w:r>
+      <w:fldChar w:fldCharType="separate"/>
+    </w:r>
+    <w:r>
+      <w:t>1</w:t>
+    </w:r>
+    <w:r>
+      <w:fldChar w:fldCharType="end"/>
+    </w:r>
+  </w:p>
+</w:ftr>
 </file>
 
 <file path=word/numbering.xml><?xml version="1.0" encoding="utf-8"?>
@@ -1748,10 +1814,10 @@
   <w:docDefaults>
     <w:rPrDefault>
       <w:rPr>
-        <w:rFonts w:ascii="EB Garamond" w:cs="EB Garamond" w:eastAsia="EB Garamond" w:hAnsi="EB Garamond"/>
+        <w:rFonts w:ascii="EB Garamond" w:hAnsi="EB Garamond" w:eastAsia="EB Garamond" w:cs="EB Garamond"/>
         <w:sz w:val="28"/>
         <w:szCs w:val="28"/>
-        <w:lang w:bidi="ar-SA" w:eastAsia="en-US" w:val="en-US"/>
+        <w:lang w:val="en-US" w:eastAsia="en-US" w:bidi="ar-SA"/>
       </w:rPr>
     </w:rPrDefault>
     <w:pPrDefault>
@@ -1760,36 +1826,36 @@
       </w:pPr>
     </w:pPrDefault>
   </w:docDefaults>
-  <w:latentStyles w:count="276" w:defLockedState="0" w:defQFormat="0" w:defSemiHidden="0" w:defUIPriority="0" w:defUnhideWhenUsed="0"/>
-  <w:style w:default="1" w:styleId="Normal" w:type="paragraph">
+  <w:latentStyles w:defLockedState="0" w:defUIPriority="0" w:defSemiHidden="0" w:defUnhideWhenUsed="0" w:defQFormat="0" w:count="276"/>
+  <w:style w:type="paragraph" w:default="1" w:styleId="Normal">
     <w:name w:val="Normal"/>
     <w:qFormat/>
   </w:style>
-  <w:style w:styleId="BodyText" w:type="paragraph">
+  <w:style w:type="paragraph" w:styleId="BodyText">
     <w:name w:val="Body Text"/>
     <w:basedOn w:val="Normal"/>
     <w:link w:val="BodyTextChar"/>
     <w:qFormat/>
     <w:pPr>
-      <w:spacing w:after="0" w:before="0" w:line="629" w:lineRule="exact"/>
+      <w:spacing w:before="0" w:after="0" w:line="629" w:lineRule="exact"/>
       <w:ind w:firstLine="720"/>
     </w:pPr>
   </w:style>
-  <w:style w:customStyle="1" w:styleId="FirstParagraph" w:type="paragraph">
+  <w:style w:type="paragraph" w:customStyle="1" w:styleId="FirstParagraph">
     <w:name w:val="First Paragraph"/>
     <w:basedOn w:val="BodyText"/>
     <w:next w:val="BodyText"/>
     <w:qFormat/>
   </w:style>
-  <w:style w:customStyle="1" w:styleId="Compact" w:type="paragraph">
+  <w:style w:type="paragraph" w:customStyle="1" w:styleId="Compact">
     <w:name w:val="Compact"/>
     <w:basedOn w:val="BodyText"/>
     <w:qFormat/>
     <w:pPr>
-      <w:spacing w:after="36" w:before="36"/>
-    </w:pPr>
-  </w:style>
-  <w:style w:styleId="Title" w:type="paragraph">
+      <w:spacing w:before="36" w:after="36"/>
+    </w:pPr>
+  </w:style>
+  <w:style w:type="paragraph" w:styleId="Title">
     <w:name w:val="Title"/>
     <w:basedOn w:val="Normal"/>
     <w:next w:val="BodyText"/>
@@ -1803,24 +1869,24 @@
       <w:jc w:val="center"/>
     </w:pPr>
     <w:rPr>
-      <w:rFonts w:asciiTheme="majorHAnsi" w:cstheme="majorBidi" w:eastAsiaTheme="majorEastAsia" w:hAnsiTheme="majorHAnsi"/>
+      <w:rFonts w:asciiTheme="majorHAnsi" w:eastAsiaTheme="majorEastAsia" w:hAnsiTheme="majorHAnsi" w:cstheme="majorBidi"/>
       <w:sz w:val="56"/>
       <w:szCs w:val="56"/>
     </w:rPr>
   </w:style>
-  <w:style w:customStyle="1" w:styleId="TitleChar" w:type="character">
+  <w:style w:type="character" w:customStyle="1" w:styleId="TitleChar">
     <w:name w:val="Title Char"/>
     <w:basedOn w:val="DefaultParagraphFont"/>
     <w:link w:val="Title"/>
     <w:uiPriority w:val="10"/>
     <w:rsid w:val="00A10FD9"/>
     <w:rPr>
-      <w:rFonts w:asciiTheme="majorHAnsi" w:cstheme="majorBidi" w:eastAsiaTheme="majorEastAsia" w:hAnsiTheme="majorHAnsi"/>
+      <w:rFonts w:asciiTheme="majorHAnsi" w:eastAsiaTheme="majorEastAsia" w:hAnsiTheme="majorHAnsi" w:cstheme="majorBidi"/>
       <w:sz w:val="56"/>
       <w:szCs w:val="56"/>
     </w:rPr>
   </w:style>
-  <w:style w:styleId="Subtitle" w:type="paragraph">
+  <w:style w:type="paragraph" w:styleId="Subtitle">
     <w:name w:val="Subtitle"/>
     <w:basedOn w:val="Title"/>
     <w:next w:val="BodyText"/>
@@ -1834,27 +1900,27 @@
       </w:numPr>
     </w:pPr>
     <w:rPr>
-      <w:rFonts w:cstheme="majorBidi" w:eastAsiaTheme="majorEastAsia"/>
+      <w:rFonts w:eastAsiaTheme="majorEastAsia" w:cstheme="majorBidi"/>
       <w:spacing w:val="15"/>
       <w:sz w:val="28"/>
       <w:szCs w:val="28"/>
     </w:rPr>
   </w:style>
-  <w:style w:customStyle="1" w:styleId="SubtitleChar" w:type="character">
+  <w:style w:type="character" w:customStyle="1" w:styleId="SubtitleChar">
     <w:name w:val="Subtitle Char"/>
     <w:basedOn w:val="DefaultParagraphFont"/>
     <w:link w:val="Subtitle"/>
     <w:uiPriority w:val="11"/>
     <w:rsid w:val="00A10FD9"/>
     <w:rPr>
-      <w:rFonts w:cstheme="majorBidi" w:eastAsiaTheme="majorEastAsia"/>
-      <w:color w:themeColor="text1" w:themeTint="A6" w:val="595959"/>
+      <w:rFonts w:eastAsiaTheme="majorEastAsia" w:cstheme="majorBidi"/>
+      <w:color w:val="595959" w:themeColor="text1" w:themeTint="A6"/>
       <w:spacing w:val="15"/>
       <w:sz w:val="28"/>
       <w:szCs w:val="28"/>
     </w:rPr>
   </w:style>
-  <w:style w:customStyle="1" w:styleId="Author" w:type="paragraph">
+  <w:style w:type="paragraph" w:customStyle="1" w:styleId="Author">
     <w:name w:val="Author"/>
     <w:basedOn w:val="Title"/>
     <w:next w:val="BodyText"/>
@@ -1868,7 +1934,7 @@
       <w:szCs w:val="24"/>
     </w:rPr>
   </w:style>
-  <w:style w:styleId="Date" w:type="paragraph">
+  <w:style w:type="paragraph" w:styleId="Date">
     <w:name w:val="Date"/>
     <w:basedOn w:val="Title"/>
     <w:next w:val="BodyText"/>
@@ -1882,7 +1948,7 @@
       <w:szCs w:val="24"/>
     </w:rPr>
   </w:style>
-  <w:style w:customStyle="1" w:styleId="AbstractTitle" w:type="paragraph">
+  <w:style w:type="paragraph" w:customStyle="1" w:styleId="AbstractTitle">
     <w:name w:val="Abstract Title"/>
     <w:basedOn w:val="Normal"/>
     <w:next w:val="Abstract"/>
@@ -1890,7 +1956,7 @@
     <w:pPr>
       <w:keepNext/>
       <w:keepLines/>
-      <w:spacing w:after="0" w:before="300"/>
+      <w:spacing w:before="300" w:after="0"/>
       <w:jc w:val="center"/>
     </w:pPr>
     <w:rPr>
@@ -1899,7 +1965,7 @@
       <w:szCs w:val="20"/>
     </w:rPr>
   </w:style>
-  <w:style w:customStyle="1" w:styleId="Abstract" w:type="paragraph">
+  <w:style w:type="paragraph" w:customStyle="1" w:styleId="Abstract">
     <w:name w:val="Abstract"/>
     <w:basedOn w:val="Normal"/>
     <w:next w:val="BodyText"/>
@@ -1907,14 +1973,14 @@
     <w:pPr>
       <w:keepNext/>
       <w:keepLines/>
-      <w:spacing w:after="300" w:before="100"/>
+      <w:spacing w:before="100" w:after="300"/>
     </w:pPr>
     <w:rPr>
       <w:sz w:val="20"/>
       <w:szCs w:val="20"/>
     </w:rPr>
   </w:style>
-  <w:style w:styleId="Bibliography" w:type="paragraph">
+  <w:style w:type="paragraph" w:styleId="Bibliography">
     <w:name w:val="Bibliography"/>
     <w:basedOn w:val="Normal"/>
     <w:next w:val="Bibliography"/>
@@ -1922,7 +1988,7 @@
     <w:pPr/>
     <w:rPr/>
   </w:style>
-  <w:style w:styleId="Heading1" w:type="paragraph">
+  <w:style w:type="paragraph" w:styleId="Heading1">
     <w:name w:val="heading 1"/>
     <w:basedOn w:val="Normal"/>
     <w:next w:val="BodyText"/>
@@ -1933,13 +1999,13 @@
     <w:pPr>
       <w:keepNext/>
       <w:keepLines/>
-      <w:spacing w:after="120" w:before="240" w:line="240" w:lineRule="auto"/>
+      <w:spacing w:before="240" w:after="120" w:line="240" w:lineRule="auto"/>
       <w:ind w:firstLine="0"/>
       <w:jc w:val="center"/>
       <w:outlineLvl w:val="0"/>
     </w:pPr>
     <w:rPr>
-      <w:rFonts w:ascii="EB Garamond" w:cs="EB Garamond" w:eastAsia="EB Garamond" w:hAnsi="EB Garamond"/>
+      <w:rFonts w:ascii="EB Garamond" w:hAnsi="EB Garamond" w:eastAsia="EB Garamond" w:cs="EB Garamond"/>
       <w:b/>
       <w:bCs/>
       <w:caps/>
@@ -1948,7 +2014,7 @@
       <w:szCs w:val="28"/>
     </w:rPr>
   </w:style>
-  <w:style w:styleId="Heading2" w:type="paragraph">
+  <w:style w:type="paragraph" w:styleId="Heading2">
     <w:name w:val="heading 2"/>
     <w:basedOn w:val="Normal"/>
     <w:next w:val="BodyText"/>
@@ -1961,12 +2027,12 @@
     <w:pPr>
       <w:keepNext/>
       <w:keepLines/>
-      <w:spacing w:after="120" w:before="240" w:line="240" w:lineRule="auto"/>
+      <w:spacing w:before="240" w:after="120" w:line="240" w:lineRule="auto"/>
       <w:ind w:firstLine="0"/>
       <w:outlineLvl w:val="1"/>
     </w:pPr>
     <w:rPr>
-      <w:rFonts w:ascii="EB Garamond" w:cs="EB Garamond" w:eastAsia="EB Garamond" w:hAnsi="EB Garamond"/>
+      <w:rFonts w:ascii="EB Garamond" w:hAnsi="EB Garamond" w:eastAsia="EB Garamond" w:cs="EB Garamond"/>
       <w:b/>
       <w:bCs/>
       <w:color w:val="000000"/>
@@ -1974,7 +2040,7 @@
       <w:szCs w:val="28"/>
     </w:rPr>
   </w:style>
-  <w:style w:styleId="Heading3" w:type="paragraph">
+  <w:style w:type="paragraph" w:styleId="Heading3">
     <w:name w:val="heading 3"/>
     <w:basedOn w:val="Normal"/>
     <w:next w:val="BodyText"/>
@@ -1987,12 +2053,12 @@
     <w:pPr>
       <w:keepNext/>
       <w:keepLines/>
-      <w:spacing w:after="120" w:before="240" w:line="240" w:lineRule="auto"/>
+      <w:spacing w:before="240" w:after="120" w:line="240" w:lineRule="auto"/>
       <w:ind w:firstLine="0"/>
       <w:outlineLvl w:val="2"/>
     </w:pPr>
     <w:rPr>
-      <w:rFonts w:ascii="EB Garamond" w:cs="EB Garamond" w:eastAsia="EB Garamond" w:hAnsi="EB Garamond"/>
+      <w:rFonts w:ascii="EB Garamond" w:hAnsi="EB Garamond" w:eastAsia="EB Garamond" w:cs="EB Garamond"/>
       <w:b/>
       <w:bCs/>
       <w:color w:val="000000"/>
@@ -2000,7 +2066,7 @@
       <w:szCs w:val="28"/>
     </w:rPr>
   </w:style>
-  <w:style w:styleId="Heading4" w:type="paragraph">
+  <w:style w:type="paragraph" w:styleId="Heading4">
     <w:name w:val="heading 4"/>
     <w:basedOn w:val="Normal"/>
     <w:next w:val="BodyText"/>
@@ -2013,12 +2079,12 @@
     <w:pPr>
       <w:keepNext/>
       <w:keepLines/>
-      <w:spacing w:after="120" w:before="240" w:line="240" w:lineRule="auto"/>
+      <w:spacing w:before="240" w:after="120" w:line="240" w:lineRule="auto"/>
       <w:ind w:firstLine="0"/>
       <w:outlineLvl w:val="3"/>
     </w:pPr>
     <w:rPr>
-      <w:rFonts w:ascii="EB Garamond" w:cs="EB Garamond" w:eastAsia="EB Garamond" w:hAnsi="EB Garamond"/>
+      <w:rFonts w:ascii="EB Garamond" w:hAnsi="EB Garamond" w:eastAsia="EB Garamond" w:cs="EB Garamond"/>
       <w:b/>
       <w:bCs/>
       <w:i/>
@@ -2027,7 +2093,7 @@
       <w:szCs w:val="28"/>
     </w:rPr>
   </w:style>
-  <w:style w:styleId="Heading5" w:type="paragraph">
+  <w:style w:type="paragraph" w:styleId="Heading5">
     <w:name w:val="heading 5"/>
     <w:basedOn w:val="Normal"/>
     <w:next w:val="BodyText"/>
@@ -2040,12 +2106,12 @@
     <w:pPr>
       <w:keepNext/>
       <w:keepLines/>
-      <w:spacing w:after="120" w:before="240" w:line="240" w:lineRule="auto"/>
+      <w:spacing w:before="240" w:after="120" w:line="240" w:lineRule="auto"/>
       <w:ind w:firstLine="0"/>
       <w:outlineLvl w:val="4"/>
     </w:pPr>
     <w:rPr>
-      <w:rFonts w:ascii="EB Garamond" w:cs="EB Garamond" w:eastAsia="EB Garamond" w:hAnsi="EB Garamond"/>
+      <w:rFonts w:ascii="EB Garamond" w:hAnsi="EB Garamond" w:eastAsia="EB Garamond" w:cs="EB Garamond"/>
       <w:b/>
       <w:bCs/>
       <w:i/>
@@ -2054,7 +2120,7 @@
       <w:szCs w:val="28"/>
     </w:rPr>
   </w:style>
-  <w:style w:styleId="Heading6" w:type="paragraph">
+  <w:style w:type="paragraph" w:styleId="Heading6">
     <w:name w:val="heading 6"/>
     <w:basedOn w:val="Normal"/>
     <w:next w:val="BodyText"/>
@@ -2067,17 +2133,17 @@
     <w:pPr>
       <w:keepNext/>
       <w:keepLines/>
-      <w:spacing w:after="0" w:before="40"/>
+      <w:spacing w:before="40" w:after="0"/>
       <w:outlineLvl w:val="5"/>
     </w:pPr>
     <w:rPr>
-      <w:rFonts w:cstheme="majorBidi" w:eastAsiaTheme="majorEastAsia"/>
+      <w:rFonts w:eastAsiaTheme="majorEastAsia" w:cstheme="majorBidi"/>
       <w:i/>
       <w:iCs/>
-      <w:color w:themeColor="text1" w:themeTint="A6" w:val="595959"/>
-    </w:rPr>
-  </w:style>
-  <w:style w:styleId="Heading7" w:type="paragraph">
+      <w:color w:val="595959" w:themeColor="text1" w:themeTint="A6"/>
+    </w:rPr>
+  </w:style>
+  <w:style w:type="paragraph" w:styleId="Heading7">
     <w:name w:val="heading 7"/>
     <w:basedOn w:val="Normal"/>
     <w:next w:val="BodyText"/>
@@ -2090,15 +2156,15 @@
     <w:pPr>
       <w:keepNext/>
       <w:keepLines/>
-      <w:spacing w:after="0" w:before="40"/>
+      <w:spacing w:before="40" w:after="0"/>
       <w:outlineLvl w:val="6"/>
     </w:pPr>
     <w:rPr>
-      <w:rFonts w:cstheme="majorBidi" w:eastAsiaTheme="majorEastAsia"/>
-      <w:color w:themeColor="text1" w:themeTint="A6" w:val="595959"/>
-    </w:rPr>
-  </w:style>
-  <w:style w:styleId="Heading8" w:type="paragraph">
+      <w:rFonts w:eastAsiaTheme="majorEastAsia" w:cstheme="majorBidi"/>
+      <w:color w:val="595959" w:themeColor="text1" w:themeTint="A6"/>
+    </w:rPr>
+  </w:style>
+  <w:style w:type="paragraph" w:styleId="Heading8">
     <w:name w:val="heading 8"/>
     <w:basedOn w:val="Normal"/>
     <w:next w:val="BodyText"/>
@@ -2115,13 +2181,13 @@
       <w:outlineLvl w:val="7"/>
     </w:pPr>
     <w:rPr>
-      <w:rFonts w:cstheme="majorBidi" w:eastAsiaTheme="majorEastAsia"/>
+      <w:rFonts w:eastAsiaTheme="majorEastAsia" w:cstheme="majorBidi"/>
       <w:i/>
       <w:iCs/>
-      <w:color w:themeColor="text1" w:themeTint="D8" w:val="272727"/>
-    </w:rPr>
-  </w:style>
-  <w:style w:styleId="Heading9" w:type="paragraph">
+      <w:color w:val="272727" w:themeColor="text1" w:themeTint="D8"/>
+    </w:rPr>
+  </w:style>
+  <w:style w:type="paragraph" w:styleId="Heading9">
     <w:name w:val="heading 9"/>
     <w:basedOn w:val="Normal"/>
     <w:next w:val="BodyText"/>
@@ -2138,24 +2204,24 @@
       <w:outlineLvl w:val="8"/>
     </w:pPr>
     <w:rPr>
-      <w:rFonts w:cstheme="majorBidi" w:eastAsiaTheme="majorEastAsia"/>
-      <w:color w:themeColor="text1" w:themeTint="D8" w:val="272727"/>
-    </w:rPr>
-  </w:style>
-  <w:style w:customStyle="1" w:styleId="Heading1Char" w:type="character">
+      <w:rFonts w:eastAsiaTheme="majorEastAsia" w:cstheme="majorBidi"/>
+      <w:color w:val="272727" w:themeColor="text1" w:themeTint="D8"/>
+    </w:rPr>
+  </w:style>
+  <w:style w:type="character" w:customStyle="1" w:styleId="Heading1Char">
     <w:name w:val="Heading 1 Char"/>
     <w:basedOn w:val="DefaultParagraphFont"/>
     <w:link w:val="Heading1"/>
     <w:uiPriority w:val="9"/>
     <w:rsid w:val="00A10FD9"/>
     <w:rPr>
-      <w:rFonts w:asciiTheme="majorHAnsi" w:cstheme="majorBidi" w:eastAsiaTheme="majorEastAsia" w:hAnsiTheme="majorHAnsi"/>
-      <w:color w:themeColor="accent1" w:themeShade="BF" w:val="0F4761"/>
+      <w:rFonts w:asciiTheme="majorHAnsi" w:eastAsiaTheme="majorEastAsia" w:hAnsiTheme="majorHAnsi" w:cstheme="majorBidi"/>
+      <w:color w:val="0F4761" w:themeColor="accent1" w:themeShade="BF"/>
       <w:sz w:val="40"/>
       <w:szCs w:val="40"/>
     </w:rPr>
   </w:style>
-  <w:style w:customStyle="1" w:styleId="Heading2Char" w:type="character">
+  <w:style w:type="character" w:customStyle="1" w:styleId="Heading2Char">
     <w:name w:val="Heading 2 Char"/>
     <w:basedOn w:val="DefaultParagraphFont"/>
     <w:link w:val="Heading2"/>
@@ -2163,13 +2229,13 @@
     <w:semiHidden/>
     <w:rsid w:val="00A10FD9"/>
     <w:rPr>
-      <w:rFonts w:asciiTheme="majorHAnsi" w:cstheme="majorBidi" w:eastAsiaTheme="majorEastAsia" w:hAnsiTheme="majorHAnsi"/>
-      <w:color w:themeColor="accent1" w:themeShade="BF" w:val="0F4761"/>
+      <w:rFonts w:asciiTheme="majorHAnsi" w:eastAsiaTheme="majorEastAsia" w:hAnsiTheme="majorHAnsi" w:cstheme="majorBidi"/>
+      <w:color w:val="0F4761" w:themeColor="accent1" w:themeShade="BF"/>
       <w:sz w:val="32"/>
       <w:szCs w:val="32"/>
     </w:rPr>
   </w:style>
-  <w:style w:customStyle="1" w:styleId="Heading3Char" w:type="character">
+  <w:style w:type="character" w:customStyle="1" w:styleId="Heading3Char">
     <w:name w:val="Heading 3 Char"/>
     <w:basedOn w:val="DefaultParagraphFont"/>
     <w:link w:val="Heading3"/>
@@ -2177,13 +2243,13 @@
     <w:semiHidden/>
     <w:rsid w:val="00A10FD9"/>
     <w:rPr>
-      <w:rFonts w:cstheme="majorBidi" w:eastAsiaTheme="majorEastAsia"/>
-      <w:color w:themeColor="accent1" w:themeShade="BF" w:val="0F4761"/>
+      <w:rFonts w:eastAsiaTheme="majorEastAsia" w:cstheme="majorBidi"/>
+      <w:color w:val="0F4761" w:themeColor="accent1" w:themeShade="BF"/>
       <w:sz w:val="28"/>
       <w:szCs w:val="28"/>
     </w:rPr>
   </w:style>
-  <w:style w:customStyle="1" w:styleId="Heading4Char" w:type="character">
+  <w:style w:type="character" w:customStyle="1" w:styleId="Heading4Char">
     <w:name w:val="Heading 4 Char"/>
     <w:basedOn w:val="DefaultParagraphFont"/>
     <w:link w:val="Heading4"/>
@@ -2191,13 +2257,13 @@
     <w:semiHidden/>
     <w:rsid w:val="00A10FD9"/>
     <w:rPr>
-      <w:rFonts w:cstheme="majorBidi" w:eastAsiaTheme="majorEastAsia"/>
+      <w:rFonts w:eastAsiaTheme="majorEastAsia" w:cstheme="majorBidi"/>
       <w:i/>
       <w:iCs/>
-      <w:color w:themeColor="accent1" w:themeShade="BF" w:val="0F4761"/>
-    </w:rPr>
-  </w:style>
-  <w:style w:customStyle="1" w:styleId="Heading5Char" w:type="character">
+      <w:color w:val="0F4761" w:themeColor="accent1" w:themeShade="BF"/>
+    </w:rPr>
+  </w:style>
+  <w:style w:type="character" w:customStyle="1" w:styleId="Heading5Char">
     <w:name w:val="Heading 5 Char"/>
     <w:basedOn w:val="DefaultParagraphFont"/>
     <w:link w:val="Heading5"/>
@@ -2205,11 +2271,11 @@
     <w:semiHidden/>
     <w:rsid w:val="00A10FD9"/>
     <w:rPr>
-      <w:rFonts w:cstheme="majorBidi" w:eastAsiaTheme="majorEastAsia"/>
-      <w:color w:themeColor="accent1" w:themeShade="BF" w:val="0F4761"/>
-    </w:rPr>
-  </w:style>
-  <w:style w:customStyle="1" w:styleId="Heading6Char" w:type="character">
+      <w:rFonts w:eastAsiaTheme="majorEastAsia" w:cstheme="majorBidi"/>
+      <w:color w:val="0F4761" w:themeColor="accent1" w:themeShade="BF"/>
+    </w:rPr>
+  </w:style>
+  <w:style w:type="character" w:customStyle="1" w:styleId="Heading6Char">
     <w:name w:val="Heading 6 Char"/>
     <w:basedOn w:val="DefaultParagraphFont"/>
     <w:link w:val="Heading6"/>
@@ -2217,13 +2283,13 @@
     <w:semiHidden/>
     <w:rsid w:val="00A10FD9"/>
     <w:rPr>
-      <w:rFonts w:cstheme="majorBidi" w:eastAsiaTheme="majorEastAsia"/>
+      <w:rFonts w:eastAsiaTheme="majorEastAsia" w:cstheme="majorBidi"/>
       <w:i/>
       <w:iCs/>
-      <w:color w:themeColor="text1" w:themeTint="A6" w:val="595959"/>
-    </w:rPr>
-  </w:style>
-  <w:style w:customStyle="1" w:styleId="Heading7Char" w:type="character">
+      <w:color w:val="595959" w:themeColor="text1" w:themeTint="A6"/>
+    </w:rPr>
+  </w:style>
+  <w:style w:type="character" w:customStyle="1" w:styleId="Heading7Char">
     <w:name w:val="Heading 7 Char"/>
     <w:basedOn w:val="DefaultParagraphFont"/>
     <w:link w:val="Heading7"/>
@@ -2231,11 +2297,11 @@
     <w:semiHidden/>
     <w:rsid w:val="00A10FD9"/>
     <w:rPr>
-      <w:rFonts w:cstheme="majorBidi" w:eastAsiaTheme="majorEastAsia"/>
-      <w:color w:themeColor="text1" w:themeTint="A6" w:val="595959"/>
-    </w:rPr>
-  </w:style>
-  <w:style w:customStyle="1" w:styleId="Heading8Char" w:type="character">
+      <w:rFonts w:eastAsiaTheme="majorEastAsia" w:cstheme="majorBidi"/>
+      <w:color w:val="595959" w:themeColor="text1" w:themeTint="A6"/>
+    </w:rPr>
+  </w:style>
+  <w:style w:type="character" w:customStyle="1" w:styleId="Heading8Char">
     <w:name w:val="Heading 8 Char"/>
     <w:basedOn w:val="DefaultParagraphFont"/>
     <w:link w:val="Heading8"/>
@@ -2243,13 +2309,13 @@
     <w:semiHidden/>
     <w:rsid w:val="00A10FD9"/>
     <w:rPr>
-      <w:rFonts w:cstheme="majorBidi" w:eastAsiaTheme="majorEastAsia"/>
+      <w:rFonts w:eastAsiaTheme="majorEastAsia" w:cstheme="majorBidi"/>
       <w:i/>
       <w:iCs/>
-      <w:color w:themeColor="text1" w:themeTint="D8" w:val="272727"/>
-    </w:rPr>
-  </w:style>
-  <w:style w:customStyle="1" w:styleId="Heading9Char" w:type="character">
+      <w:color w:val="272727" w:themeColor="text1" w:themeTint="D8"/>
+    </w:rPr>
+  </w:style>
+  <w:style w:type="character" w:customStyle="1" w:styleId="Heading9Char">
     <w:name w:val="Heading 9 Char"/>
     <w:basedOn w:val="DefaultParagraphFont"/>
     <w:link w:val="Heading9"/>
@@ -2257,11 +2323,11 @@
     <w:semiHidden/>
     <w:rsid w:val="00A10FD9"/>
     <w:rPr>
-      <w:rFonts w:cstheme="majorBidi" w:eastAsiaTheme="majorEastAsia"/>
-      <w:color w:themeColor="text1" w:themeTint="D8" w:val="272727"/>
-    </w:rPr>
-  </w:style>
-  <w:style w:styleId="BlockText" w:type="paragraph">
+      <w:rFonts w:eastAsiaTheme="majorEastAsia" w:cstheme="majorBidi"/>
+      <w:color w:val="272727" w:themeColor="text1" w:themeTint="D8"/>
+    </w:rPr>
+  </w:style>
+  <w:style w:type="paragraph" w:styleId="BlockText">
     <w:name w:val="Block Text"/>
     <w:basedOn w:val="BodyText"/>
     <w:next w:val="BodyText"/>
@@ -2269,11 +2335,11 @@
     <w:unhideWhenUsed/>
     <w:qFormat/>
     <w:pPr>
-      <w:spacing w:after="180" w:before="0" w:line="240" w:lineRule="auto"/>
+      <w:spacing w:before="0" w:after="180" w:line="240" w:lineRule="auto"/>
       <w:ind w:firstLine="0" w:left="720" w:right="720"/>
     </w:pPr>
   </w:style>
-  <w:style w:styleId="FootnoteText" w:type="paragraph">
+  <w:style w:type="paragraph" w:styleId="FootnoteText">
     <w:name w:val="Footnote Text"/>
     <w:basedOn w:val="Normal"/>
     <w:next w:val="FootnoteText"/>
@@ -2281,14 +2347,14 @@
     <w:unhideWhenUsed/>
     <w:qFormat/>
     <w:pPr>
-      <w:spacing w:after="120" w:before="0" w:line="240" w:lineRule="auto"/>
+      <w:spacing w:before="0" w:after="120" w:line="240" w:lineRule="auto"/>
     </w:pPr>
     <w:rPr>
       <w:sz w:val="28"/>
       <w:szCs w:val="28"/>
     </w:rPr>
   </w:style>
-  <w:style w:styleId="FootnoteBlockText" w:type="paragraph">
+  <w:style w:type="paragraph" w:styleId="FootnoteBlockText">
     <w:name w:val="Footnote Block Text"/>
     <w:basedOn w:val="FootnoteText"/>
     <w:next w:val="FootnoteText"/>
@@ -2296,34 +2362,34 @@
     <w:unhideWhenUsed/>
     <w:qFormat/>
     <w:pPr>
-      <w:spacing w:after="100" w:before="100"/>
+      <w:spacing w:before="100" w:after="100"/>
       <w:ind w:firstLine="0" w:left="480" w:right="480"/>
     </w:pPr>
   </w:style>
-  <w:style w:default="1" w:styleId="DefaultParagraphFont" w:type="character">
+  <w:style w:type="character" w:default="1" w:styleId="DefaultParagraphFont">
     <w:name w:val="Default Paragraph Font"/>
     <w:semiHidden/>
     <w:unhideWhenUsed/>
   </w:style>
-  <w:style w:default="1" w:styleId="Table" w:type="table">
+  <w:style w:type="table" w:default="1" w:styleId="Table">
     <w:name w:val="Table"/>
     <w:basedOn w:val="TableNormal"/>
     <w:semiHidden/>
     <w:unhideWhenUsed/>
     <w:qFormat/>
     <w:tblPr>
-      <w:tblInd w:type="dxa" w:w="0"/>
+      <w:tblInd w:w="0" w:type="dxa"/>
       <w:tblCellMar>
-        <w:top w:type="dxa" w:w="0"/>
-        <w:left w:type="dxa" w:w="108"/>
-        <w:bottom w:type="dxa" w:w="0"/>
-        <w:right w:type="dxa" w:w="108"/>
+        <w:top w:w="0" w:type="dxa"/>
+        <w:left w:w="108" w:type="dxa"/>
+        <w:bottom w:w="0" w:type="dxa"/>
+        <w:right w:w="108" w:type="dxa"/>
       </w:tblCellMar>
     </w:tblPr>
     <w:tblStylePr w:type="firstRow">
       <w:tblPr>
         <w:jc w:val="left"/>
-        <w:tblInd w:type="dxa" w:w="0"/>
+        <w:tblInd w:w="0" w:type="dxa"/>
       </w:tblPr>
       <w:trPr>
         <w:jc w:val="left"/>
@@ -2336,7 +2402,7 @@
       </w:tcPr>
     </w:tblStylePr>
   </w:style>
-  <w:style w:customStyle="1" w:styleId="DefinitionTerm" w:type="paragraph">
+  <w:style w:type="paragraph" w:customStyle="1" w:styleId="DefinitionTerm">
     <w:name w:val="Definition Term"/>
     <w:basedOn w:val="Normal"/>
     <w:next w:val="Definition"/>
@@ -2349,49 +2415,49 @@
       <w:b/>
     </w:rPr>
   </w:style>
-  <w:style w:customStyle="1" w:styleId="Definition" w:type="paragraph">
+  <w:style w:type="paragraph" w:customStyle="1" w:styleId="Definition">
     <w:name w:val="Definition"/>
     <w:basedOn w:val="Normal"/>
   </w:style>
-  <w:style w:styleId="Caption" w:type="paragraph">
+  <w:style w:type="paragraph" w:styleId="Caption">
     <w:name w:val="Caption"/>
     <w:basedOn w:val="Normal"/>
     <w:link w:val="BodyTextChar"/>
     <w:pPr>
-      <w:spacing w:after="120" w:before="0"/>
+      <w:spacing w:before="0" w:after="120"/>
     </w:pPr>
     <w:rPr>
       <w:i/>
     </w:rPr>
   </w:style>
-  <w:style w:customStyle="1" w:styleId="TableCaption" w:type="paragraph">
+  <w:style w:type="paragraph" w:customStyle="1" w:styleId="TableCaption">
     <w:name w:val="Table Caption"/>
     <w:basedOn w:val="Caption"/>
     <w:pPr>
       <w:keepNext/>
     </w:pPr>
   </w:style>
-  <w:style w:customStyle="1" w:styleId="ImageCaption" w:type="paragraph">
+  <w:style w:type="paragraph" w:customStyle="1" w:styleId="ImageCaption">
     <w:name w:val="Image Caption"/>
     <w:basedOn w:val="Caption"/>
   </w:style>
-  <w:style w:customStyle="1" w:styleId="Figure" w:type="paragraph">
+  <w:style w:type="paragraph" w:customStyle="1" w:styleId="Figure">
     <w:name w:val="Figure"/>
     <w:basedOn w:val="Normal"/>
   </w:style>
-  <w:style w:customStyle="1" w:styleId="CaptionedFigure" w:type="paragraph">
+  <w:style w:type="paragraph" w:customStyle="1" w:styleId="CaptionedFigure">
     <w:name w:val="Captioned Figure"/>
     <w:basedOn w:val="Figure"/>
     <w:pPr>
       <w:keepNext/>
     </w:pPr>
   </w:style>
-  <w:style w:customStyle="1" w:styleId="BodyTextChar" w:type="character">
+  <w:style w:type="character" w:customStyle="1" w:styleId="BodyTextChar">
     <w:name w:val="Body Text Char"/>
     <w:basedOn w:val="DefaultParagraphFont"/>
     <w:link w:val="BodyText"/>
   </w:style>
-  <w:style w:customStyle="1" w:styleId="VerbatimChar" w:type="character">
+  <w:style w:type="character" w:customStyle="1" w:styleId="VerbatimChar">
     <w:name w:val="Verbatim Char"/>
     <w:basedOn w:val="BodyTextChar"/>
     <w:rPr>
@@ -2399,25 +2465,25 @@
       <w:sz w:val="22"/>
     </w:rPr>
   </w:style>
-  <w:style w:customStyle="1" w:styleId="SectionNumber" w:type="character">
+  <w:style w:type="character" w:customStyle="1" w:styleId="SectionNumber">
     <w:name w:val="Section Number"/>
     <w:basedOn w:val="BodyTextChar"/>
   </w:style>
-  <w:style w:styleId="FootnoteReference" w:type="character">
+  <w:style w:type="character" w:styleId="FootnoteReference">
     <w:name w:val="Footnote Reference"/>
     <w:basedOn w:val="BodyTextChar"/>
     <w:rPr>
       <w:vertAlign w:val="superscript"/>
     </w:rPr>
   </w:style>
-  <w:style w:styleId="Hyperlink" w:type="character">
+  <w:style w:type="character" w:styleId="Hyperlink">
     <w:name w:val="Hyperlink"/>
     <w:basedOn w:val="BodyTextChar"/>
     <w:rPr>
-      <w:color w:themeColor="accent1" w:val="4F81BD"/>
-    </w:rPr>
-  </w:style>
-  <w:style w:styleId="TOCHeading" w:type="paragraph">
+      <w:color w:val="4F81BD" w:themeColor="accent1"/>
+    </w:rPr>
+  </w:style>
+  <w:style w:type="paragraph" w:styleId="TOCHeading">
     <w:name w:val="TOC Heading"/>
     <w:basedOn w:val="Heading1"/>
     <w:next w:val="BodyText"/>
@@ -2429,18 +2495,18 @@
       <w:outlineLvl w:val="9"/>
     </w:pPr>
     <w:rPr>
-      <w:rFonts w:asciiTheme="majorHAnsi" w:cstheme="majorBidi" w:eastAsiaTheme="majorEastAsia" w:hAnsiTheme="majorHAnsi"/>
+      <w:rFonts w:asciiTheme="majorHAnsi" w:eastAsiaTheme="majorEastAsia" w:hAnsiTheme="majorHAnsi" w:cstheme="majorBidi"/>
       <w:b w:val="0"/>
       <w:bCs w:val="0"/>
-      <w:color w:themeColor="accent1" w:themeShade="BF" w:val="365F91"/>
-    </w:rPr>
-  </w:style>
-  <w:style w:customStyle="1" w:styleId="Centered" w:type="paragraph">
+      <w:color w:val="365F91" w:themeColor="accent1" w:themeShade="BF"/>
+    </w:rPr>
+  </w:style>
+  <w:style w:type="paragraph" w:customStyle="1" w:styleId="Centered">
     <w:name w:val="Centered"/>
     <w:basedOn w:val="Normal"/>
     <w:qFormat/>
     <w:pPr>
-      <w:spacing w:after="0" w:before="0" w:line="240" w:lineRule="auto"/>
+      <w:spacing w:before="0" w:after="0" w:line="240" w:lineRule="auto"/>
       <w:ind w:firstLine="0"/>
       <w:jc w:val="center"/>
     </w:pPr>
@@ -2449,16 +2515,16 @@
       <w:szCs w:val="28"/>
     </w:rPr>
   </w:style>
-  <w:style w:customStyle="1" w:styleId="Single" w:type="paragraph">
+  <w:style w:type="paragraph" w:customStyle="1" w:styleId="Single">
     <w:name w:val="Single"/>
     <w:basedOn w:val="Normal"/>
     <w:qFormat/>
     <w:pPr>
-      <w:spacing w:after="200" w:before="0" w:line="240" w:lineRule="auto"/>
+      <w:spacing w:before="0" w:after="200" w:line="240" w:lineRule="auto"/>
       <w:ind w:firstLine="0"/>
     </w:pPr>
   </w:style>
-  <w:style w:customStyle="1" w:styleId="Keep" w:type="paragraph">
+  <w:style w:type="paragraph" w:customStyle="1" w:styleId="Keep">
     <w:name w:val="Keep"/>
     <w:basedOn w:val="Single"/>
     <w:qFormat/>
@@ -2467,48 +2533,48 @@
       <w:keepLines/>
     </w:pPr>
   </w:style>
-  <w:style w:customStyle="1" w:styleId="Counsel" w:type="paragraph">
+  <w:style w:type="paragraph" w:customStyle="1" w:styleId="Counsel">
     <w:name w:val="Counsel"/>
     <w:basedOn w:val="Normal"/>
     <w:qFormat/>
     <w:pPr>
-      <w:spacing w:after="0" w:before="0" w:line="240" w:lineRule="auto"/>
-      <w:ind w:firstLine="0" w:left="4680"/>
-    </w:pPr>
-  </w:style>
-  <w:style w:customStyle="1" w:styleId="DoubleRule" w:type="paragraph">
+      <w:spacing w:before="0" w:after="0" w:line="240" w:lineRule="auto"/>
+      <w:ind w:left="4680" w:firstLine="0"/>
+    </w:pPr>
+  </w:style>
+  <w:style w:type="paragraph" w:customStyle="1" w:styleId="DoubleRule">
     <w:name w:val="Double Rule"/>
     <w:basedOn w:val="Normal"/>
     <w:qFormat/>
     <w:pPr>
       <w:pBdr>
-        <w:bottom w:color="000000" w:space="1" w:sz="6" w:val="double"/>
+        <w:bottom w:val="double" w:sz="6" w:space="1" w:color="000000"/>
       </w:pBdr>
-      <w:spacing w:after="240" w:before="0" w:line="240" w:lineRule="auto"/>
+      <w:spacing w:before="0" w:after="240" w:line="240" w:lineRule="auto"/>
       <w:ind w:firstLine="0"/>
     </w:pPr>
   </w:style>
-  <w:style w:customStyle="1" w:styleId="ShortRule" w:type="paragraph">
+  <w:style w:type="paragraph" w:customStyle="1" w:styleId="ShortRule">
     <w:name w:val="Short Rule"/>
     <w:basedOn w:val="Normal"/>
     <w:qFormat/>
     <w:pPr>
       <w:pBdr>
-        <w:bottom w:color="000000" w:space="1" w:sz="6" w:val="single"/>
+        <w:bottom w:val="single" w:sz="6" w:space="1" w:color="000000"/>
       </w:pBdr>
-      <w:spacing w:after="240" w:before="0" w:line="240" w:lineRule="auto"/>
-      <w:ind w:firstLine="0" w:left="3240" w:right="3240"/>
+      <w:spacing w:before="0" w:after="240" w:line="240" w:lineRule="auto"/>
+      <w:ind w:left="3240" w:right="3240" w:firstLine="0"/>
       <w:jc w:val="center"/>
     </w:pPr>
   </w:style>
-  <w:style w:customStyle="1" w:styleId="FrontHeading" w:type="paragraph">
+  <w:style w:type="paragraph" w:customStyle="1" w:styleId="FrontHeading">
     <w:name w:val="Front Heading"/>
     <w:basedOn w:val="Normal"/>
     <w:qFormat/>
     <w:pPr>
       <w:keepNext/>
       <w:keepLines/>
-      <w:spacing w:after="240" w:before="240" w:line="240" w:lineRule="auto"/>
+      <w:spacing w:before="240" w:after="240" w:line="240" w:lineRule="auto"/>
       <w:ind w:firstLine="0"/>
       <w:jc w:val="center"/>
     </w:pPr>
@@ -2518,7 +2584,7 @@
       <w:caps/>
     </w:rPr>
   </w:style>
-  <w:style w:customStyle="1" w:styleId="KeepBody" w:type="paragraph">
+  <w:style w:type="paragraph" w:customStyle="1" w:styleId="KeepBody">
     <w:name w:val="Keep Body"/>
     <w:basedOn w:val="BodyText"/>
     <w:qFormat/>
@@ -2527,14 +2593,14 @@
       <w:keepLines/>
     </w:pPr>
   </w:style>
-  <w:style w:customStyle="1" w:styleId="Point" w:type="paragraph">
+  <w:style w:type="paragraph" w:customStyle="1" w:styleId="Point">
     <w:name w:val="Point"/>
     <w:basedOn w:val="Normal"/>
     <w:qFormat/>
     <w:pPr>
       <w:keepNext/>
       <w:keepLines/>
-      <w:spacing w:after="240" w:before="240" w:line="240" w:lineRule="auto"/>
+      <w:spacing w:before="240" w:after="240" w:line="240" w:lineRule="auto"/>
       <w:ind w:firstLine="0"/>
       <w:jc w:val="center"/>
       <w:outlineLvl w:val="1"/>
@@ -2545,15 +2611,15 @@
       <w:smallCaps/>
     </w:rPr>
   </w:style>
-  <w:style w:customStyle="1" w:styleId="Sub1" w:type="paragraph">
+  <w:style w:type="paragraph" w:customStyle="1" w:styleId="Sub1">
     <w:name w:val="Sub 1"/>
     <w:basedOn w:val="Normal"/>
     <w:qFormat/>
     <w:pPr>
       <w:keepNext/>
       <w:keepLines/>
-      <w:spacing w:after="240" w:before="240" w:line="240" w:lineRule="auto"/>
-      <w:ind w:firstLine="0" w:hanging="720" w:left="1440"/>
+      <w:spacing w:before="240" w:after="240" w:line="240" w:lineRule="auto"/>
+      <w:ind w:left="1440" w:hanging="720" w:firstLine="0"/>
       <w:outlineLvl w:val="1"/>
     </w:pPr>
     <w:rPr>
@@ -2561,15 +2627,15 @@
       <w:bCs/>
     </w:rPr>
   </w:style>
-  <w:style w:customStyle="1" w:styleId="Sub2" w:type="paragraph">
+  <w:style w:type="paragraph" w:customStyle="1" w:styleId="Sub2">
     <w:name w:val="Sub 2"/>
     <w:basedOn w:val="Normal"/>
     <w:qFormat/>
     <w:pPr>
       <w:keepNext/>
       <w:keepLines/>
-      <w:spacing w:after="240" w:before="240" w:line="240" w:lineRule="auto"/>
-      <w:ind w:firstLine="0" w:hanging="720" w:left="2160"/>
+      <w:spacing w:before="240" w:after="240" w:line="240" w:lineRule="auto"/>
+      <w:ind w:left="2160" w:hanging="720" w:firstLine="0"/>
       <w:outlineLvl w:val="2"/>
     </w:pPr>
     <w:rPr>
@@ -2577,15 +2643,15 @@
       <w:bCs/>
     </w:rPr>
   </w:style>
-  <w:style w:customStyle="1" w:styleId="Sub3" w:type="paragraph">
+  <w:style w:type="paragraph" w:customStyle="1" w:styleId="Sub3">
     <w:name w:val="Sub 3"/>
     <w:basedOn w:val="Normal"/>
     <w:qFormat/>
     <w:pPr>
       <w:keepNext/>
       <w:keepLines/>
-      <w:spacing w:after="240" w:before="240" w:line="240" w:lineRule="auto"/>
-      <w:ind w:firstLine="0" w:hanging="720" w:left="2880"/>
+      <w:spacing w:before="240" w:after="240" w:line="240" w:lineRule="auto"/>
+      <w:ind w:left="2880" w:hanging="720" w:firstLine="0"/>
       <w:outlineLvl w:val="3"/>
     </w:pPr>
     <w:rPr>
@@ -2593,15 +2659,15 @@
       <w:bCs/>
     </w:rPr>
   </w:style>
-  <w:style w:customStyle="1" w:styleId="Sub4" w:type="paragraph">
+  <w:style w:type="paragraph" w:customStyle="1" w:styleId="Sub4">
     <w:name w:val="Sub 4"/>
     <w:basedOn w:val="Normal"/>
     <w:qFormat/>
     <w:pPr>
       <w:keepNext/>
       <w:keepLines/>
-      <w:spacing w:after="240" w:before="240" w:line="240" w:lineRule="auto"/>
-      <w:ind w:firstLine="0" w:hanging="720" w:left="3600"/>
+      <w:spacing w:before="240" w:after="240" w:line="240" w:lineRule="auto"/>
+      <w:ind w:left="3600" w:hanging="720" w:firstLine="0"/>
       <w:outlineLvl w:val="4"/>
     </w:pPr>
     <w:rPr>

--- a/courts/federal-circuit/court-of-veteran-appeals/opening-brief/usage/OUTPUT-opening-brief.docx
+++ b/courts/federal-circuit/court-of-veteran-appeals/opening-brief/usage/OUTPUT-opening-brief.docx
@@ -4,206 +4,599 @@
   <w:body>
     <w:p>
       <w:pPr>
-        <w:pStyle w:val="Centered"/>
+        <w:keepNext/>
+        <w:keepLines/>
+        <w:spacing w:before="168" w:after="0" w:line="340" w:lineRule="exact"/>
+        <w:jc w:val="center"/>
       </w:pPr>
       <w:r>
         <w:rPr>
           <w:b/>
           <w:bCs/>
         </w:rPr>
-        <w:t xml:space="preserve">Vet. App. No. 19-7391</w:t>
-      </w:r>
-    </w:p>
-    <w:p>
-      <w:pPr>
-        <w:pStyle w:val="DoubleRule"/>
-      </w:pPr>
-    </w:p>
-    <w:p>
-      <w:pPr>
-        <w:pStyle w:val="Centered"/>
-      </w:pPr>
+        <w:t xml:space="preserve">Vet. App. No. </w:t>
+      </w:r>
       <w:r>
         <w:rPr>
           <w:b/>
           <w:bCs/>
         </w:rPr>
-        <w:t xml:space="preserve">IN THE UNITED STATES COURT OF APPEALS</w:t>
-      </w:r>
-      <w:r>
-        <w:br/>
-      </w:r>
+        <w:t xml:space="preserve">19</w:t>
+        <w:noBreakHyphen/>
+        <w:t xml:space="preserve">7391</w:t>
+      </w:r>
+    </w:p>
+    <w:p>
+      <w:pPr>
+        <w:pBdr>
+          <w:bottom w:val="thickThinSmallGap" w:sz="12" w:space="1" w:color="000000"/>
+        </w:pBdr>
+        <w:spacing w:before="280" w:after="0" w:line="20" w:lineRule="exact"/>
+        <w:ind w:left="0" w:right="0"/>
+      </w:pPr>
+    </w:p>
+    <w:p>
+      <w:pPr>
+        <w:spacing w:before="280" w:after="0" w:line="340" w:lineRule="exact"/>
+        <w:jc w:val="center"/>
+      </w:pPr>
       <w:r>
         <w:rPr>
           <w:b/>
           <w:bCs/>
         </w:rPr>
-        <w:t xml:space="preserve">FOR VETERANS CLAIMS</w:t>
-      </w:r>
-    </w:p>
-    <w:p>
-      <w:pPr>
-        <w:pStyle w:val="ShortRule"/>
-      </w:pPr>
-    </w:p>
-    <w:p>
-      <w:pPr>
-        <w:pStyle w:val="Centered"/>
-      </w:pPr>
-      <w:r>
-        <w:t xml:space="preserve">ADRIAN A. CHAVEZ,</w:t>
-      </w:r>
-    </w:p>
-    <w:p>
-      <w:pPr>
-        <w:pStyle w:val="Counsel"/>
-      </w:pPr>
-      <w:r>
-        <w:t xml:space="preserve">Appellant,</w:t>
-      </w:r>
-    </w:p>
-    <w:p>
-      <w:pPr>
-        <w:pStyle w:val="Centered"/>
-      </w:pPr>
-      <w:r>
-        <w:t xml:space="preserve">v.</w:t>
-      </w:r>
-    </w:p>
-    <w:p>
-      <w:pPr>
-        <w:pStyle w:val="Centered"/>
-      </w:pPr>
-      <w:r>
-        <w:t xml:space="preserve">ROBERT L. WILKIE,</w:t>
-      </w:r>
-    </w:p>
-    <w:p>
-      <w:pPr>
-        <w:pStyle w:val="Centered"/>
-      </w:pPr>
-      <w:r>
-        <w:t xml:space="preserve">SECRETARY OF VETERANS AFFAIRS,</w:t>
-      </w:r>
-    </w:p>
-    <w:p>
-      <w:pPr>
-        <w:pStyle w:val="Counsel"/>
-      </w:pPr>
-      <w:r>
-        <w:t xml:space="preserve">Appellee.</w:t>
-      </w:r>
-    </w:p>
-    <w:p>
-      <w:pPr>
-        <w:pStyle w:val="ShortRule"/>
-      </w:pPr>
-    </w:p>
-    <w:p>
-      <w:pPr>
-        <w:pStyle w:val="Centered"/>
-      </w:pPr>
+        <w:t xml:space="preserve">IN THE UNITED STATES COURT OF APPEALS</w:t>
+      </w:r>
+      <w:r>
+        <w:br/>
+      </w:r>
       <w:r>
         <w:rPr>
           <w:b/>
           <w:bCs/>
         </w:rPr>
-        <w:t xml:space="preserve">ON APPEAL FROM THE BOARD OF VETERANS’ APPEALS</w:t>
-      </w:r>
-    </w:p>
-    <w:p>
-      <w:pPr>
-        <w:pStyle w:val="ShortRule"/>
-      </w:pPr>
-    </w:p>
-    <w:p>
-      <w:pPr>
-        <w:pStyle w:val="Centered"/>
+        <w:t xml:space="preserve">FOR VETERANS CLAIMS</w:t>
+      </w:r>
+    </w:p>
+    <w:p>
+      <w:pPr>
+        <w:pBdr>
+          <w:bottom w:val="single" w:sz="6" w:space="1" w:color="000000"/>
+        </w:pBdr>
+        <w:spacing w:before="280" w:after="0" w:line="20" w:lineRule="exact"/>
+        <w:ind w:left="3240" w:right="3240"/>
+      </w:pPr>
+    </w:p>
+    <w:p>
+      <w:pPr>
+        <w:spacing w:before="280" w:after="0" w:line="340" w:lineRule="exact"/>
+        <w:jc w:val="center"/>
+      </w:pPr>
+      <w:r>
+        <w:t xml:space="preserve">ADRIAN</w:t>
+      </w:r>
+      <w:r>
+        <w:t xml:space="preserve"> </w:t>
+      </w:r>
+      <w:r>
+        <w:t xml:space="preserve">A.</w:t>
+      </w:r>
+      <w:r>
+        <w:t xml:space="preserve"> </w:t>
+      </w:r>
+      <w:r>
+        <w:t xml:space="preserve">CHAVEZ,</w:t>
+      </w:r>
+    </w:p>
+    <w:p>
+      <w:pPr>
+        <w:spacing w:before="0" w:after="0" w:line="340" w:lineRule="exact"/>
+        <w:ind w:left="4680"/>
+      </w:pPr>
+      <w:r>
+        <w:t xml:space="preserve">Appellant,</w:t>
+      </w:r>
+    </w:p>
+    <w:p>
+      <w:pPr>
+        <w:spacing w:before="84" w:after="84" w:line="340" w:lineRule="exact"/>
+        <w:jc w:val="center"/>
+      </w:pPr>
+      <w:r>
+        <w:t xml:space="preserve">v.</w:t>
+      </w:r>
+    </w:p>
+    <w:p>
+      <w:pPr>
+        <w:spacing w:before="0" w:after="0" w:line="340" w:lineRule="exact"/>
+        <w:jc w:val="center"/>
+      </w:pPr>
+      <w:r>
+        <w:t xml:space="preserve">ROBERT</w:t>
+      </w:r>
+      <w:r>
+        <w:t xml:space="preserve"> </w:t>
+      </w:r>
+      <w:r>
+        <w:t xml:space="preserve">L.</w:t>
+      </w:r>
+      <w:r>
+        <w:t xml:space="preserve"> </w:t>
+      </w:r>
+      <w:r>
+        <w:t xml:space="preserve">WILKIE,</w:t>
+      </w:r>
+    </w:p>
+    <w:p>
+      <w:pPr>
+        <w:spacing w:before="0" w:after="0" w:line="340" w:lineRule="exact"/>
+        <w:jc w:val="center"/>
+      </w:pPr>
+      <w:r>
+        <w:t xml:space="preserve">SECRETARY</w:t>
+      </w:r>
+      <w:r>
+        <w:t xml:space="preserve"> </w:t>
+      </w:r>
+      <w:r>
+        <w:t xml:space="preserve">OF</w:t>
+      </w:r>
+      <w:r>
+        <w:t xml:space="preserve"> </w:t>
+      </w:r>
+      <w:r>
+        <w:t xml:space="preserve">VETERANS</w:t>
+      </w:r>
+      <w:r>
+        <w:t xml:space="preserve"> </w:t>
+      </w:r>
+      <w:r>
+        <w:t xml:space="preserve">AFFAIRS,</w:t>
+      </w:r>
+    </w:p>
+    <w:p>
+      <w:pPr>
+        <w:spacing w:before="0" w:after="0" w:line="340" w:lineRule="exact"/>
+        <w:ind w:left="4680"/>
+      </w:pPr>
+      <w:r>
+        <w:t xml:space="preserve">Appellee.</w:t>
+      </w:r>
+    </w:p>
+    <w:p>
+      <w:pPr>
+        <w:pBdr>
+          <w:bottom w:val="single" w:sz="6" w:space="1" w:color="000000"/>
+        </w:pBdr>
+        <w:spacing w:before="280" w:after="0" w:line="20" w:lineRule="exact"/>
+        <w:ind w:left="3240" w:right="3240"/>
+      </w:pPr>
+    </w:p>
+    <w:p>
+      <w:pPr>
+        <w:spacing w:before="280" w:after="0" w:line="340" w:lineRule="exact"/>
+        <w:jc w:val="center"/>
       </w:pPr>
       <w:r>
         <w:rPr>
           <w:b/>
           <w:bCs/>
         </w:rPr>
+        <w:t xml:space="preserve">ON</w:t>
+      </w:r>
+      <w:r>
+        <w:rPr>
+          <w:b/>
+          <w:bCs/>
+        </w:rPr>
+        <w:t xml:space="preserve"> </w:t>
+      </w:r>
+      <w:r>
+        <w:rPr>
+          <w:b/>
+          <w:bCs/>
+        </w:rPr>
+        <w:t xml:space="preserve">APPEAL</w:t>
+      </w:r>
+      <w:r>
+        <w:rPr>
+          <w:b/>
+          <w:bCs/>
+        </w:rPr>
+        <w:t xml:space="preserve"> </w:t>
+      </w:r>
+      <w:r>
+        <w:rPr>
+          <w:b/>
+          <w:bCs/>
+        </w:rPr>
+        <w:t xml:space="preserve">FROM</w:t>
+      </w:r>
+      <w:r>
+        <w:rPr>
+          <w:b/>
+          <w:bCs/>
+        </w:rPr>
+        <w:t xml:space="preserve"> </w:t>
+      </w:r>
+      <w:r>
+        <w:rPr>
+          <w:b/>
+          <w:bCs/>
+        </w:rPr>
+        <w:t xml:space="preserve">THE</w:t>
+      </w:r>
+      <w:r>
+        <w:rPr>
+          <w:b/>
+          <w:bCs/>
+        </w:rPr>
+        <w:t xml:space="preserve"> </w:t>
+      </w:r>
+      <w:r>
+        <w:rPr>
+          <w:b/>
+          <w:bCs/>
+        </w:rPr>
+        <w:t xml:space="preserve">BOARD</w:t>
+      </w:r>
+      <w:r>
+        <w:rPr>
+          <w:b/>
+          <w:bCs/>
+        </w:rPr>
+        <w:t xml:space="preserve"> </w:t>
+      </w:r>
+      <w:r>
+        <w:rPr>
+          <w:b/>
+          <w:bCs/>
+        </w:rPr>
+        <w:t xml:space="preserve">OF</w:t>
+      </w:r>
+      <w:r>
+        <w:rPr>
+          <w:b/>
+          <w:bCs/>
+        </w:rPr>
+        <w:t xml:space="preserve"> </w:t>
+      </w:r>
+      <w:r>
+        <w:rPr>
+          <w:b/>
+          <w:bCs/>
+        </w:rPr>
+        <w:t xml:space="preserve">VETERANS’</w:t>
+      </w:r>
+      <w:r>
+        <w:rPr>
+          <w:b/>
+          <w:bCs/>
+        </w:rPr>
+        <w:t xml:space="preserve"> </w:t>
+      </w:r>
+      <w:r>
+        <w:rPr>
+          <w:b/>
+          <w:bCs/>
+        </w:rPr>
+        <w:t xml:space="preserve">APPEALS</w:t>
+      </w:r>
+    </w:p>
+    <w:p>
+      <w:pPr>
+        <w:pBdr>
+          <w:bottom w:val="single" w:sz="6" w:space="1" w:color="000000"/>
+        </w:pBdr>
+        <w:spacing w:before="280" w:after="0" w:line="20" w:lineRule="exact"/>
+        <w:ind w:left="3240" w:right="3240"/>
+      </w:pPr>
+    </w:p>
+    <w:p>
+      <w:pPr>
+        <w:spacing w:before="280" w:after="0" w:line="340" w:lineRule="exact"/>
+        <w:jc w:val="center"/>
+      </w:pPr>
+      <w:r>
+        <w:rPr>
+          <w:b/>
+          <w:bCs/>
+        </w:rPr>
         <w:t xml:space="preserve">BRIEF OF APPELLANT</w:t>
       </w:r>
     </w:p>
     <w:p>
       <w:pPr>
-        <w:pStyle w:val="ShortRule"/>
-      </w:pPr>
-    </w:p>
-    <w:p>
-      <w:pPr>
-        <w:pStyle w:val="Counsel"/>
-      </w:pPr>
-      <w:r>
-        <w:t xml:space="preserve">SARAH E. O’BRIEN</w:t>
-      </w:r>
-    </w:p>
-    <w:p>
-      <w:pPr>
-        <w:pStyle w:val="Counsel"/>
-      </w:pPr>
-      <w:r>
-        <w:rPr>
-          <w:i/>
-          <w:iCs/>
-        </w:rPr>
-        <w:t xml:space="preserve">Chisholm, Chisholm &amp; Kilpatrick</w:t>
-      </w:r>
-    </w:p>
-    <w:p>
-      <w:pPr>
-        <w:pStyle w:val="Counsel"/>
-      </w:pPr>
-      <w:r>
-        <w:rPr>
-          <w:i/>
-          <w:iCs/>
-        </w:rPr>
-        <w:t xml:space="preserve">321 S Main St #200</w:t>
-      </w:r>
-    </w:p>
-    <w:p>
-      <w:pPr>
-        <w:pStyle w:val="Counsel"/>
-      </w:pPr>
-      <w:r>
-        <w:rPr>
-          <w:i/>
-          <w:iCs/>
-        </w:rPr>
-        <w:t xml:space="preserve">Providence, RI 02903</w:t>
-      </w:r>
-    </w:p>
-    <w:p>
-      <w:pPr>
-        <w:pStyle w:val="Counsel"/>
-      </w:pPr>
-      <w:r>
-        <w:rPr>
-          <w:i/>
-          <w:iCs/>
-        </w:rPr>
-        <w:t xml:space="preserve">Counsel for Appellant</w:t>
-      </w:r>
-    </w:p>
-    <w:p>
-      <w:pPr>
-        <w:pStyle w:val="Counsel"/>
-      </w:pPr>
-      <w:r>
-        <w:rPr>
-          <w:i/>
-          <w:iCs/>
-        </w:rPr>
-        <w:t xml:space="preserve">(401) 331-6300 (telephone)</w:t>
-      </w:r>
-    </w:p>
-    <w:p>
-      <w:pPr>
-        <w:pStyle w:val="DoubleRule"/>
+        <w:pBdr>
+          <w:bottom w:val="single" w:sz="6" w:space="1" w:color="000000"/>
+        </w:pBdr>
+        <w:spacing w:before="280" w:after="0" w:line="20" w:lineRule="exact"/>
+        <w:ind w:left="3240" w:right="3240"/>
+      </w:pPr>
+    </w:p>
+    <w:p>
+      <w:pPr>
+        <w:keepLines/>
+        <w:spacing w:before="280" w:after="0" w:line="340" w:lineRule="exact"/>
+        <w:ind w:left="4680"/>
+      </w:pPr>
+      <w:r>
+        <w:t xml:space="preserve">SARAH</w:t>
+      </w:r>
+      <w:r>
+        <w:t xml:space="preserve"> </w:t>
+      </w:r>
+      <w:r>
+        <w:t xml:space="preserve">E.</w:t>
+      </w:r>
+      <w:r>
+        <w:t xml:space="preserve"> </w:t>
+      </w:r>
+      <w:r>
+        <w:t xml:space="preserve">O’BRIEN</w:t>
+      </w:r>
+    </w:p>
+    <w:p>
+      <w:pPr>
+        <w:keepLines/>
+        <w:spacing w:before="0" w:after="0" w:line="340" w:lineRule="exact"/>
+        <w:ind w:left="4680" w:firstLine="140"/>
+      </w:pPr>
+      <w:r>
+        <w:rPr>
+          <w:i/>
+          <w:iCs/>
+        </w:rPr>
+        <w:t xml:space="preserve">Chisholm,</w:t>
+      </w:r>
+      <w:r>
+        <w:rPr>
+          <w:i/>
+          <w:iCs/>
+        </w:rPr>
+        <w:t xml:space="preserve"> </w:t>
+      </w:r>
+      <w:r>
+        <w:rPr>
+          <w:i/>
+          <w:iCs/>
+        </w:rPr>
+        <w:t xml:space="preserve">Chisholm</w:t>
+      </w:r>
+      <w:r>
+        <w:rPr>
+          <w:i/>
+          <w:iCs/>
+        </w:rPr>
+        <w:t xml:space="preserve"> </w:t>
+      </w:r>
+      <w:r>
+        <w:rPr>
+          <w:i/>
+          <w:iCs/>
+        </w:rPr>
+        <w:t xml:space="preserve">&amp;</w:t>
+      </w:r>
+      <w:r>
+        <w:rPr>
+          <w:i/>
+          <w:iCs/>
+        </w:rPr>
+        <w:t xml:space="preserve"> </w:t>
+      </w:r>
+      <w:r>
+        <w:rPr>
+          <w:i/>
+          <w:iCs/>
+        </w:rPr>
+        <w:t xml:space="preserve">Kilpatrick</w:t>
+      </w:r>
+    </w:p>
+    <w:p>
+      <w:pPr>
+        <w:keepLines/>
+        <w:spacing w:before="0" w:after="0" w:line="340" w:lineRule="exact"/>
+        <w:ind w:left="4680" w:firstLine="140"/>
+      </w:pPr>
+      <w:r>
+        <w:rPr>
+          <w:i/>
+          <w:iCs/>
+        </w:rPr>
+        <w:t xml:space="preserve">321</w:t>
+      </w:r>
+      <w:r>
+        <w:rPr>
+          <w:i/>
+          <w:iCs/>
+        </w:rPr>
+        <w:t xml:space="preserve"> </w:t>
+      </w:r>
+      <w:r>
+        <w:rPr>
+          <w:i/>
+          <w:iCs/>
+        </w:rPr>
+        <w:t xml:space="preserve">S</w:t>
+      </w:r>
+      <w:r>
+        <w:rPr>
+          <w:i/>
+          <w:iCs/>
+        </w:rPr>
+        <w:t xml:space="preserve"> </w:t>
+      </w:r>
+      <w:r>
+        <w:rPr>
+          <w:i/>
+          <w:iCs/>
+        </w:rPr>
+        <w:t xml:space="preserve">Main</w:t>
+      </w:r>
+      <w:r>
+        <w:rPr>
+          <w:i/>
+          <w:iCs/>
+        </w:rPr>
+        <w:t xml:space="preserve"> </w:t>
+      </w:r>
+      <w:r>
+        <w:rPr>
+          <w:i/>
+          <w:iCs/>
+        </w:rPr>
+        <w:t xml:space="preserve">St</w:t>
+      </w:r>
+      <w:r>
+        <w:rPr>
+          <w:i/>
+          <w:iCs/>
+        </w:rPr>
+        <w:t xml:space="preserve"> </w:t>
+      </w:r>
+      <w:r>
+        <w:rPr>
+          <w:i/>
+          <w:iCs/>
+        </w:rPr>
+        <w:t xml:space="preserve">#200</w:t>
+      </w:r>
+    </w:p>
+    <w:p>
+      <w:pPr>
+        <w:keepLines/>
+        <w:spacing w:before="0" w:after="0" w:line="340" w:lineRule="exact"/>
+        <w:ind w:left="4680" w:firstLine="140"/>
+      </w:pPr>
+      <w:r>
+        <w:rPr>
+          <w:i/>
+          <w:iCs/>
+        </w:rPr>
+        <w:t xml:space="preserve">Providence,</w:t>
+      </w:r>
+      <w:r>
+        <w:rPr>
+          <w:i/>
+          <w:iCs/>
+        </w:rPr>
+        <w:t xml:space="preserve"> </w:t>
+      </w:r>
+      <w:r>
+        <w:rPr>
+          <w:i/>
+          <w:iCs/>
+        </w:rPr>
+        <w:t xml:space="preserve">RI</w:t>
+      </w:r>
+      <w:r>
+        <w:rPr>
+          <w:i/>
+          <w:iCs/>
+        </w:rPr>
+        <w:t xml:space="preserve"> </w:t>
+      </w:r>
+      <w:r>
+        <w:rPr>
+          <w:i/>
+          <w:iCs/>
+        </w:rPr>
+        <w:t xml:space="preserve">02903</w:t>
+      </w:r>
+    </w:p>
+    <w:p>
+      <w:pPr>
+        <w:keepLines/>
+        <w:spacing w:before="0" w:after="0" w:line="340" w:lineRule="exact"/>
+        <w:ind w:left="4680" w:firstLine="140"/>
+      </w:pPr>
+      <w:r>
+        <w:rPr>
+          <w:i/>
+          <w:iCs/>
+        </w:rPr>
+        <w:t xml:space="preserve">Counsel</w:t>
+      </w:r>
+      <w:r>
+        <w:rPr>
+          <w:i/>
+          <w:iCs/>
+        </w:rPr>
+        <w:t xml:space="preserve"> </w:t>
+      </w:r>
+      <w:r>
+        <w:rPr>
+          <w:i/>
+          <w:iCs/>
+        </w:rPr>
+        <w:t xml:space="preserve">for</w:t>
+      </w:r>
+      <w:r>
+        <w:rPr>
+          <w:i/>
+          <w:iCs/>
+        </w:rPr>
+        <w:t xml:space="preserve"> </w:t>
+      </w:r>
+      <w:r>
+        <w:rPr>
+          <w:i/>
+          <w:iCs/>
+        </w:rPr>
+        <w:t xml:space="preserve">Appellant</w:t>
+      </w:r>
+    </w:p>
+    <w:p>
+      <w:pPr>
+        <w:keepLines/>
+        <w:spacing w:before="0" w:after="0" w:line="340" w:lineRule="exact"/>
+        <w:ind w:left="4680" w:firstLine="140"/>
+      </w:pPr>
+      <w:r>
+        <w:rPr>
+          <w:i/>
+          <w:iCs/>
+        </w:rPr>
+        <w:t xml:space="preserve">(401)</w:t>
+      </w:r>
+      <w:r>
+        <w:rPr>
+          <w:i/>
+          <w:iCs/>
+        </w:rPr>
+        <w:t xml:space="preserve"> </w:t>
+      </w:r>
+      <w:r>
+        <w:rPr>
+          <w:i/>
+          <w:iCs/>
+        </w:rPr>
+        <w:t xml:space="preserve">331</w:t>
+        <w:noBreakHyphen/>
+        <w:t xml:space="preserve">6300</w:t>
+      </w:r>
+      <w:r>
+        <w:rPr>
+          <w:i/>
+          <w:iCs/>
+        </w:rPr>
+        <w:t xml:space="preserve"> </w:t>
+      </w:r>
+      <w:r>
+        <w:rPr>
+          <w:i/>
+          <w:iCs/>
+        </w:rPr>
+        <w:t xml:space="preserve">(telephone)</w:t>
+      </w:r>
+    </w:p>
+    <w:p>
+      <w:pPr>
+        <w:pBdr>
+          <w:bottom w:val="thickThinSmallGap" w:sz="12" w:space="1" w:color="000000"/>
+        </w:pBdr>
+        <w:spacing w:before="280" w:after="0" w:line="20" w:lineRule="exact"/>
+        <w:ind w:left="0" w:right="0"/>
       </w:pPr>
     </w:p>
     <w:p>
@@ -212,672 +605,2388 @@
         <w:sectPr>
           <w:footerReference w:type="default" r:id="rIdFtrNone"/>
           <w:pgSz w:w="12240" w:h="15840"/>
-          <w:pgMar w:top="1440" w:right="1440" w:bottom="1440" w:left="1440" w:header="720" w:footer="432" w:gutter="0"/>
+          <w:pgMar w:top="1440" w:right="1441" w:bottom="1440" w:left="1440" w:header="720" w:footer="676" w:gutter="0"/>
         </w:sectPr>
       </w:pPr>
     </w:p>
     <w:p>
       <w:pPr>
-        <w:pStyle w:val="FrontHeading"/>
-      </w:pPr>
-      <w:r>
-        <w:t xml:space="preserve">Table of Contents</w:t>
-      </w:r>
-    </w:p>
-    <w:p>
-      <w:pPr>
-        <w:spacing w:before="240" w:after="0" w:line="240" w:lineRule="auto"/>
-        <w:ind w:left="0" w:hanging="0"/>
-      </w:pPr>
-      <w:r>
-        <w:t xml:space="preserve"/>
-      </w:r>
-      <w:r>
-        <w:t xml:space="preserve">STATEMENT OF THE ISSUE</w:t>
-      </w:r>
-    </w:p>
-    <w:p>
-      <w:pPr>
-        <w:spacing w:before="240" w:after="0" w:line="240" w:lineRule="auto"/>
-        <w:ind w:left="0" w:hanging="0"/>
-      </w:pPr>
-      <w:r>
-        <w:t xml:space="preserve"/>
-      </w:r>
-      <w:r>
-        <w:t xml:space="preserve">STATEMENT OF THE CASE</w:t>
-      </w:r>
-    </w:p>
-    <w:p>
-      <w:pPr>
-        <w:spacing w:before="240" w:after="0" w:line="240" w:lineRule="auto"/>
-        <w:ind w:left="0" w:hanging="0"/>
-      </w:pPr>
-      <w:r>
-        <w:t xml:space="preserve"/>
-      </w:r>
-      <w:r>
-        <w:t xml:space="preserve">SUMMARY OF THE ARGUMENT</w:t>
-      </w:r>
-    </w:p>
-    <w:p>
-      <w:pPr>
-        <w:spacing w:before="240" w:after="0" w:line="240" w:lineRule="auto"/>
-        <w:ind w:left="0" w:hanging="0"/>
-      </w:pPr>
-      <w:r>
-        <w:t xml:space="preserve"/>
-      </w:r>
-      <w:r>
-        <w:t xml:space="preserve">STANDARD OF REVIEW</w:t>
-      </w:r>
-    </w:p>
-    <w:p>
-      <w:pPr>
-        <w:spacing w:before="240" w:after="0" w:line="240" w:lineRule="auto"/>
-        <w:ind w:left="0" w:hanging="0"/>
-      </w:pPr>
-      <w:r>
-        <w:t xml:space="preserve"/>
-      </w:r>
-      <w:r>
-        <w:t xml:space="preserve">ARGUMENT</w:t>
-      </w:r>
-    </w:p>
-    <w:p>
-      <w:pPr>
-        <w:spacing w:before="240" w:after="0" w:line="240" w:lineRule="auto"/>
-        <w:ind w:left="0" w:hanging="0"/>
-      </w:pPr>
-      <w:r>
-        <w:t xml:space="preserve"/>
-      </w:r>
-      <w:r>
-        <w:t xml:space="preserve">CONCLUSION</w:t>
-      </w:r>
-    </w:p>
-    <w:p>
-      <w:r>
-        <w:br w:type="page"/>
-      </w:r>
-    </w:p>
-    <w:p>
-      <w:pPr>
-        <w:pStyle w:val="FrontHeading"/>
-      </w:pPr>
-      <w:r>
-        <w:t xml:space="preserve">Table of Authorities</w:t>
-      </w:r>
-    </w:p>
-    <w:p>
-      <w:pPr>
-        <w:pStyle w:val="Single"/>
+        <w:keepNext/>
+        <w:keepLines/>
+        <w:spacing w:before="0" w:after="308" w:line="400" w:lineRule="exact"/>
+        <w:ind w:left="0" w:firstLine="0"/>
+        <w:jc w:val="center"/>
       </w:pPr>
       <w:r>
         <w:rPr>
           <w:b/>
           <w:bCs/>
-        </w:rPr>
-        <w:t xml:space="preserve">Cases:</w:t>
-      </w:r>
-    </w:p>
-    <w:p>
-      <w:pPr>
-        <w:pStyle w:val="Single"/>
-      </w:pPr>
-      <w:r>
-        <w:rPr>
-          <w:i/>
-          <w:iCs/>
-        </w:rPr>
-        <w:t xml:space="preserve">Butts v. Brown</w:t>
-      </w:r>
-      <w:r>
-        <w:t xml:space="preserve">,</w:t>
-      </w:r>
-      <w:r>
-        <w:br/>
-      </w:r>
-      <w:r>
-        <w:t xml:space="preserve">5 Vet. App. 532 (1993) (en banc)</w:t>
-      </w:r>
-    </w:p>
-    <w:p>
-      <w:pPr>
-        <w:pStyle w:val="Single"/>
-      </w:pPr>
-      <w:r>
-        <w:rPr>
-          <w:i/>
-          <w:iCs/>
-        </w:rPr>
-        <w:t xml:space="preserve">Combee v. Brown</w:t>
-      </w:r>
-      <w:r>
-        <w:t xml:space="preserve">,</w:t>
-      </w:r>
-      <w:r>
-        <w:br/>
-      </w:r>
-      <w:r>
-        <w:t xml:space="preserve">34 F.3d 1039 (Fed. Cir. 1994)</w:t>
-      </w:r>
-    </w:p>
-    <w:p>
-      <w:pPr>
-        <w:pStyle w:val="Single"/>
-      </w:pPr>
-      <w:r>
-        <w:rPr>
-          <w:i/>
-          <w:iCs/>
-        </w:rPr>
-        <w:t xml:space="preserve">Gilbert v. Derwinski</w:t>
-      </w:r>
-      <w:r>
-        <w:t xml:space="preserve">,</w:t>
-      </w:r>
-      <w:r>
-        <w:br/>
-      </w:r>
-      <w:r>
-        <w:t xml:space="preserve">1 Vet. App. 49 (1990)</w:t>
-      </w:r>
-    </w:p>
-    <w:p>
-      <w:pPr>
-        <w:pStyle w:val="Single"/>
-      </w:pPr>
-      <w:r>
-        <w:rPr>
-          <w:i/>
-          <w:iCs/>
-        </w:rPr>
-        <w:t xml:space="preserve">Gray v. McDonald</w:t>
-      </w:r>
-      <w:r>
-        <w:t xml:space="preserve">,</w:t>
-      </w:r>
-      <w:r>
-        <w:br/>
-      </w:r>
-      <w:r>
-        <w:t xml:space="preserve">27 Vet. App. 313 (2015)</w:t>
-      </w:r>
-    </w:p>
-    <w:p>
-      <w:pPr>
-        <w:pStyle w:val="Single"/>
-      </w:pPr>
-      <w:r>
-        <w:rPr>
-          <w:i/>
-          <w:iCs/>
-        </w:rPr>
-        <w:t xml:space="preserve">King v. Shinseki</w:t>
-      </w:r>
-      <w:r>
-        <w:t xml:space="preserve">,</w:t>
-      </w:r>
-      <w:r>
-        <w:br/>
-      </w:r>
-      <w:r>
-        <w:t xml:space="preserve">26 Vet. App. 433 (2014)</w:t>
-      </w:r>
-    </w:p>
-    <w:p>
-      <w:pPr>
-        <w:pStyle w:val="Single"/>
-      </w:pPr>
-      <w:r>
-        <w:rPr>
-          <w:i/>
-          <w:iCs/>
-        </w:rPr>
-        <w:t xml:space="preserve">Lennox v. Principi</w:t>
-      </w:r>
-      <w:r>
-        <w:t xml:space="preserve">,</w:t>
-      </w:r>
-      <w:r>
-        <w:br/>
-      </w:r>
-      <w:r>
-        <w:t xml:space="preserve">353 F.3d 941 (Fed. Cir. 2003)</w:t>
-      </w:r>
-    </w:p>
-    <w:p>
-      <w:pPr>
-        <w:pStyle w:val="Single"/>
-      </w:pPr>
-      <w:r>
-        <w:rPr>
-          <w:i/>
-          <w:iCs/>
-        </w:rPr>
-        <w:t xml:space="preserve">Smith v. Derwinski</w:t>
-      </w:r>
-      <w:r>
-        <w:t xml:space="preserve">,</w:t>
-      </w:r>
-      <w:r>
-        <w:br/>
-      </w:r>
-      <w:r>
-        <w:t xml:space="preserve">1 Vet. App. 235 (1991)</w:t>
-      </w:r>
-    </w:p>
-    <w:p>
-      <w:pPr>
-        <w:pStyle w:val="Single"/>
-      </w:pPr>
-      <w:r>
-        <w:rPr>
-          <w:i/>
-          <w:iCs/>
-        </w:rPr>
-        <w:t xml:space="preserve">United States v. U.S. Gypsum Co.</w:t>
-      </w:r>
-      <w:r>
-        <w:t xml:space="preserve">,</w:t>
-      </w:r>
-      <w:r>
-        <w:br/>
-      </w:r>
-      <w:r>
-        <w:t xml:space="preserve">333 U.S. 364 (1948)</w:t>
-      </w:r>
-    </w:p>
-    <w:p>
-      <w:pPr>
-        <w:pStyle w:val="Single"/>
-      </w:pPr>
-      <w:r>
-        <w:rPr>
-          <w:i/>
-          <w:iCs/>
-        </w:rPr>
-        <w:t xml:space="preserve">Wagner v. United States</w:t>
-      </w:r>
-      <w:r>
-        <w:t xml:space="preserve">,</w:t>
-      </w:r>
-      <w:r>
-        <w:br/>
-      </w:r>
-      <w:r>
-        <w:t xml:space="preserve">365 F.3d 1358 (Fed. Cir. 2004)</w:t>
-      </w:r>
-    </w:p>
-    <w:p>
-      <w:pPr>
-        <w:pStyle w:val="Single"/>
+          <w:sz w:val="32"/>
+          <w:szCs w:val="32"/>
+        </w:rPr>
+        <w:t xml:space="preserve">TABLE OF CONTENTS</w:t>
+      </w:r>
+    </w:p>
+    <w:p>
+      <w:pPr>
+        <w:keepNext/>
+        <w:keepLines/>
+        <w:spacing w:before="84" w:after="0" w:line="340" w:lineRule="exact"/>
+        <w:ind w:left="0" w:right="20"/>
+        <w:jc w:val="right"/>
       </w:pPr>
       <w:r>
         <w:rPr>
           <w:b/>
           <w:bCs/>
-        </w:rPr>
-        <w:t xml:space="preserve">Statutes:</w:t>
-      </w:r>
-    </w:p>
-    <w:p>
-      <w:pPr>
-        <w:pStyle w:val="Single"/>
-      </w:pPr>
-      <w:r>
-        <w:t xml:space="preserve">38 U.S.C. § 5103A(c)(2)</w:t>
-      </w:r>
-    </w:p>
-    <w:p>
-      <w:pPr>
-        <w:pStyle w:val="Single"/>
-      </w:pPr>
-      <w:r>
-        <w:t xml:space="preserve">38 U.S.C. § 7261(a)(3)</w:t>
-      </w:r>
-    </w:p>
-    <w:p>
-      <w:pPr>
-        <w:pStyle w:val="Single"/>
-      </w:pPr>
-      <w:r>
-        <w:t xml:space="preserve">38 U.S.C. § 7261(a)(4)</w:t>
-      </w:r>
-    </w:p>
-    <w:p>
-      <w:pPr>
-        <w:pStyle w:val="Single"/>
+          <w:u w:val="single"/>
+        </w:rPr>
+        <w:t xml:space="preserve">Page</w:t>
+      </w:r>
+    </w:p>
+    <w:p>
+      <w:pPr>
+        <w:keepLines/>
+        <w:tabs>
+          <w:tab w:val="right" w:leader="dot" w:pos="9360"/>
+        </w:tabs>
+        <w:spacing w:before="168" w:after="0" w:line="340" w:lineRule="exact"/>
+        <w:ind w:left="0" w:right="720"/>
+      </w:pPr>
+      <w:r>
+        <w:t xml:space="preserve">STATEMENT OF THE ISSUE   </w:t>
+      </w:r>
+      <w:r>
+        <w:tab/>
+      </w:r>
+      <w:r>
+        <w:t xml:space="preserve">1</w:t>
+      </w:r>
+    </w:p>
+    <w:p>
+      <w:pPr>
+        <w:keepLines/>
+        <w:tabs>
+          <w:tab w:val="right" w:leader="dot" w:pos="9360"/>
+        </w:tabs>
+        <w:spacing w:before="168" w:after="0" w:line="340" w:lineRule="exact"/>
+        <w:ind w:left="0" w:right="720"/>
+      </w:pPr>
+      <w:r>
+        <w:t xml:space="preserve">STATEMENT OF THE CASE   </w:t>
+      </w:r>
+      <w:r>
+        <w:tab/>
+      </w:r>
+      <w:r>
+        <w:t xml:space="preserve">1</w:t>
+      </w:r>
+    </w:p>
+    <w:p>
+      <w:pPr>
+        <w:keepLines/>
+        <w:tabs>
+          <w:tab w:val="right" w:leader="dot" w:pos="9360"/>
+        </w:tabs>
+        <w:spacing w:before="168" w:after="0" w:line="340" w:lineRule="exact"/>
+        <w:ind w:left="0" w:right="720"/>
+      </w:pPr>
+      <w:r>
+        <w:t xml:space="preserve">SUMMARY OF THE ARGUMENT   </w:t>
+      </w:r>
+      <w:r>
+        <w:tab/>
+      </w:r>
+      <w:r>
+        <w:t xml:space="preserve">4</w:t>
+      </w:r>
+    </w:p>
+    <w:p>
+      <w:pPr>
+        <w:keepLines/>
+        <w:tabs>
+          <w:tab w:val="right" w:leader="dot" w:pos="9360"/>
+        </w:tabs>
+        <w:spacing w:before="168" w:after="0" w:line="340" w:lineRule="exact"/>
+        <w:ind w:left="0" w:right="720"/>
+      </w:pPr>
+      <w:r>
+        <w:t xml:space="preserve">STANDARD OF REVIEW   </w:t>
+      </w:r>
+      <w:r>
+        <w:tab/>
+      </w:r>
+      <w:r>
+        <w:t xml:space="preserve">4</w:t>
+      </w:r>
+    </w:p>
+    <w:p>
+      <w:pPr>
+        <w:keepLines/>
+        <w:tabs>
+          <w:tab w:val="right" w:leader="dot" w:pos="9360"/>
+        </w:tabs>
+        <w:spacing w:before="168" w:after="0" w:line="340" w:lineRule="exact"/>
+        <w:ind w:left="0" w:right="720"/>
+      </w:pPr>
+      <w:r>
+        <w:t xml:space="preserve">ARGUMENT   </w:t>
+      </w:r>
+      <w:r>
+        <w:tab/>
+      </w:r>
+      <w:r>
+        <w:t xml:space="preserve">5</w:t>
+      </w:r>
+    </w:p>
+    <w:p>
+      <w:pPr>
+        <w:keepLines/>
+        <w:tabs>
+          <w:tab w:val="right" w:leader="dot" w:pos="9360"/>
+        </w:tabs>
+        <w:spacing w:before="168" w:after="0" w:line="340" w:lineRule="exact"/>
+        <w:ind w:left="0" w:right="720"/>
+      </w:pPr>
+      <w:r>
+        <w:t xml:space="preserve">CONCLUSION   </w:t>
+      </w:r>
+      <w:r>
+        <w:tab/>
+      </w:r>
+      <w:r>
+        <w:t xml:space="preserve">7</w:t>
+      </w:r>
+    </w:p>
+    <w:p>
+      <w:pPr>
+        <w:keepNext/>
+        <w:keepLines/>
+        <w:pageBreakBefore/>
+        <w:spacing w:before="0" w:after="308" w:line="400" w:lineRule="exact"/>
+        <w:ind w:left="0" w:firstLine="0"/>
+        <w:jc w:val="center"/>
       </w:pPr>
       <w:r>
         <w:rPr>
           <w:b/>
           <w:bCs/>
-        </w:rPr>
-        <w:t xml:space="preserve">Regulations:</w:t>
-      </w:r>
-    </w:p>
-    <w:p>
-      <w:pPr>
-        <w:pStyle w:val="Single"/>
-      </w:pPr>
-      <w:r>
-        <w:t xml:space="preserve">38 C.F.R. § 3.159(a)(2) (2019)</w:t>
-      </w:r>
-    </w:p>
-    <w:p>
-      <w:pPr>
-        <w:pStyle w:val="Single"/>
-      </w:pPr>
-      <w:r>
-        <w:t xml:space="preserve">38 C.F.R. § 3.307(a)(6)(v) (2019)</w:t>
-      </w:r>
-    </w:p>
-    <w:p>
-      <w:pPr>
-        <w:pStyle w:val="Single"/>
-      </w:pPr>
-      <w:r>
-        <w:t xml:space="preserve">38 C.F.R. § 3.309(e) (2019)</w:t>
-      </w:r>
-    </w:p>
-    <w:p>
-      <w:pPr>
-        <w:pStyle w:val="Single"/>
+          <w:sz w:val="32"/>
+          <w:szCs w:val="32"/>
+        </w:rPr>
+        <w:t xml:space="preserve">TABLE OF AUTHORITIES</w:t>
+      </w:r>
+    </w:p>
+    <w:p>
+      <w:pPr>
+        <w:keepNext/>
+        <w:keepLines/>
+        <w:tabs>
+          <w:tab w:val="right" w:pos="9360"/>
+        </w:tabs>
+        <w:spacing w:before="280" w:after="56" w:line="340" w:lineRule="exact"/>
       </w:pPr>
       <w:r>
         <w:rPr>
           <w:b/>
           <w:bCs/>
         </w:rPr>
-        <w:t xml:space="preserve">Rules:</w:t>
-      </w:r>
-    </w:p>
-    <w:p>
-      <w:pPr>
-        <w:pStyle w:val="Single"/>
-      </w:pPr>
-      <w:r>
-        <w:t xml:space="preserve">Fed. R. Evid. 201(b)</w:t>
-      </w:r>
-    </w:p>
-    <w:p>
-      <w:pPr>
-        <w:pStyle w:val="Single"/>
-      </w:pPr>
+        <w:t xml:space="preserve">Cases:</w:t>
+      </w:r>
+      <w:r>
+        <w:tab/>
+      </w:r>
       <w:r>
         <w:rPr>
           <w:b/>
           <w:bCs/>
+          <w:u w:val="single"/>
+        </w:rPr>
+        <w:t xml:space="preserve">Page(s)</w:t>
+      </w:r>
+    </w:p>
+    <w:p>
+      <w:pPr>
+        <w:keepLines/>
+        <w:tabs>
+          <w:tab w:val="right" w:leader="dot" w:pos="9360"/>
+        </w:tabs>
+        <w:spacing w:before="196" w:after="0" w:line="340" w:lineRule="exact"/>
+        <w:ind w:left="504" w:right="1120" w:hanging="504"/>
+      </w:pPr>
+      <w:r>
+        <w:rPr>
+          <w:i/>
+          <w:iCs/>
+        </w:rPr>
+        <w:t xml:space="preserve">Butts</w:t>
+      </w:r>
+      <w:r>
+        <w:rPr>
+          <w:i/>
+          <w:iCs/>
+        </w:rPr>
+        <w:t xml:space="preserve"> </w:t>
+      </w:r>
+      <w:r>
+        <w:rPr>
+          <w:i/>
+          <w:iCs/>
+        </w:rPr>
+        <w:t xml:space="preserve">v.</w:t>
+      </w:r>
+      <w:r>
+        <w:rPr>
+          <w:i/>
+          <w:iCs/>
+        </w:rPr>
+        <w:t xml:space="preserve"> </w:t>
+      </w:r>
+      <w:r>
+        <w:rPr>
+          <w:i/>
+          <w:iCs/>
+        </w:rPr>
+        <w:t xml:space="preserve">Brown</w:t>
+      </w:r>
+      <w:r>
+        <w:t xml:space="preserve">,</w:t>
+      </w:r>
+      <w:r>
+        <w:br/>
+      </w:r>
+      <w:r>
+        <w:t xml:space="preserve">5</w:t>
+      </w:r>
+      <w:r>
+        <w:t xml:space="preserve"> </w:t>
+      </w:r>
+      <w:r>
+        <w:t xml:space="preserve">Vet.</w:t>
+      </w:r>
+      <w:r>
+        <w:t xml:space="preserve"> </w:t>
+      </w:r>
+      <w:r>
+        <w:t xml:space="preserve">App.</w:t>
+      </w:r>
+      <w:r>
+        <w:t xml:space="preserve"> </w:t>
+      </w:r>
+      <w:r>
+        <w:t xml:space="preserve">532</w:t>
+      </w:r>
+      <w:r>
+        <w:t xml:space="preserve"> </w:t>
+      </w:r>
+      <w:r>
+        <w:t xml:space="preserve">(1993)</w:t>
+      </w:r>
+      <w:r>
+        <w:t xml:space="preserve"> </w:t>
+      </w:r>
+      <w:r>
+        <w:t xml:space="preserve">(en</w:t>
+      </w:r>
+      <w:r>
+        <w:t xml:space="preserve"> </w:t>
+      </w:r>
+      <w:r>
+        <w:t xml:space="preserve">banc)</w:t>
+      </w:r>
+      <w:r>
+        <w:t xml:space="preserve">   </w:t>
+      </w:r>
+      <w:r>
+        <w:tab/>
+      </w:r>
+      <w:r>
+        <w:t xml:space="preserve">5</w:t>
+      </w:r>
+    </w:p>
+    <w:p>
+      <w:pPr>
+        <w:keepLines/>
+        <w:tabs>
+          <w:tab w:val="right" w:leader="dot" w:pos="9360"/>
+        </w:tabs>
+        <w:spacing w:before="196" w:after="0" w:line="340" w:lineRule="exact"/>
+        <w:ind w:left="504" w:right="1120" w:hanging="504"/>
+      </w:pPr>
+      <w:r>
+        <w:rPr>
+          <w:i/>
+          <w:iCs/>
+        </w:rPr>
+        <w:t xml:space="preserve">Combee</w:t>
+      </w:r>
+      <w:r>
+        <w:rPr>
+          <w:i/>
+          <w:iCs/>
+        </w:rPr>
+        <w:t xml:space="preserve"> </w:t>
+      </w:r>
+      <w:r>
+        <w:rPr>
+          <w:i/>
+          <w:iCs/>
+        </w:rPr>
+        <w:t xml:space="preserve">v.</w:t>
+      </w:r>
+      <w:r>
+        <w:rPr>
+          <w:i/>
+          <w:iCs/>
+        </w:rPr>
+        <w:t xml:space="preserve"> </w:t>
+      </w:r>
+      <w:r>
+        <w:rPr>
+          <w:i/>
+          <w:iCs/>
+        </w:rPr>
+        <w:t xml:space="preserve">Brown</w:t>
+      </w:r>
+      <w:r>
+        <w:t xml:space="preserve">,</w:t>
+      </w:r>
+      <w:r>
+        <w:br/>
+      </w:r>
+      <w:r>
+        <w:t xml:space="preserve">34</w:t>
+      </w:r>
+      <w:r>
+        <w:t xml:space="preserve"> </w:t>
+      </w:r>
+      <w:r>
+        <w:t xml:space="preserve">F.3d</w:t>
+      </w:r>
+      <w:r>
+        <w:t xml:space="preserve"> </w:t>
+      </w:r>
+      <w:r>
+        <w:t xml:space="preserve">1039</w:t>
+      </w:r>
+      <w:r>
+        <w:t xml:space="preserve"> </w:t>
+      </w:r>
+      <w:r>
+        <w:t xml:space="preserve">(Fed.</w:t>
+      </w:r>
+      <w:r>
+        <w:t xml:space="preserve"> </w:t>
+      </w:r>
+      <w:r>
+        <w:t xml:space="preserve">Cir.</w:t>
+      </w:r>
+      <w:r>
+        <w:t xml:space="preserve"> </w:t>
+      </w:r>
+      <w:r>
+        <w:t xml:space="preserve">1994)</w:t>
+      </w:r>
+      <w:r>
+        <w:t xml:space="preserve">   </w:t>
+      </w:r>
+      <w:r>
+        <w:tab/>
+      </w:r>
+      <w:r>
+        <w:t xml:space="preserve">7</w:t>
+      </w:r>
+    </w:p>
+    <w:p>
+      <w:pPr>
+        <w:keepLines/>
+        <w:tabs>
+          <w:tab w:val="right" w:leader="dot" w:pos="9360"/>
+        </w:tabs>
+        <w:spacing w:before="196" w:after="0" w:line="340" w:lineRule="exact"/>
+        <w:ind w:left="504" w:right="1120" w:hanging="504"/>
+      </w:pPr>
+      <w:r>
+        <w:rPr>
+          <w:i/>
+          <w:iCs/>
+        </w:rPr>
+        <w:t xml:space="preserve">Gilbert</w:t>
+      </w:r>
+      <w:r>
+        <w:rPr>
+          <w:i/>
+          <w:iCs/>
+        </w:rPr>
+        <w:t xml:space="preserve"> </w:t>
+      </w:r>
+      <w:r>
+        <w:rPr>
+          <w:i/>
+          <w:iCs/>
+        </w:rPr>
+        <w:t xml:space="preserve">v.</w:t>
+      </w:r>
+      <w:r>
+        <w:rPr>
+          <w:i/>
+          <w:iCs/>
+        </w:rPr>
+        <w:t xml:space="preserve"> </w:t>
+      </w:r>
+      <w:r>
+        <w:rPr>
+          <w:i/>
+          <w:iCs/>
+        </w:rPr>
+        <w:t xml:space="preserve">Derwinski</w:t>
+      </w:r>
+      <w:r>
+        <w:t xml:space="preserve">,</w:t>
+      </w:r>
+      <w:r>
+        <w:br/>
+      </w:r>
+      <w:r>
+        <w:t xml:space="preserve">1</w:t>
+      </w:r>
+      <w:r>
+        <w:t xml:space="preserve"> </w:t>
+      </w:r>
+      <w:r>
+        <w:t xml:space="preserve">Vet.</w:t>
+      </w:r>
+      <w:r>
+        <w:t xml:space="preserve"> </w:t>
+      </w:r>
+      <w:r>
+        <w:t xml:space="preserve">App.</w:t>
+      </w:r>
+      <w:r>
+        <w:t xml:space="preserve"> </w:t>
+      </w:r>
+      <w:r>
+        <w:t xml:space="preserve">49</w:t>
+      </w:r>
+      <w:r>
+        <w:t xml:space="preserve"> </w:t>
+      </w:r>
+      <w:r>
+        <w:t xml:space="preserve">(1990)</w:t>
+      </w:r>
+      <w:r>
+        <w:t xml:space="preserve">   </w:t>
+      </w:r>
+      <w:r>
+        <w:tab/>
+      </w:r>
+      <w:r>
+        <w:t xml:space="preserve">5</w:t>
+      </w:r>
+    </w:p>
+    <w:p>
+      <w:pPr>
+        <w:keepLines/>
+        <w:tabs>
+          <w:tab w:val="right" w:leader="dot" w:pos="9360"/>
+        </w:tabs>
+        <w:spacing w:before="196" w:after="0" w:line="340" w:lineRule="exact"/>
+        <w:ind w:left="504" w:right="1120" w:hanging="504"/>
+      </w:pPr>
+      <w:r>
+        <w:rPr>
+          <w:i/>
+          <w:iCs/>
+        </w:rPr>
+        <w:t xml:space="preserve">Gray</w:t>
+      </w:r>
+      <w:r>
+        <w:rPr>
+          <w:i/>
+          <w:iCs/>
+        </w:rPr>
+        <w:t xml:space="preserve"> </w:t>
+      </w:r>
+      <w:r>
+        <w:rPr>
+          <w:i/>
+          <w:iCs/>
+        </w:rPr>
+        <w:t xml:space="preserve">v.</w:t>
+      </w:r>
+      <w:r>
+        <w:rPr>
+          <w:i/>
+          <w:iCs/>
+        </w:rPr>
+        <w:t xml:space="preserve"> </w:t>
+      </w:r>
+      <w:r>
+        <w:rPr>
+          <w:i/>
+          <w:iCs/>
+        </w:rPr>
+        <w:t xml:space="preserve">McDonald</w:t>
+      </w:r>
+      <w:r>
+        <w:t xml:space="preserve">,</w:t>
+      </w:r>
+      <w:r>
+        <w:br/>
+      </w:r>
+      <w:r>
+        <w:t xml:space="preserve">27</w:t>
+      </w:r>
+      <w:r>
+        <w:t xml:space="preserve"> </w:t>
+      </w:r>
+      <w:r>
+        <w:t xml:space="preserve">Vet.</w:t>
+      </w:r>
+      <w:r>
+        <w:t xml:space="preserve"> </w:t>
+      </w:r>
+      <w:r>
+        <w:t xml:space="preserve">App.</w:t>
+      </w:r>
+      <w:r>
+        <w:t xml:space="preserve"> </w:t>
+      </w:r>
+      <w:r>
+        <w:t xml:space="preserve">313</w:t>
+      </w:r>
+      <w:r>
+        <w:t xml:space="preserve"> </w:t>
+      </w:r>
+      <w:r>
+        <w:t xml:space="preserve">(2015)</w:t>
+      </w:r>
+      <w:r>
+        <w:t xml:space="preserve">   </w:t>
+      </w:r>
+      <w:r>
+        <w:tab/>
+      </w:r>
+      <w:r>
+        <w:t xml:space="preserve">2</w:t>
+      </w:r>
+    </w:p>
+    <w:p>
+      <w:pPr>
+        <w:keepLines/>
+        <w:tabs>
+          <w:tab w:val="right" w:leader="dot" w:pos="9360"/>
+        </w:tabs>
+        <w:spacing w:before="196" w:after="0" w:line="340" w:lineRule="exact"/>
+        <w:ind w:left="504" w:right="1120" w:hanging="504"/>
+      </w:pPr>
+      <w:r>
+        <w:rPr>
+          <w:i/>
+          <w:iCs/>
+        </w:rPr>
+        <w:t xml:space="preserve">King</w:t>
+      </w:r>
+      <w:r>
+        <w:rPr>
+          <w:i/>
+          <w:iCs/>
+        </w:rPr>
+        <w:t xml:space="preserve"> </w:t>
+      </w:r>
+      <w:r>
+        <w:rPr>
+          <w:i/>
+          <w:iCs/>
+        </w:rPr>
+        <w:t xml:space="preserve">v.</w:t>
+      </w:r>
+      <w:r>
+        <w:rPr>
+          <w:i/>
+          <w:iCs/>
+        </w:rPr>
+        <w:t xml:space="preserve"> </w:t>
+      </w:r>
+      <w:r>
+        <w:rPr>
+          <w:i/>
+          <w:iCs/>
+        </w:rPr>
+        <w:t xml:space="preserve">Shinseki</w:t>
+      </w:r>
+      <w:r>
+        <w:t xml:space="preserve">,</w:t>
+      </w:r>
+      <w:r>
+        <w:br/>
+      </w:r>
+      <w:r>
+        <w:t xml:space="preserve">26</w:t>
+      </w:r>
+      <w:r>
+        <w:t xml:space="preserve"> </w:t>
+      </w:r>
+      <w:r>
+        <w:t xml:space="preserve">Vet.</w:t>
+      </w:r>
+      <w:r>
+        <w:t xml:space="preserve"> </w:t>
+      </w:r>
+      <w:r>
+        <w:t xml:space="preserve">App.</w:t>
+      </w:r>
+      <w:r>
+        <w:t xml:space="preserve"> </w:t>
+      </w:r>
+      <w:r>
+        <w:t xml:space="preserve">433</w:t>
+      </w:r>
+      <w:r>
+        <w:t xml:space="preserve"> </w:t>
+      </w:r>
+      <w:r>
+        <w:t xml:space="preserve">(2014)</w:t>
+      </w:r>
+      <w:r>
+        <w:t xml:space="preserve">   </w:t>
+      </w:r>
+      <w:r>
+        <w:tab/>
+      </w:r>
+      <w:r>
+        <w:t xml:space="preserve">5</w:t>
+      </w:r>
+    </w:p>
+    <w:p>
+      <w:pPr>
+        <w:keepLines/>
+        <w:tabs>
+          <w:tab w:val="right" w:leader="dot" w:pos="9360"/>
+        </w:tabs>
+        <w:spacing w:before="196" w:after="0" w:line="340" w:lineRule="exact"/>
+        <w:ind w:left="504" w:right="1120" w:hanging="504"/>
+      </w:pPr>
+      <w:r>
+        <w:rPr>
+          <w:i/>
+          <w:iCs/>
+        </w:rPr>
+        <w:t xml:space="preserve">Lennox</w:t>
+      </w:r>
+      <w:r>
+        <w:rPr>
+          <w:i/>
+          <w:iCs/>
+        </w:rPr>
+        <w:t xml:space="preserve"> </w:t>
+      </w:r>
+      <w:r>
+        <w:rPr>
+          <w:i/>
+          <w:iCs/>
+        </w:rPr>
+        <w:t xml:space="preserve">v.</w:t>
+      </w:r>
+      <w:r>
+        <w:rPr>
+          <w:i/>
+          <w:iCs/>
+        </w:rPr>
+        <w:t xml:space="preserve"> </w:t>
+      </w:r>
+      <w:r>
+        <w:rPr>
+          <w:i/>
+          <w:iCs/>
+        </w:rPr>
+        <w:t xml:space="preserve">Principi</w:t>
+      </w:r>
+      <w:r>
+        <w:t xml:space="preserve">,</w:t>
+      </w:r>
+      <w:r>
+        <w:br/>
+      </w:r>
+      <w:r>
+        <w:t xml:space="preserve">353</w:t>
+      </w:r>
+      <w:r>
+        <w:t xml:space="preserve"> </w:t>
+      </w:r>
+      <w:r>
+        <w:t xml:space="preserve">F.3d</w:t>
+      </w:r>
+      <w:r>
+        <w:t xml:space="preserve"> </w:t>
+      </w:r>
+      <w:r>
+        <w:t xml:space="preserve">941</w:t>
+      </w:r>
+      <w:r>
+        <w:t xml:space="preserve"> </w:t>
+      </w:r>
+      <w:r>
+        <w:t xml:space="preserve">(Fed.</w:t>
+      </w:r>
+      <w:r>
+        <w:t xml:space="preserve"> </w:t>
+      </w:r>
+      <w:r>
+        <w:t xml:space="preserve">Cir.</w:t>
+      </w:r>
+      <w:r>
+        <w:t xml:space="preserve"> </w:t>
+      </w:r>
+      <w:r>
+        <w:t xml:space="preserve">2003)</w:t>
+      </w:r>
+      <w:r>
+        <w:t xml:space="preserve">   </w:t>
+      </w:r>
+      <w:r>
+        <w:tab/>
+      </w:r>
+      <w:r>
+        <w:t xml:space="preserve">4, 5</w:t>
+      </w:r>
+    </w:p>
+    <w:p>
+      <w:pPr>
+        <w:keepLines/>
+        <w:tabs>
+          <w:tab w:val="right" w:leader="dot" w:pos="9360"/>
+        </w:tabs>
+        <w:spacing w:before="196" w:after="0" w:line="340" w:lineRule="exact"/>
+        <w:ind w:left="504" w:right="1120" w:hanging="504"/>
+      </w:pPr>
+      <w:r>
+        <w:rPr>
+          <w:i/>
+          <w:iCs/>
+        </w:rPr>
+        <w:t xml:space="preserve">Smith</w:t>
+      </w:r>
+      <w:r>
+        <w:rPr>
+          <w:i/>
+          <w:iCs/>
+        </w:rPr>
+        <w:t xml:space="preserve"> </w:t>
+      </w:r>
+      <w:r>
+        <w:rPr>
+          <w:i/>
+          <w:iCs/>
+        </w:rPr>
+        <w:t xml:space="preserve">v.</w:t>
+      </w:r>
+      <w:r>
+        <w:rPr>
+          <w:i/>
+          <w:iCs/>
+        </w:rPr>
+        <w:t xml:space="preserve"> </w:t>
+      </w:r>
+      <w:r>
+        <w:rPr>
+          <w:i/>
+          <w:iCs/>
+        </w:rPr>
+        <w:t xml:space="preserve">Derwinski</w:t>
+      </w:r>
+      <w:r>
+        <w:t xml:space="preserve">,</w:t>
+      </w:r>
+      <w:r>
+        <w:br/>
+      </w:r>
+      <w:r>
+        <w:t xml:space="preserve">1</w:t>
+      </w:r>
+      <w:r>
+        <w:t xml:space="preserve"> </w:t>
+      </w:r>
+      <w:r>
+        <w:t xml:space="preserve">Vet.</w:t>
+      </w:r>
+      <w:r>
+        <w:t xml:space="preserve"> </w:t>
+      </w:r>
+      <w:r>
+        <w:t xml:space="preserve">App.</w:t>
+      </w:r>
+      <w:r>
+        <w:t xml:space="preserve"> </w:t>
+      </w:r>
+      <w:r>
+        <w:t xml:space="preserve">235</w:t>
+      </w:r>
+      <w:r>
+        <w:t xml:space="preserve"> </w:t>
+      </w:r>
+      <w:r>
+        <w:t xml:space="preserve">(1991)</w:t>
+      </w:r>
+      <w:r>
+        <w:t xml:space="preserve">   </w:t>
+      </w:r>
+      <w:r>
+        <w:tab/>
+      </w:r>
+      <w:r>
+        <w:t xml:space="preserve">2</w:t>
+      </w:r>
+    </w:p>
+    <w:p>
+      <w:pPr>
+        <w:keepLines/>
+        <w:tabs>
+          <w:tab w:val="right" w:leader="dot" w:pos="9360"/>
+        </w:tabs>
+        <w:spacing w:before="196" w:after="0" w:line="340" w:lineRule="exact"/>
+        <w:ind w:left="504" w:right="1120" w:hanging="504"/>
+      </w:pPr>
+      <w:r>
+        <w:rPr>
+          <w:i/>
+          <w:iCs/>
+        </w:rPr>
+        <w:t xml:space="preserve">United</w:t>
+      </w:r>
+      <w:r>
+        <w:rPr>
+          <w:i/>
+          <w:iCs/>
+        </w:rPr>
+        <w:t xml:space="preserve"> </w:t>
+      </w:r>
+      <w:r>
+        <w:rPr>
+          <w:i/>
+          <w:iCs/>
+        </w:rPr>
+        <w:t xml:space="preserve">States</w:t>
+      </w:r>
+      <w:r>
+        <w:rPr>
+          <w:i/>
+          <w:iCs/>
+        </w:rPr>
+        <w:t xml:space="preserve"> </w:t>
+      </w:r>
+      <w:r>
+        <w:rPr>
+          <w:i/>
+          <w:iCs/>
+        </w:rPr>
+        <w:t xml:space="preserve">v.</w:t>
+      </w:r>
+      <w:r>
+        <w:rPr>
+          <w:i/>
+          <w:iCs/>
+        </w:rPr>
+        <w:t xml:space="preserve"> </w:t>
+      </w:r>
+      <w:r>
+        <w:rPr>
+          <w:i/>
+          <w:iCs/>
+        </w:rPr>
+        <w:t xml:space="preserve">U.S.</w:t>
+      </w:r>
+      <w:r>
+        <w:rPr>
+          <w:i/>
+          <w:iCs/>
+        </w:rPr>
+        <w:t xml:space="preserve"> </w:t>
+      </w:r>
+      <w:r>
+        <w:rPr>
+          <w:i/>
+          <w:iCs/>
+        </w:rPr>
+        <w:t xml:space="preserve">Gypsum</w:t>
+      </w:r>
+      <w:r>
+        <w:rPr>
+          <w:i/>
+          <w:iCs/>
+        </w:rPr>
+        <w:t xml:space="preserve"> </w:t>
+      </w:r>
+      <w:r>
+        <w:rPr>
+          <w:i/>
+          <w:iCs/>
+        </w:rPr>
+        <w:t xml:space="preserve">Co.</w:t>
+      </w:r>
+      <w:r>
+        <w:t xml:space="preserve">,</w:t>
+      </w:r>
+      <w:r>
+        <w:br/>
+      </w:r>
+      <w:r>
+        <w:t xml:space="preserve">333</w:t>
+      </w:r>
+      <w:r>
+        <w:t xml:space="preserve"> </w:t>
+      </w:r>
+      <w:r>
+        <w:t xml:space="preserve">U.S.</w:t>
+      </w:r>
+      <w:r>
+        <w:t xml:space="preserve"> </w:t>
+      </w:r>
+      <w:r>
+        <w:t xml:space="preserve">364</w:t>
+      </w:r>
+      <w:r>
+        <w:t xml:space="preserve"> </w:t>
+      </w:r>
+      <w:r>
+        <w:t xml:space="preserve">(1948)</w:t>
+      </w:r>
+      <w:r>
+        <w:t xml:space="preserve">   </w:t>
+      </w:r>
+      <w:r>
+        <w:tab/>
+      </w:r>
+      <w:r>
+        <w:t xml:space="preserve">5</w:t>
+      </w:r>
+    </w:p>
+    <w:p>
+      <w:pPr>
+        <w:keepLines/>
+        <w:tabs>
+          <w:tab w:val="right" w:leader="dot" w:pos="9360"/>
+        </w:tabs>
+        <w:spacing w:before="196" w:after="0" w:line="340" w:lineRule="exact"/>
+        <w:ind w:left="504" w:right="1120" w:hanging="504"/>
+      </w:pPr>
+      <w:r>
+        <w:rPr>
+          <w:i/>
+          <w:iCs/>
+        </w:rPr>
+        <w:t xml:space="preserve">Wagner</w:t>
+      </w:r>
+      <w:r>
+        <w:rPr>
+          <w:i/>
+          <w:iCs/>
+        </w:rPr>
+        <w:t xml:space="preserve"> </w:t>
+      </w:r>
+      <w:r>
+        <w:rPr>
+          <w:i/>
+          <w:iCs/>
+        </w:rPr>
+        <w:t xml:space="preserve">v.</w:t>
+      </w:r>
+      <w:r>
+        <w:rPr>
+          <w:i/>
+          <w:iCs/>
+        </w:rPr>
+        <w:t xml:space="preserve"> </w:t>
+      </w:r>
+      <w:r>
+        <w:rPr>
+          <w:i/>
+          <w:iCs/>
+        </w:rPr>
+        <w:t xml:space="preserve">United</w:t>
+      </w:r>
+      <w:r>
+        <w:rPr>
+          <w:i/>
+          <w:iCs/>
+        </w:rPr>
+        <w:t xml:space="preserve"> </w:t>
+      </w:r>
+      <w:r>
+        <w:rPr>
+          <w:i/>
+          <w:iCs/>
+        </w:rPr>
+        <w:t xml:space="preserve">States</w:t>
+      </w:r>
+      <w:r>
+        <w:t xml:space="preserve">,</w:t>
+      </w:r>
+      <w:r>
+        <w:br/>
+      </w:r>
+      <w:r>
+        <w:t xml:space="preserve">365</w:t>
+      </w:r>
+      <w:r>
+        <w:t xml:space="preserve"> </w:t>
+      </w:r>
+      <w:r>
+        <w:t xml:space="preserve">F.3d</w:t>
+      </w:r>
+      <w:r>
+        <w:t xml:space="preserve"> </w:t>
+      </w:r>
+      <w:r>
+        <w:t xml:space="preserve">1358</w:t>
+      </w:r>
+      <w:r>
+        <w:t xml:space="preserve"> </w:t>
+      </w:r>
+      <w:r>
+        <w:t xml:space="preserve">(Fed.</w:t>
+      </w:r>
+      <w:r>
+        <w:t xml:space="preserve"> </w:t>
+      </w:r>
+      <w:r>
+        <w:t xml:space="preserve">Cir.</w:t>
+      </w:r>
+      <w:r>
+        <w:t xml:space="preserve"> </w:t>
+      </w:r>
+      <w:r>
+        <w:t xml:space="preserve">2004)</w:t>
+      </w:r>
+      <w:r>
+        <w:t xml:space="preserve">   </w:t>
+      </w:r>
+      <w:r>
+        <w:tab/>
+      </w:r>
+      <w:r>
+        <w:t xml:space="preserve">8</w:t>
+      </w:r>
+    </w:p>
+    <w:p>
+      <w:pPr>
+        <w:keepNext/>
+        <w:keepLines/>
+        <w:tabs>
+          <w:tab w:val="right" w:pos="9360"/>
+        </w:tabs>
+        <w:spacing w:before="392" w:after="56" w:line="340" w:lineRule="exact"/>
+      </w:pPr>
+      <w:r>
+        <w:rPr>
+          <w:b/>
+          <w:bCs/>
+        </w:rPr>
+        <w:t xml:space="preserve">Statutes:</w:t>
+      </w:r>
+    </w:p>
+    <w:p>
+      <w:pPr>
+        <w:keepLines/>
+        <w:tabs>
+          <w:tab w:val="right" w:leader="dot" w:pos="9360"/>
+        </w:tabs>
+        <w:spacing w:before="196" w:after="0" w:line="340" w:lineRule="exact"/>
+        <w:ind w:left="504" w:right="1120" w:hanging="504"/>
+      </w:pPr>
+      <w:r>
+        <w:t xml:space="preserve">38</w:t>
+      </w:r>
+      <w:r>
+        <w:t xml:space="preserve"> </w:t>
+      </w:r>
+      <w:r>
+        <w:t xml:space="preserve">U.S.C.</w:t>
+      </w:r>
+      <w:r>
+        <w:t xml:space="preserve"> </w:t>
+      </w:r>
+      <w:r>
+        <w:t xml:space="preserve">§</w:t>
+      </w:r>
+      <w:r>
+        <w:t xml:space="preserve"> </w:t>
+      </w:r>
+      <w:r>
+        <w:t xml:space="preserve">5103A(c)(2)</w:t>
+      </w:r>
+      <w:r>
+        <w:t xml:space="preserve">   </w:t>
+      </w:r>
+      <w:r>
+        <w:tab/>
+      </w:r>
+      <w:r>
+        <w:t xml:space="preserve">8</w:t>
+      </w:r>
+    </w:p>
+    <w:p>
+      <w:pPr>
+        <w:keepLines/>
+        <w:tabs>
+          <w:tab w:val="right" w:leader="dot" w:pos="9360"/>
+        </w:tabs>
+        <w:spacing w:before="196" w:after="0" w:line="340" w:lineRule="exact"/>
+        <w:ind w:left="504" w:right="1120" w:hanging="504"/>
+      </w:pPr>
+      <w:r>
+        <w:t xml:space="preserve">38</w:t>
+      </w:r>
+      <w:r>
+        <w:t xml:space="preserve"> </w:t>
+      </w:r>
+      <w:r>
+        <w:t xml:space="preserve">U.S.C.</w:t>
+      </w:r>
+      <w:r>
+        <w:t xml:space="preserve"> </w:t>
+      </w:r>
+      <w:r>
+        <w:t xml:space="preserve">§</w:t>
+      </w:r>
+      <w:r>
+        <w:t xml:space="preserve"> </w:t>
+      </w:r>
+      <w:r>
+        <w:t xml:space="preserve">7261(a)(3)</w:t>
+      </w:r>
+      <w:r>
+        <w:t xml:space="preserve">   </w:t>
+      </w:r>
+      <w:r>
+        <w:tab/>
+      </w:r>
+      <w:r>
+        <w:t xml:space="preserve">5</w:t>
+      </w:r>
+    </w:p>
+    <w:p>
+      <w:pPr>
+        <w:keepLines/>
+        <w:tabs>
+          <w:tab w:val="right" w:leader="dot" w:pos="9360"/>
+        </w:tabs>
+        <w:spacing w:before="196" w:after="0" w:line="340" w:lineRule="exact"/>
+        <w:ind w:left="504" w:right="1120" w:hanging="504"/>
+      </w:pPr>
+      <w:r>
+        <w:t xml:space="preserve">38</w:t>
+      </w:r>
+      <w:r>
+        <w:t xml:space="preserve"> </w:t>
+      </w:r>
+      <w:r>
+        <w:t xml:space="preserve">U.S.C.</w:t>
+      </w:r>
+      <w:r>
+        <w:t xml:space="preserve"> </w:t>
+      </w:r>
+      <w:r>
+        <w:t xml:space="preserve">§</w:t>
+      </w:r>
+      <w:r>
+        <w:t xml:space="preserve"> </w:t>
+      </w:r>
+      <w:r>
+        <w:t xml:space="preserve">7261(a)(4)</w:t>
+      </w:r>
+      <w:r>
+        <w:t xml:space="preserve">   </w:t>
+      </w:r>
+      <w:r>
+        <w:tab/>
+      </w:r>
+      <w:r>
+        <w:t xml:space="preserve">4, 5</w:t>
+      </w:r>
+    </w:p>
+    <w:p>
+      <w:pPr>
+        <w:keepNext/>
+        <w:keepLines/>
+        <w:tabs>
+          <w:tab w:val="right" w:pos="9360"/>
+        </w:tabs>
+        <w:spacing w:before="392" w:after="56" w:line="340" w:lineRule="exact"/>
+      </w:pPr>
+      <w:r>
+        <w:rPr>
+          <w:b/>
+          <w:bCs/>
+        </w:rPr>
+        <w:t xml:space="preserve">Regulations:</w:t>
+      </w:r>
+    </w:p>
+    <w:p>
+      <w:pPr>
+        <w:keepLines/>
+        <w:tabs>
+          <w:tab w:val="right" w:leader="dot" w:pos="9360"/>
+        </w:tabs>
+        <w:spacing w:before="196" w:after="0" w:line="340" w:lineRule="exact"/>
+        <w:ind w:left="504" w:right="1120" w:hanging="504"/>
+      </w:pPr>
+      <w:r>
+        <w:t xml:space="preserve">38</w:t>
+      </w:r>
+      <w:r>
+        <w:t xml:space="preserve"> </w:t>
+      </w:r>
+      <w:r>
+        <w:t xml:space="preserve">C.F.R.</w:t>
+      </w:r>
+      <w:r>
+        <w:t xml:space="preserve"> </w:t>
+      </w:r>
+      <w:r>
+        <w:t xml:space="preserve">§</w:t>
+      </w:r>
+      <w:r>
+        <w:t xml:space="preserve"> </w:t>
+      </w:r>
+      <w:r>
+        <w:t xml:space="preserve">3.159(a)(2)</w:t>
+      </w:r>
+      <w:r>
+        <w:t xml:space="preserve"> </w:t>
+      </w:r>
+      <w:r>
+        <w:t xml:space="preserve">(2019)</w:t>
+      </w:r>
+      <w:r>
+        <w:t xml:space="preserve">   </w:t>
+      </w:r>
+      <w:r>
+        <w:tab/>
+      </w:r>
+      <w:r>
+        <w:t xml:space="preserve">7</w:t>
+      </w:r>
+    </w:p>
+    <w:p>
+      <w:pPr>
+        <w:keepLines/>
+        <w:tabs>
+          <w:tab w:val="right" w:leader="dot" w:pos="9360"/>
+        </w:tabs>
+        <w:spacing w:before="196" w:after="0" w:line="340" w:lineRule="exact"/>
+        <w:ind w:left="504" w:right="1120" w:hanging="504"/>
+      </w:pPr>
+      <w:r>
+        <w:t xml:space="preserve">38</w:t>
+      </w:r>
+      <w:r>
+        <w:t xml:space="preserve"> </w:t>
+      </w:r>
+      <w:r>
+        <w:t xml:space="preserve">C.F.R.</w:t>
+      </w:r>
+      <w:r>
+        <w:t xml:space="preserve"> </w:t>
+      </w:r>
+      <w:r>
+        <w:t xml:space="preserve">§</w:t>
+      </w:r>
+      <w:r>
+        <w:t xml:space="preserve"> </w:t>
+      </w:r>
+      <w:r>
+        <w:t xml:space="preserve">3.307(a)(6)(v)</w:t>
+      </w:r>
+      <w:r>
+        <w:t xml:space="preserve"> </w:t>
+      </w:r>
+      <w:r>
+        <w:t xml:space="preserve">(2019)</w:t>
+      </w:r>
+      <w:r>
+        <w:t xml:space="preserve">   </w:t>
+      </w:r>
+      <w:r>
+        <w:tab/>
+      </w:r>
+      <w:r>
+        <w:t xml:space="preserve">6</w:t>
+      </w:r>
+    </w:p>
+    <w:p>
+      <w:pPr>
+        <w:keepLines/>
+        <w:tabs>
+          <w:tab w:val="right" w:leader="dot" w:pos="9360"/>
+        </w:tabs>
+        <w:spacing w:before="196" w:after="0" w:line="340" w:lineRule="exact"/>
+        <w:ind w:left="504" w:right="1120" w:hanging="504"/>
+      </w:pPr>
+      <w:r>
+        <w:t xml:space="preserve">38</w:t>
+      </w:r>
+      <w:r>
+        <w:t xml:space="preserve"> </w:t>
+      </w:r>
+      <w:r>
+        <w:t xml:space="preserve">C.F.R.</w:t>
+      </w:r>
+      <w:r>
+        <w:t xml:space="preserve"> </w:t>
+      </w:r>
+      <w:r>
+        <w:t xml:space="preserve">§</w:t>
+      </w:r>
+      <w:r>
+        <w:t xml:space="preserve"> </w:t>
+      </w:r>
+      <w:r>
+        <w:t xml:space="preserve">3.309(e)</w:t>
+      </w:r>
+      <w:r>
+        <w:t xml:space="preserve"> </w:t>
+      </w:r>
+      <w:r>
+        <w:t xml:space="preserve">(2019)</w:t>
+      </w:r>
+      <w:r>
+        <w:t xml:space="preserve">   </w:t>
+      </w:r>
+      <w:r>
+        <w:tab/>
+      </w:r>
+      <w:r>
+        <w:t xml:space="preserve">8</w:t>
+      </w:r>
+    </w:p>
+    <w:p>
+      <w:pPr>
+        <w:keepNext/>
+        <w:keepLines/>
+        <w:tabs>
+          <w:tab w:val="right" w:pos="9360"/>
+        </w:tabs>
+        <w:spacing w:before="392" w:after="56" w:line="340" w:lineRule="exact"/>
+      </w:pPr>
+      <w:r>
+        <w:rPr>
+          <w:b/>
+          <w:bCs/>
+        </w:rPr>
+        <w:t xml:space="preserve">Rules:</w:t>
+      </w:r>
+    </w:p>
+    <w:p>
+      <w:pPr>
+        <w:keepLines/>
+        <w:tabs>
+          <w:tab w:val="right" w:leader="dot" w:pos="9360"/>
+        </w:tabs>
+        <w:spacing w:before="196" w:after="0" w:line="340" w:lineRule="exact"/>
+        <w:ind w:left="504" w:right="1120" w:hanging="504"/>
+      </w:pPr>
+      <w:r>
+        <w:t xml:space="preserve">Fed.</w:t>
+      </w:r>
+      <w:r>
+        <w:t xml:space="preserve"> </w:t>
+      </w:r>
+      <w:r>
+        <w:t xml:space="preserve">R.</w:t>
+      </w:r>
+      <w:r>
+        <w:t xml:space="preserve"> </w:t>
+      </w:r>
+      <w:r>
+        <w:t xml:space="preserve">Evid.</w:t>
+      </w:r>
+      <w:r>
+        <w:t xml:space="preserve"> </w:t>
+      </w:r>
+      <w:r>
+        <w:t xml:space="preserve">201(b)</w:t>
+      </w:r>
+      <w:r>
+        <w:t xml:space="preserve">   </w:t>
+      </w:r>
+      <w:r>
+        <w:tab/>
+      </w:r>
+      <w:r>
+        <w:t xml:space="preserve">2</w:t>
+      </w:r>
+    </w:p>
+    <w:p>
+      <w:pPr>
+        <w:keepNext/>
+        <w:keepLines/>
+        <w:tabs>
+          <w:tab w:val="right" w:pos="9360"/>
+        </w:tabs>
+        <w:spacing w:before="392" w:after="56" w:line="340" w:lineRule="exact"/>
+      </w:pPr>
+      <w:r>
+        <w:rPr>
+          <w:b/>
+          <w:bCs/>
         </w:rPr>
         <w:t xml:space="preserve">Citations to the Record Before the Agency:</w:t>
       </w:r>
     </w:p>
     <w:p>
       <w:pPr>
-        <w:pStyle w:val="Single"/>
-      </w:pPr>
-      <w:r>
-        <w:t xml:space="preserve">July 2019 Board decision,</w:t>
+        <w:keepLines/>
+        <w:tabs>
+          <w:tab w:val="right" w:leader="dot" w:pos="9360"/>
+        </w:tabs>
+        <w:spacing w:before="196" w:after="0" w:line="340" w:lineRule="exact"/>
+        <w:ind w:left="504" w:right="1120" w:hanging="504"/>
+      </w:pPr>
+      <w:r>
+        <w:t xml:space="preserve">July</w:t>
+      </w:r>
+      <w:r>
+        <w:t xml:space="preserve"> </w:t>
+      </w:r>
+      <w:r>
+        <w:t xml:space="preserve">2019</w:t>
+      </w:r>
+      <w:r>
+        <w:t xml:space="preserve"> </w:t>
+      </w:r>
+      <w:r>
+        <w:t xml:space="preserve">Board</w:t>
+      </w:r>
+      <w:r>
+        <w:t xml:space="preserve"> </w:t>
+      </w:r>
+      <w:r>
+        <w:t xml:space="preserve">decision</w:t>
+      </w:r>
+      <w:r>
+        <w:t xml:space="preserve">,</w:t>
       </w:r>
       <w:r>
         <w:br/>
       </w:r>
       <w:r>
-        <w:t xml:space="preserve">R-3-14</w:t>
-      </w:r>
-    </w:p>
-    <w:p>
-      <w:pPr>
-        <w:pStyle w:val="Single"/>
-      </w:pPr>
-      <w:r>
-        <w:t xml:space="preserve">Dec. 2017 treatment record,</w:t>
+        <w:t xml:space="preserve">R</w:t>
+        <w:noBreakHyphen/>
+        <w:t xml:space="preserve">3</w:t>
+        <w:noBreakHyphen/>
+        <w:t xml:space="preserve">14</w:t>
+      </w:r>
+      <w:r>
+        <w:t xml:space="preserve">   </w:t>
+      </w:r>
+      <w:r>
+        <w:tab/>
+      </w:r>
+      <w:r>
+        <w:t xml:space="preserve">3, 6, 7</w:t>
+      </w:r>
+    </w:p>
+    <w:p>
+      <w:pPr>
+        <w:keepLines/>
+        <w:tabs>
+          <w:tab w:val="right" w:leader="dot" w:pos="9360"/>
+        </w:tabs>
+        <w:spacing w:before="196" w:after="0" w:line="340" w:lineRule="exact"/>
+        <w:ind w:left="504" w:right="1120" w:hanging="504"/>
+      </w:pPr>
+      <w:r>
+        <w:t xml:space="preserve">Dec.</w:t>
+      </w:r>
+      <w:r>
+        <w:t xml:space="preserve"> </w:t>
+      </w:r>
+      <w:r>
+        <w:t xml:space="preserve">2017</w:t>
+      </w:r>
+      <w:r>
+        <w:t xml:space="preserve"> </w:t>
+      </w:r>
+      <w:r>
+        <w:t xml:space="preserve">treatment</w:t>
+      </w:r>
+      <w:r>
+        <w:t xml:space="preserve"> </w:t>
+      </w:r>
+      <w:r>
+        <w:t xml:space="preserve">record</w:t>
+      </w:r>
+      <w:r>
+        <w:t xml:space="preserve">,</w:t>
       </w:r>
       <w:r>
         <w:br/>
       </w:r>
       <w:r>
-        <w:t xml:space="preserve">R-166-68</w:t>
-      </w:r>
-    </w:p>
-    <w:p>
-      <w:pPr>
-        <w:pStyle w:val="Single"/>
-      </w:pPr>
-      <w:r>
-        <w:t xml:space="preserve">Nov. 2017 treatment record,</w:t>
+        <w:t xml:space="preserve">R</w:t>
+        <w:noBreakHyphen/>
+        <w:t xml:space="preserve">166</w:t>
+        <w:noBreakHyphen/>
+        <w:t xml:space="preserve">68</w:t>
+      </w:r>
+      <w:r>
+        <w:t xml:space="preserve">   </w:t>
+      </w:r>
+      <w:r>
+        <w:tab/>
+      </w:r>
+      <w:r>
+        <w:t xml:space="preserve">2</w:t>
+      </w:r>
+    </w:p>
+    <w:p>
+      <w:pPr>
+        <w:keepLines/>
+        <w:tabs>
+          <w:tab w:val="right" w:leader="dot" w:pos="9360"/>
+        </w:tabs>
+        <w:spacing w:before="196" w:after="0" w:line="340" w:lineRule="exact"/>
+        <w:ind w:left="504" w:right="1120" w:hanging="504"/>
+      </w:pPr>
+      <w:r>
+        <w:t xml:space="preserve">Nov.</w:t>
+      </w:r>
+      <w:r>
+        <w:t xml:space="preserve"> </w:t>
+      </w:r>
+      <w:r>
+        <w:t xml:space="preserve">2017</w:t>
+      </w:r>
+      <w:r>
+        <w:t xml:space="preserve"> </w:t>
+      </w:r>
+      <w:r>
+        <w:t xml:space="preserve">treatment</w:t>
+      </w:r>
+      <w:r>
+        <w:t xml:space="preserve"> </w:t>
+      </w:r>
+      <w:r>
+        <w:t xml:space="preserve">record</w:t>
+      </w:r>
+      <w:r>
+        <w:t xml:space="preserve">,</w:t>
       </w:r>
       <w:r>
         <w:br/>
       </w:r>
       <w:r>
-        <w:t xml:space="preserve">R-219-24</w:t>
-      </w:r>
-    </w:p>
-    <w:p>
-      <w:pPr>
-        <w:pStyle w:val="Single"/>
-      </w:pPr>
-      <w:r>
-        <w:t xml:space="preserve">May 2018 substantive appeal,</w:t>
+        <w:t xml:space="preserve">R</w:t>
+        <w:noBreakHyphen/>
+        <w:t xml:space="preserve">219</w:t>
+        <w:noBreakHyphen/>
+        <w:t xml:space="preserve">24</w:t>
+      </w:r>
+      <w:r>
+        <w:t xml:space="preserve">   </w:t>
+      </w:r>
+      <w:r>
+        <w:tab/>
+      </w:r>
+      <w:r>
+        <w:t xml:space="preserve">2</w:t>
+      </w:r>
+    </w:p>
+    <w:p>
+      <w:pPr>
+        <w:keepLines/>
+        <w:tabs>
+          <w:tab w:val="right" w:leader="dot" w:pos="9360"/>
+        </w:tabs>
+        <w:spacing w:before="196" w:after="0" w:line="340" w:lineRule="exact"/>
+        <w:ind w:left="504" w:right="1120" w:hanging="504"/>
+      </w:pPr>
+      <w:r>
+        <w:t xml:space="preserve">May</w:t>
+      </w:r>
+      <w:r>
+        <w:t xml:space="preserve"> </w:t>
+      </w:r>
+      <w:r>
+        <w:t xml:space="preserve">2018</w:t>
+      </w:r>
+      <w:r>
+        <w:t xml:space="preserve"> </w:t>
+      </w:r>
+      <w:r>
+        <w:t xml:space="preserve">substantive</w:t>
+      </w:r>
+      <w:r>
+        <w:t xml:space="preserve"> </w:t>
+      </w:r>
+      <w:r>
+        <w:t xml:space="preserve">appeal</w:t>
+      </w:r>
+      <w:r>
+        <w:t xml:space="preserve">,</w:t>
       </w:r>
       <w:r>
         <w:br/>
       </w:r>
       <w:r>
-        <w:t xml:space="preserve">R-401-04</w:t>
-      </w:r>
-    </w:p>
-    <w:p>
-      <w:pPr>
-        <w:pStyle w:val="Single"/>
-      </w:pPr>
-      <w:r>
-        <w:t xml:space="preserve">Mar. 2018 statement of the case,</w:t>
+        <w:t xml:space="preserve">R</w:t>
+        <w:noBreakHyphen/>
+        <w:t xml:space="preserve">401</w:t>
+        <w:noBreakHyphen/>
+        <w:t xml:space="preserve">04</w:t>
+      </w:r>
+      <w:r>
+        <w:t xml:space="preserve">   </w:t>
+      </w:r>
+      <w:r>
+        <w:tab/>
+      </w:r>
+      <w:r>
+        <w:t xml:space="preserve">2, 3, 7</w:t>
+      </w:r>
+    </w:p>
+    <w:p>
+      <w:pPr>
+        <w:keepLines/>
+        <w:tabs>
+          <w:tab w:val="right" w:leader="dot" w:pos="9360"/>
+        </w:tabs>
+        <w:spacing w:before="196" w:after="0" w:line="340" w:lineRule="exact"/>
+        <w:ind w:left="504" w:right="1120" w:hanging="504"/>
+      </w:pPr>
+      <w:r>
+        <w:t xml:space="preserve">Mar.</w:t>
+      </w:r>
+      <w:r>
+        <w:t xml:space="preserve"> </w:t>
+      </w:r>
+      <w:r>
+        <w:t xml:space="preserve">2018</w:t>
+      </w:r>
+      <w:r>
+        <w:t xml:space="preserve"> </w:t>
+      </w:r>
+      <w:r>
+        <w:t xml:space="preserve">statement</w:t>
+      </w:r>
+      <w:r>
+        <w:t xml:space="preserve"> </w:t>
+      </w:r>
+      <w:r>
+        <w:t xml:space="preserve">of</w:t>
+      </w:r>
+      <w:r>
+        <w:t xml:space="preserve"> </w:t>
+      </w:r>
+      <w:r>
+        <w:t xml:space="preserve">the</w:t>
+      </w:r>
+      <w:r>
+        <w:t xml:space="preserve"> </w:t>
+      </w:r>
+      <w:r>
+        <w:t xml:space="preserve">case</w:t>
+      </w:r>
+      <w:r>
+        <w:t xml:space="preserve">,</w:t>
       </w:r>
       <w:r>
         <w:br/>
       </w:r>
       <w:r>
-        <w:t xml:space="preserve">R-431-52</w:t>
-      </w:r>
-    </w:p>
-    <w:p>
-      <w:pPr>
-        <w:pStyle w:val="Single"/>
-      </w:pPr>
-      <w:r>
-        <w:t xml:space="preserve">Oct. 2014 treatment note,</w:t>
+        <w:t xml:space="preserve">R</w:t>
+        <w:noBreakHyphen/>
+        <w:t xml:space="preserve">431</w:t>
+        <w:noBreakHyphen/>
+        <w:t xml:space="preserve">52</w:t>
+      </w:r>
+      <w:r>
+        <w:t xml:space="preserve">   </w:t>
+      </w:r>
+      <w:r>
+        <w:tab/>
+      </w:r>
+      <w:r>
+        <w:t xml:space="preserve">3</w:t>
+      </w:r>
+    </w:p>
+    <w:p>
+      <w:pPr>
+        <w:keepLines/>
+        <w:tabs>
+          <w:tab w:val="right" w:leader="dot" w:pos="9360"/>
+        </w:tabs>
+        <w:spacing w:before="196" w:after="0" w:line="340" w:lineRule="exact"/>
+        <w:ind w:left="504" w:right="1120" w:hanging="504"/>
+      </w:pPr>
+      <w:r>
+        <w:t xml:space="preserve">Oct.</w:t>
+      </w:r>
+      <w:r>
+        <w:t xml:space="preserve"> </w:t>
+      </w:r>
+      <w:r>
+        <w:t xml:space="preserve">2014</w:t>
+      </w:r>
+      <w:r>
+        <w:t xml:space="preserve"> </w:t>
+      </w:r>
+      <w:r>
+        <w:t xml:space="preserve">treatment</w:t>
+      </w:r>
+      <w:r>
+        <w:t xml:space="preserve"> </w:t>
+      </w:r>
+      <w:r>
+        <w:t xml:space="preserve">note</w:t>
+      </w:r>
+      <w:r>
+        <w:t xml:space="preserve">,</w:t>
       </w:r>
       <w:r>
         <w:br/>
       </w:r>
       <w:r>
-        <w:t xml:space="preserve">R-481-84</w:t>
-      </w:r>
-    </w:p>
-    <w:p>
-      <w:pPr>
-        <w:pStyle w:val="Single"/>
-      </w:pPr>
-      <w:r>
-        <w:t xml:space="preserve">Oct. 2015 treatment note,</w:t>
+        <w:t xml:space="preserve">R</w:t>
+        <w:noBreakHyphen/>
+        <w:t xml:space="preserve">481</w:t>
+        <w:noBreakHyphen/>
+        <w:t xml:space="preserve">84</w:t>
+      </w:r>
+      <w:r>
+        <w:t xml:space="preserve">   </w:t>
+      </w:r>
+      <w:r>
+        <w:tab/>
+      </w:r>
+      <w:r>
+        <w:t xml:space="preserve">2</w:t>
+      </w:r>
+    </w:p>
+    <w:p>
+      <w:pPr>
+        <w:keepLines/>
+        <w:tabs>
+          <w:tab w:val="right" w:leader="dot" w:pos="9360"/>
+        </w:tabs>
+        <w:spacing w:before="196" w:after="0" w:line="340" w:lineRule="exact"/>
+        <w:ind w:left="504" w:right="1120" w:hanging="504"/>
+      </w:pPr>
+      <w:r>
+        <w:t xml:space="preserve">Oct.</w:t>
+      </w:r>
+      <w:r>
+        <w:t xml:space="preserve"> </w:t>
+      </w:r>
+      <w:r>
+        <w:t xml:space="preserve">2015</w:t>
+      </w:r>
+      <w:r>
+        <w:t xml:space="preserve"> </w:t>
+      </w:r>
+      <w:r>
+        <w:t xml:space="preserve">treatment</w:t>
+      </w:r>
+      <w:r>
+        <w:t xml:space="preserve"> </w:t>
+      </w:r>
+      <w:r>
+        <w:t xml:space="preserve">note</w:t>
+      </w:r>
+      <w:r>
+        <w:t xml:space="preserve">,</w:t>
       </w:r>
       <w:r>
         <w:br/>
       </w:r>
       <w:r>
-        <w:t xml:space="preserve">R-485</w:t>
-      </w:r>
-    </w:p>
-    <w:p>
-      <w:pPr>
-        <w:pStyle w:val="Single"/>
-      </w:pPr>
-      <w:r>
-        <w:t xml:space="preserve">Dec. 2015 treatment note,</w:t>
+        <w:t xml:space="preserve">R</w:t>
+        <w:noBreakHyphen/>
+        <w:t xml:space="preserve">485</w:t>
+      </w:r>
+      <w:r>
+        <w:t xml:space="preserve">   </w:t>
+      </w:r>
+      <w:r>
+        <w:tab/>
+      </w:r>
+      <w:r>
+        <w:t xml:space="preserve">2</w:t>
+      </w:r>
+    </w:p>
+    <w:p>
+      <w:pPr>
+        <w:keepLines/>
+        <w:tabs>
+          <w:tab w:val="right" w:leader="dot" w:pos="9360"/>
+        </w:tabs>
+        <w:spacing w:before="196" w:after="0" w:line="340" w:lineRule="exact"/>
+        <w:ind w:left="504" w:right="1120" w:hanging="504"/>
+      </w:pPr>
+      <w:r>
+        <w:t xml:space="preserve">Dec.</w:t>
+      </w:r>
+      <w:r>
+        <w:t xml:space="preserve"> </w:t>
+      </w:r>
+      <w:r>
+        <w:t xml:space="preserve">2015</w:t>
+      </w:r>
+      <w:r>
+        <w:t xml:space="preserve"> </w:t>
+      </w:r>
+      <w:r>
+        <w:t xml:space="preserve">treatment</w:t>
+      </w:r>
+      <w:r>
+        <w:t xml:space="preserve"> </w:t>
+      </w:r>
+      <w:r>
+        <w:t xml:space="preserve">note</w:t>
+      </w:r>
+      <w:r>
+        <w:t xml:space="preserve">,</w:t>
       </w:r>
       <w:r>
         <w:br/>
       </w:r>
       <w:r>
-        <w:t xml:space="preserve">R-486</w:t>
-      </w:r>
-    </w:p>
-    <w:p>
-      <w:pPr>
-        <w:pStyle w:val="Single"/>
-      </w:pPr>
-      <w:r>
-        <w:t xml:space="preserve">Apr. 2017 notice of disagreement,</w:t>
+        <w:t xml:space="preserve">R</w:t>
+        <w:noBreakHyphen/>
+        <w:t xml:space="preserve">486</w:t>
+      </w:r>
+      <w:r>
+        <w:t xml:space="preserve">   </w:t>
+      </w:r>
+      <w:r>
+        <w:tab/>
+      </w:r>
+      <w:r>
+        <w:t xml:space="preserve">2</w:t>
+      </w:r>
+    </w:p>
+    <w:p>
+      <w:pPr>
+        <w:keepLines/>
+        <w:tabs>
+          <w:tab w:val="right" w:leader="dot" w:pos="9360"/>
+        </w:tabs>
+        <w:spacing w:before="196" w:after="0" w:line="340" w:lineRule="exact"/>
+        <w:ind w:left="504" w:right="1120" w:hanging="504"/>
+      </w:pPr>
+      <w:r>
+        <w:t xml:space="preserve">Apr.</w:t>
+      </w:r>
+      <w:r>
+        <w:t xml:space="preserve"> </w:t>
+      </w:r>
+      <w:r>
+        <w:t xml:space="preserve">2017</w:t>
+      </w:r>
+      <w:r>
+        <w:t xml:space="preserve"> </w:t>
+      </w:r>
+      <w:r>
+        <w:t xml:space="preserve">notice</w:t>
+      </w:r>
+      <w:r>
+        <w:t xml:space="preserve"> </w:t>
+      </w:r>
+      <w:r>
+        <w:t xml:space="preserve">of</w:t>
+      </w:r>
+      <w:r>
+        <w:t xml:space="preserve"> </w:t>
+      </w:r>
+      <w:r>
+        <w:t xml:space="preserve">disagreement</w:t>
+      </w:r>
+      <w:r>
+        <w:t xml:space="preserve">,</w:t>
       </w:r>
       <w:r>
         <w:br/>
       </w:r>
       <w:r>
-        <w:t xml:space="preserve">R-584-90</w:t>
-      </w:r>
-    </w:p>
-    <w:p>
-      <w:pPr>
-        <w:pStyle w:val="Single"/>
-      </w:pPr>
-      <w:r>
-        <w:t xml:space="preserve">service records,</w:t>
+        <w:t xml:space="preserve">R</w:t>
+        <w:noBreakHyphen/>
+        <w:t xml:space="preserve">584</w:t>
+        <w:noBreakHyphen/>
+        <w:t xml:space="preserve">90</w:t>
+      </w:r>
+      <w:r>
+        <w:t xml:space="preserve">   </w:t>
+      </w:r>
+      <w:r>
+        <w:tab/>
+      </w:r>
+      <w:r>
+        <w:t xml:space="preserve">3</w:t>
+      </w:r>
+    </w:p>
+    <w:p>
+      <w:pPr>
+        <w:keepLines/>
+        <w:tabs>
+          <w:tab w:val="right" w:leader="dot" w:pos="9360"/>
+        </w:tabs>
+        <w:spacing w:before="196" w:after="0" w:line="340" w:lineRule="exact"/>
+        <w:ind w:left="504" w:right="1120" w:hanging="504"/>
+      </w:pPr>
+      <w:r>
+        <w:t xml:space="preserve">service</w:t>
+      </w:r>
+      <w:r>
+        <w:t xml:space="preserve"> </w:t>
+      </w:r>
+      <w:r>
+        <w:t xml:space="preserve">records</w:t>
+      </w:r>
+      <w:r>
+        <w:t xml:space="preserve">,</w:t>
       </w:r>
       <w:r>
         <w:br/>
       </w:r>
       <w:r>
-        <w:t xml:space="preserve">R-635</w:t>
-      </w:r>
-    </w:p>
-    <w:p>
-      <w:pPr>
-        <w:pStyle w:val="Single"/>
-      </w:pPr>
-      <w:r>
-        <w:t xml:space="preserve">Dec. 1968 service record,</w:t>
+        <w:t xml:space="preserve">R</w:t>
+        <w:noBreakHyphen/>
+        <w:t xml:space="preserve">635</w:t>
+      </w:r>
+      <w:r>
+        <w:t xml:space="preserve">   </w:t>
+      </w:r>
+      <w:r>
+        <w:tab/>
+      </w:r>
+      <w:r>
+        <w:t xml:space="preserve">2, 6</w:t>
+      </w:r>
+    </w:p>
+    <w:p>
+      <w:pPr>
+        <w:keepLines/>
+        <w:tabs>
+          <w:tab w:val="right" w:leader="dot" w:pos="9360"/>
+        </w:tabs>
+        <w:spacing w:before="196" w:after="0" w:line="340" w:lineRule="exact"/>
+        <w:ind w:left="504" w:right="1120" w:hanging="504"/>
+      </w:pPr>
+      <w:r>
+        <w:t xml:space="preserve">Dec.</w:t>
+      </w:r>
+      <w:r>
+        <w:t xml:space="preserve"> </w:t>
+      </w:r>
+      <w:r>
+        <w:t xml:space="preserve">1968</w:t>
+      </w:r>
+      <w:r>
+        <w:t xml:space="preserve"> </w:t>
+      </w:r>
+      <w:r>
+        <w:t xml:space="preserve">service</w:t>
+      </w:r>
+      <w:r>
+        <w:t xml:space="preserve"> </w:t>
+      </w:r>
+      <w:r>
+        <w:t xml:space="preserve">record</w:t>
+      </w:r>
+      <w:r>
+        <w:t xml:space="preserve">,</w:t>
       </w:r>
       <w:r>
         <w:br/>
       </w:r>
       <w:r>
-        <w:t xml:space="preserve">R-655-57</w:t>
-      </w:r>
-    </w:p>
-    <w:p>
-      <w:pPr>
-        <w:pStyle w:val="Single"/>
-      </w:pPr>
-      <w:r>
-        <w:t xml:space="preserve">Jan. 1968 service record,</w:t>
+        <w:t xml:space="preserve">R</w:t>
+        <w:noBreakHyphen/>
+        <w:t xml:space="preserve">655</w:t>
+        <w:noBreakHyphen/>
+        <w:t xml:space="preserve">57</w:t>
+      </w:r>
+      <w:r>
+        <w:t xml:space="preserve">   </w:t>
+      </w:r>
+      <w:r>
+        <w:tab/>
+      </w:r>
+      <w:r>
+        <w:t xml:space="preserve">2</w:t>
+      </w:r>
+    </w:p>
+    <w:p>
+      <w:pPr>
+        <w:keepLines/>
+        <w:tabs>
+          <w:tab w:val="right" w:leader="dot" w:pos="9360"/>
+        </w:tabs>
+        <w:spacing w:before="196" w:after="0" w:line="340" w:lineRule="exact"/>
+        <w:ind w:left="504" w:right="1120" w:hanging="504"/>
+      </w:pPr>
+      <w:r>
+        <w:t xml:space="preserve">Jan.</w:t>
+      </w:r>
+      <w:r>
+        <w:t xml:space="preserve"> </w:t>
+      </w:r>
+      <w:r>
+        <w:t xml:space="preserve">1968</w:t>
+      </w:r>
+      <w:r>
+        <w:t xml:space="preserve"> </w:t>
+      </w:r>
+      <w:r>
+        <w:t xml:space="preserve">service</w:t>
+      </w:r>
+      <w:r>
+        <w:t xml:space="preserve"> </w:t>
+      </w:r>
+      <w:r>
+        <w:t xml:space="preserve">record</w:t>
+      </w:r>
+      <w:r>
+        <w:t xml:space="preserve">,</w:t>
       </w:r>
       <w:r>
         <w:br/>
       </w:r>
       <w:r>
-        <w:t xml:space="preserve">R-675-76</w:t>
-      </w:r>
-    </w:p>
-    <w:p>
-      <w:pPr>
-        <w:pStyle w:val="Single"/>
-      </w:pPr>
-      <w:r>
-        <w:t xml:space="preserve">Jan. 1967 service record,</w:t>
+        <w:t xml:space="preserve">R</w:t>
+        <w:noBreakHyphen/>
+        <w:t xml:space="preserve">675</w:t>
+        <w:noBreakHyphen/>
+        <w:t xml:space="preserve">76</w:t>
+      </w:r>
+      <w:r>
+        <w:t xml:space="preserve">   </w:t>
+      </w:r>
+      <w:r>
+        <w:tab/>
+      </w:r>
+      <w:r>
+        <w:t xml:space="preserve">1, 2</w:t>
+      </w:r>
+    </w:p>
+    <w:p>
+      <w:pPr>
+        <w:keepLines/>
+        <w:tabs>
+          <w:tab w:val="right" w:leader="dot" w:pos="9360"/>
+        </w:tabs>
+        <w:spacing w:before="196" w:after="0" w:line="340" w:lineRule="exact"/>
+        <w:ind w:left="504" w:right="1120" w:hanging="504"/>
+      </w:pPr>
+      <w:r>
+        <w:t xml:space="preserve">Jan.</w:t>
+      </w:r>
+      <w:r>
+        <w:t xml:space="preserve"> </w:t>
+      </w:r>
+      <w:r>
+        <w:t xml:space="preserve">1967</w:t>
+      </w:r>
+      <w:r>
+        <w:t xml:space="preserve"> </w:t>
+      </w:r>
+      <w:r>
+        <w:t xml:space="preserve">service</w:t>
+      </w:r>
+      <w:r>
+        <w:t xml:space="preserve"> </w:t>
+      </w:r>
+      <w:r>
+        <w:t xml:space="preserve">record</w:t>
+      </w:r>
+      <w:r>
+        <w:t xml:space="preserve">,</w:t>
       </w:r>
       <w:r>
         <w:br/>
       </w:r>
       <w:r>
-        <w:t xml:space="preserve">R-681-82</w:t>
-      </w:r>
-    </w:p>
-    <w:p>
-      <w:pPr>
-        <w:pStyle w:val="Single"/>
-      </w:pPr>
-      <w:r>
-        <w:t xml:space="preserve">Sept. 1967 certificate,</w:t>
+        <w:t xml:space="preserve">R</w:t>
+        <w:noBreakHyphen/>
+        <w:t xml:space="preserve">681</w:t>
+        <w:noBreakHyphen/>
+        <w:t xml:space="preserve">82</w:t>
+      </w:r>
+      <w:r>
+        <w:t xml:space="preserve">   </w:t>
+      </w:r>
+      <w:r>
+        <w:tab/>
+      </w:r>
+      <w:r>
+        <w:t xml:space="preserve">2</w:t>
+      </w:r>
+    </w:p>
+    <w:p>
+      <w:pPr>
+        <w:keepLines/>
+        <w:tabs>
+          <w:tab w:val="right" w:leader="dot" w:pos="9360"/>
+        </w:tabs>
+        <w:spacing w:before="196" w:after="0" w:line="340" w:lineRule="exact"/>
+        <w:ind w:left="504" w:right="1120" w:hanging="504"/>
+      </w:pPr>
+      <w:r>
+        <w:t xml:space="preserve">Sept.</w:t>
+      </w:r>
+      <w:r>
+        <w:t xml:space="preserve"> </w:t>
+      </w:r>
+      <w:r>
+        <w:t xml:space="preserve">1967</w:t>
+      </w:r>
+      <w:r>
+        <w:t xml:space="preserve"> </w:t>
+      </w:r>
+      <w:r>
+        <w:t xml:space="preserve">certificate</w:t>
+      </w:r>
+      <w:r>
+        <w:t xml:space="preserve">,</w:t>
       </w:r>
       <w:r>
         <w:br/>
       </w:r>
       <w:r>
-        <w:t xml:space="preserve">R-705</w:t>
-      </w:r>
-    </w:p>
-    <w:p>
-      <w:pPr>
-        <w:pStyle w:val="Single"/>
-      </w:pPr>
-      <w:r>
-        <w:t xml:space="preserve">Jan. 1969 service record,</w:t>
+        <w:t xml:space="preserve">R</w:t>
+        <w:noBreakHyphen/>
+        <w:t xml:space="preserve">705</w:t>
+      </w:r>
+      <w:r>
+        <w:t xml:space="preserve">   </w:t>
+      </w:r>
+      <w:r>
+        <w:tab/>
+      </w:r>
+      <w:r>
+        <w:t xml:space="preserve">2</w:t>
+      </w:r>
+    </w:p>
+    <w:p>
+      <w:pPr>
+        <w:keepLines/>
+        <w:tabs>
+          <w:tab w:val="right" w:leader="dot" w:pos="9360"/>
+        </w:tabs>
+        <w:spacing w:before="196" w:after="0" w:line="340" w:lineRule="exact"/>
+        <w:ind w:left="504" w:right="1120" w:hanging="504"/>
+      </w:pPr>
+      <w:r>
+        <w:t xml:space="preserve">Jan.</w:t>
+      </w:r>
+      <w:r>
+        <w:t xml:space="preserve"> </w:t>
+      </w:r>
+      <w:r>
+        <w:t xml:space="preserve">1969</w:t>
+      </w:r>
+      <w:r>
+        <w:t xml:space="preserve"> </w:t>
+      </w:r>
+      <w:r>
+        <w:t xml:space="preserve">service</w:t>
+      </w:r>
+      <w:r>
+        <w:t xml:space="preserve"> </w:t>
+      </w:r>
+      <w:r>
+        <w:t xml:space="preserve">record</w:t>
+      </w:r>
+      <w:r>
+        <w:t xml:space="preserve">,</w:t>
       </w:r>
       <w:r>
         <w:br/>
       </w:r>
       <w:r>
-        <w:t xml:space="preserve">R-744</w:t>
-      </w:r>
-    </w:p>
-    <w:p>
-      <w:pPr>
-        <w:pStyle w:val="Single"/>
-      </w:pPr>
-      <w:r>
-        <w:t xml:space="preserve">DD 214,</w:t>
+        <w:t xml:space="preserve">R</w:t>
+        <w:noBreakHyphen/>
+        <w:t xml:space="preserve">744</w:t>
+      </w:r>
+      <w:r>
+        <w:t xml:space="preserve">   </w:t>
+      </w:r>
+      <w:r>
+        <w:tab/>
+      </w:r>
+      <w:r>
+        <w:t xml:space="preserve">2, 6</w:t>
+      </w:r>
+    </w:p>
+    <w:p>
+      <w:pPr>
+        <w:keepLines/>
+        <w:tabs>
+          <w:tab w:val="right" w:leader="dot" w:pos="9360"/>
+        </w:tabs>
+        <w:spacing w:before="196" w:after="0" w:line="340" w:lineRule="exact"/>
+        <w:ind w:left="504" w:right="1120" w:hanging="504"/>
+      </w:pPr>
+      <w:r>
+        <w:t xml:space="preserve">DD</w:t>
+      </w:r>
+      <w:r>
+        <w:t xml:space="preserve"> </w:t>
+      </w:r>
+      <w:r>
+        <w:t xml:space="preserve">214</w:t>
+      </w:r>
+      <w:r>
+        <w:t xml:space="preserve">,</w:t>
       </w:r>
       <w:r>
         <w:br/>
       </w:r>
       <w:r>
-        <w:t xml:space="preserve">R-791</w:t>
-      </w:r>
-    </w:p>
-    <w:p>
-      <w:pPr>
-        <w:pStyle w:val="Single"/>
-      </w:pPr>
-      <w:r>
-        <w:t xml:space="preserve">Jan. 2016 statement,</w:t>
+        <w:t xml:space="preserve">R</w:t>
+        <w:noBreakHyphen/>
+        <w:t xml:space="preserve">791</w:t>
+      </w:r>
+      <w:r>
+        <w:t xml:space="preserve">   </w:t>
+      </w:r>
+      <w:r>
+        <w:tab/>
+      </w:r>
+      <w:r>
+        <w:t xml:space="preserve">1</w:t>
+      </w:r>
+    </w:p>
+    <w:p>
+      <w:pPr>
+        <w:keepLines/>
+        <w:tabs>
+          <w:tab w:val="right" w:leader="dot" w:pos="9360"/>
+        </w:tabs>
+        <w:spacing w:before="196" w:after="0" w:line="340" w:lineRule="exact"/>
+        <w:ind w:left="504" w:right="1120" w:hanging="504"/>
+      </w:pPr>
+      <w:r>
+        <w:t xml:space="preserve">Jan.</w:t>
+      </w:r>
+      <w:r>
+        <w:t xml:space="preserve"> </w:t>
+      </w:r>
+      <w:r>
+        <w:t xml:space="preserve">2016</w:t>
+      </w:r>
+      <w:r>
+        <w:t xml:space="preserve"> </w:t>
+      </w:r>
+      <w:r>
+        <w:t xml:space="preserve">statement</w:t>
+      </w:r>
+      <w:r>
+        <w:t xml:space="preserve">,</w:t>
       </w:r>
       <w:r>
         <w:br/>
       </w:r>
       <w:r>
-        <w:t xml:space="preserve">R-841</w:t>
-      </w:r>
-    </w:p>
-    <w:p>
-      <w:pPr>
-        <w:pStyle w:val="Single"/>
-      </w:pPr>
-      <w:r>
-        <w:t xml:space="preserve">Jan. 2016 claim,</w:t>
+        <w:t xml:space="preserve">R</w:t>
+        <w:noBreakHyphen/>
+        <w:t xml:space="preserve">841</w:t>
+      </w:r>
+      <w:r>
+        <w:t xml:space="preserve">   </w:t>
+      </w:r>
+      <w:r>
+        <w:tab/>
+      </w:r>
+      <w:r>
+        <w:t xml:space="preserve">1</w:t>
+      </w:r>
+    </w:p>
+    <w:p>
+      <w:pPr>
+        <w:keepLines/>
+        <w:tabs>
+          <w:tab w:val="right" w:leader="dot" w:pos="9360"/>
+        </w:tabs>
+        <w:spacing w:before="196" w:after="0" w:line="340" w:lineRule="exact"/>
+        <w:ind w:left="504" w:right="1120" w:hanging="504"/>
+      </w:pPr>
+      <w:r>
+        <w:t xml:space="preserve">Jan.</w:t>
+      </w:r>
+      <w:r>
+        <w:t xml:space="preserve"> </w:t>
+      </w:r>
+      <w:r>
+        <w:t xml:space="preserve">2016</w:t>
+      </w:r>
+      <w:r>
+        <w:t xml:space="preserve"> </w:t>
+      </w:r>
+      <w:r>
+        <w:t xml:space="preserve">claim</w:t>
+      </w:r>
+      <w:r>
+        <w:t xml:space="preserve">,</w:t>
       </w:r>
       <w:r>
         <w:br/>
       </w:r>
       <w:r>
-        <w:t xml:space="preserve">R-851-54</w:t>
-      </w:r>
-    </w:p>
-    <w:p>
-      <w:pPr>
-        <w:pStyle w:val="Single"/>
-      </w:pPr>
-      <w:r>
-        <w:t xml:space="preserve">DD 214,</w:t>
+        <w:t xml:space="preserve">R</w:t>
+        <w:noBreakHyphen/>
+        <w:t xml:space="preserve">851</w:t>
+        <w:noBreakHyphen/>
+        <w:t xml:space="preserve">54</w:t>
+      </w:r>
+      <w:r>
+        <w:t xml:space="preserve">   </w:t>
+      </w:r>
+      <w:r>
+        <w:tab/>
+      </w:r>
+      <w:r>
+        <w:t xml:space="preserve">3</w:t>
+      </w:r>
+    </w:p>
+    <w:p>
+      <w:pPr>
+        <w:keepLines/>
+        <w:tabs>
+          <w:tab w:val="right" w:leader="dot" w:pos="9360"/>
+        </w:tabs>
+        <w:spacing w:before="196" w:after="0" w:line="340" w:lineRule="exact"/>
+        <w:ind w:left="504" w:right="1120" w:hanging="504"/>
+      </w:pPr>
+      <w:r>
+        <w:t xml:space="preserve">DD</w:t>
+      </w:r>
+      <w:r>
+        <w:t xml:space="preserve"> </w:t>
+      </w:r>
+      <w:r>
+        <w:t xml:space="preserve">214</w:t>
+      </w:r>
+      <w:r>
+        <w:t xml:space="preserve">,</w:t>
       </w:r>
       <w:r>
         <w:br/>
       </w:r>
       <w:r>
-        <w:t xml:space="preserve">R-1103</w:t>
+        <w:t xml:space="preserve">R</w:t>
+        <w:noBreakHyphen/>
+        <w:t xml:space="preserve">1103</w:t>
+      </w:r>
+      <w:r>
+        <w:t xml:space="preserve">   </w:t>
+      </w:r>
+      <w:r>
+        <w:tab/>
+      </w:r>
+      <w:r>
+        <w:t xml:space="preserve">1</w:t>
       </w:r>
     </w:p>
     <w:p>
@@ -886,7 +2995,7 @@
         <w:sectPr>
           <w:footerReference w:type="default" r:id="rIdFtrPage"/>
           <w:pgSz w:w="12240" w:h="15840"/>
-          <w:pgMar w:top="1440" w:right="1440" w:bottom="1440" w:left="1440" w:header="720" w:footer="432" w:gutter="0"/>
+          <w:pgMar w:top="1440" w:right="1441" w:bottom="1440" w:left="1440" w:header="720" w:footer="676" w:gutter="0"/>
           <w:pgNumType w:fmt="lowerRoman" w:start="1"/>
         </w:sectPr>
       </w:pPr>
@@ -894,37 +3003,73 @@
     <w:p>
       <w:pPr>
         <w:pStyle w:val="Heading1"/>
-      </w:pPr>
-      <w:bookmarkStart w:id="9" w:name="_0942a3442896c942c9642aba0163503f293526f"/>
-      <w:r>
-        <w:t xml:space="preserve">Statement of the Issue</w:t>
-      </w:r>
-      <w:bookmarkEnd w:id="9"/>
+        <w:keepNext/>
+        <w:keepLines/>
+        <w:spacing w:before="0" w:after="308" w:line="400" w:lineRule="exact"/>
+        <w:ind w:left="0" w:firstLine="0"/>
+        <w:jc w:val="center"/>
+      </w:pPr>
+      <w:r>
+        <w:rPr>
+          <w:b/>
+          <w:bCs/>
+          <w:sz w:val="32"/>
+          <w:szCs w:val="32"/>
+        </w:rPr>
+        <w:t xml:space="preserve">STATEMENT OF THE ISSUE</w:t>
+      </w:r>
     </w:p>
     <w:p>
       <w:pPr>
         <w:pStyle w:val="FirstParagraph"/>
       </w:pPr>
       <w:r>
-        <w:t xml:space="preserve">The duty to assist requires VA to assist a claimant in obtaining evidence necessary to substantiate a claim for service connection. This includes making efforts to obtain all relevant records pertaining to a veteran’s military service unless no reasonable possibility exists that such assistance would aid in substantiating the claim. Here, the Veteran reported working on C-123 aircraft—the type of aircraft known to have been involved in spraying herbicides during the Vietnam era—at a time and place that such aircraft were known to have been involved in spraying missions. However, VA failed to undertake any efforts to obtain records that may verify that the Veteran came into contact with C-123 aircraft contaminated with herbicides. Did the Board fail to provide adequate reasons or bases for its decision and ensure compliance with the duty to assist?</w:t>
+        <w:t xml:space="preserve">The duty to assist requires VA to assist a claimant in obtaining evidence necessary to substantiate a claim for service connection. This includes making efforts to obtain all relevant records pertaining to a veteran’s military service unless no reasonable possibility exists that such assistance would aid in substantiating the claim. Here, the Veteran reported working on C</w:t>
+      </w:r>
+      <w:r>
+        <w:noBreakHyphen/>
+      </w:r>
+      <w:r>
+        <w:t xml:space="preserve">123 aircraft—the type of aircraft known to have been involved in spraying herbicides during the Vietnam era—at a time and place that such aircraft were known to have been involved in spraying missions. However, VA failed to undertake any efforts to obtain records that may verify that the Veteran came into contact with C</w:t>
+      </w:r>
+      <w:r>
+        <w:noBreakHyphen/>
+      </w:r>
+      <w:r>
+        <w:t xml:space="preserve">123 aircraft contaminated with herbicides. Did the Board fail to provide adequate reasons or bases for its decision and ensure compliance with the duty to assist?</w:t>
       </w:r>
     </w:p>
     <w:p>
       <w:pPr>
         <w:pStyle w:val="Heading1"/>
-      </w:pPr>
-      <w:bookmarkStart w:id="10" w:name="_9ce86cd89e816c495213921bce711286420babc"/>
-      <w:r>
-        <w:t xml:space="preserve">Statement of the Case</w:t>
-      </w:r>
-      <w:bookmarkEnd w:id="10"/>
-    </w:p>
-    <w:p>
-      <w:pPr>
-        <w:pStyle w:val="FirstParagraph"/>
-      </w:pPr>
-      <w:r>
-        <w:t xml:space="preserve">Adrian A. Chavez served honorably in the United States Air Force from January 1966 until December 1969. See R-1103 (DD 214). For his service, Mr. Chavez was awarded the National Defense Service Medical and the Air Force Good Conduct Medal. See</w:t>
+        <w:keepNext/>
+        <w:keepLines/>
+        <w:spacing w:before="420" w:after="308" w:line="400" w:lineRule="exact"/>
+        <w:ind w:left="0" w:firstLine="0"/>
+        <w:jc w:val="center"/>
+      </w:pPr>
+      <w:r>
+        <w:rPr>
+          <w:b/>
+          <w:bCs/>
+          <w:sz w:val="32"/>
+          <w:szCs w:val="32"/>
+        </w:rPr>
+        <w:t xml:space="preserve">STATEMENT OF THE CASE</w:t>
+      </w:r>
+    </w:p>
+    <w:p>
+      <w:pPr>
+        <w:pStyle w:val="BodyText"/>
+      </w:pPr>
+      <w:r>
+        <w:t xml:space="preserve">Adrian A. Chavez served honorably in the United States Air Force from January 1966 until December 1969. See R</w:t>
+      </w:r>
+      <w:r>
+        <w:noBreakHyphen/>
+      </w:r>
+      <w:r>
+        <w:t xml:space="preserve">1103 (DD 214). For his service, Mr. Chavez was awarded the National Defense Service Medical and the Air Force Good Conduct Medal. See</w:t>
       </w:r>
       <w:r>
         <w:t xml:space="preserve"> </w:t>
@@ -942,7 +3087,91 @@
         <w:pStyle w:val="BodyText"/>
       </w:pPr>
       <w:r>
-        <w:t xml:space="preserve">Mr. Chavez served at Clark Air Force Base (AFB) for two years in the 604th Mass Unit. See, e.g., R-676 (675-76); R-791; R-841. His Air Force Specialty Codes were 4313 and 4315, indicating that he served as an aircraft maintenance specialist. See R-635; R-705; R-744. He performed “pre-flight, 7-day home station check[s], and thru-flight inspections on C-141 aircraft.” R-676; see also R-682. He performed “duties on all MAC jet and turbo-jet aircraft transiting” at Clark AFB, including “unscheduled maintenance, thru-flight, servicing, minor maintenance inspection, jacking, towing, and reconfiguration of aircraft.” R-656 (655-57). He worked 12 hours per day, 7 days per week to ensure that troops and cargo could be carried back and forth from Vietnam as fast as possible. R-403 (401-04).</w:t>
+        <w:t xml:space="preserve">Mr. Chavez served at Clark Air Force Base (AFB) for two years in the 604th Mass Unit. See, e.g., R</w:t>
+      </w:r>
+      <w:r>
+        <w:noBreakHyphen/>
+      </w:r>
+      <w:r>
+        <w:t xml:space="preserve">676 (675</w:t>
+      </w:r>
+      <w:r>
+        <w:noBreakHyphen/>
+      </w:r>
+      <w:r>
+        <w:t xml:space="preserve">76); R</w:t>
+      </w:r>
+      <w:r>
+        <w:noBreakHyphen/>
+      </w:r>
+      <w:r>
+        <w:t xml:space="preserve">791; R</w:t>
+      </w:r>
+      <w:r>
+        <w:noBreakHyphen/>
+      </w:r>
+      <w:r>
+        <w:t xml:space="preserve">841. His Air Force Specialty Codes were 4313 and 4315, indicating that he served as an aircraft maintenance specialist. See R</w:t>
+      </w:r>
+      <w:r>
+        <w:noBreakHyphen/>
+      </w:r>
+      <w:r>
+        <w:t xml:space="preserve">635; R</w:t>
+      </w:r>
+      <w:r>
+        <w:noBreakHyphen/>
+      </w:r>
+      <w:r>
+        <w:t xml:space="preserve">705; R</w:t>
+      </w:r>
+      <w:r>
+        <w:noBreakHyphen/>
+      </w:r>
+      <w:r>
+        <w:t xml:space="preserve">744. He performed “pre-flight, 7-day home station check[s], and thru-flight inspections on C</w:t>
+      </w:r>
+      <w:r>
+        <w:noBreakHyphen/>
+      </w:r>
+      <w:r>
+        <w:t xml:space="preserve">141 aircraft.” R</w:t>
+      </w:r>
+      <w:r>
+        <w:noBreakHyphen/>
+      </w:r>
+      <w:r>
+        <w:t xml:space="preserve">676; see also R</w:t>
+      </w:r>
+      <w:r>
+        <w:noBreakHyphen/>
+      </w:r>
+      <w:r>
+        <w:t xml:space="preserve">682. He performed “duties on all MAC jet and turbo-jet aircraft transiting” at Clark AFB, including “unscheduled maintenance, thru-flight, servicing, minor maintenance inspection, jacking, towing, and reconfiguration of aircraft.” R</w:t>
+      </w:r>
+      <w:r>
+        <w:noBreakHyphen/>
+      </w:r>
+      <w:r>
+        <w:t xml:space="preserve">656 (655</w:t>
+      </w:r>
+      <w:r>
+        <w:noBreakHyphen/>
+      </w:r>
+      <w:r>
+        <w:t xml:space="preserve">57). He worked 12 hours per day, 7 days per week to ensure that troops and cargo could be carried back and forth from Vietnam as fast as possible. R</w:t>
+      </w:r>
+      <w:r>
+        <w:noBreakHyphen/>
+      </w:r>
+      <w:r>
+        <w:t xml:space="preserve">403 (401</w:t>
+      </w:r>
+      <w:r>
+        <w:noBreakHyphen/>
+      </w:r>
+      <w:r>
+        <w:t xml:space="preserve">04).</w:t>
       </w:r>
     </w:p>
     <w:p>
@@ -950,7 +3179,7 @@
         <w:pStyle w:val="BodyText"/>
       </w:pPr>
       <w:r>
-        <w:t xml:space="preserve">Although Mr. Chavez was assigned to the 604th Mass Unit he “worked on . . . planes regardless of [the] unit [he] was assigned to[ ].”</w:t>
+        <w:t xml:space="preserve">Although Mr. Chavez was assigned to the 604th Mass Unit he “worked on . . . planes regardless of [the] unit [he] was assigned to[ ].”</w:t>
       </w:r>
       <w:r>
         <w:t xml:space="preserve"> </w:t>
@@ -966,7 +3195,7 @@
         <w:t xml:space="preserve"> </w:t>
       </w:r>
       <w:r>
-        <w:t xml:space="preserve">He and his fellow service members “worked on many other planes other th[a]n what [they] were assigned to[ ]” while stationed in the Philippines.</w:t>
+        <w:t xml:space="preserve">He and his fellow service members “worked on many other planes other th[a]n what [they] were assigned to[ ]” while stationed in the Philippines.</w:t>
       </w:r>
       <w:r>
         <w:t xml:space="preserve"> </w:t>
@@ -982,19 +3211,37 @@
         <w:t xml:space="preserve"> </w:t>
       </w:r>
       <w:r>
-        <w:t xml:space="preserve">This included C-123 aircraft from Operation Ranch Hand.</w:t>
+        <w:t xml:space="preserve">This included C</w:t>
+      </w:r>
+      <w:r>
+        <w:noBreakHyphen/>
+      </w:r>
+      <w:r>
+        <w:t xml:space="preserve">123 aircraft from Operation Ranch Hand.</w:t>
       </w:r>
       <w:r>
         <w:rPr>
           <w:rStyle w:val="FootnoteReference"/>
         </w:rPr>
-        <w:footnoteReference w:id="11"/>
-      </w:r>
-      <w:r>
-        <w:t xml:space="preserve"> </w:t>
-      </w:r>
-      <w:r>
-        <w:t xml:space="preserve">See R-403-04.</w:t>
+        <w:footnoteReference w:id="9"/>
+      </w:r>
+      <w:r>
+        <w:t xml:space="preserve"> </w:t>
+      </w:r>
+      <w:r>
+        <w:t xml:space="preserve">See R</w:t>
+      </w:r>
+      <w:r>
+        <w:noBreakHyphen/>
+      </w:r>
+      <w:r>
+        <w:t xml:space="preserve">403</w:t>
+      </w:r>
+      <w:r>
+        <w:noBreakHyphen/>
+      </w:r>
+      <w:r>
+        <w:t xml:space="preserve">04.</w:t>
       </w:r>
     </w:p>
     <w:p>
@@ -1002,19 +3249,67 @@
         <w:pStyle w:val="BodyText"/>
       </w:pPr>
       <w:r>
-        <w:t xml:space="preserve">After service, in November 2012, Mr. Chavez was diagnosed with prostate cancer. See R-485; see also R-486. In 2014, he was also diagnosed with coronary artery disease.</w:t>
+        <w:t xml:space="preserve">After service, in November 2012, Mr. Chavez was diagnosed with prostate cancer. See R</w:t>
+      </w:r>
+      <w:r>
+        <w:noBreakHyphen/>
+      </w:r>
+      <w:r>
+        <w:t xml:space="preserve">485; see also R</w:t>
+      </w:r>
+      <w:r>
+        <w:noBreakHyphen/>
+      </w:r>
+      <w:r>
+        <w:t xml:space="preserve">486. In 2014, he was also diagnosed with coronary artery disease.</w:t>
       </w:r>
       <w:r>
         <w:rPr>
           <w:rStyle w:val="FootnoteReference"/>
         </w:rPr>
-        <w:footnoteReference w:id="12"/>
-      </w:r>
-      <w:r>
-        <w:t xml:space="preserve"> </w:t>
-      </w:r>
-      <w:r>
-        <w:t xml:space="preserve">See, e.g., R-166 (166-68); R-219 (219-24); R-482 (481-84).</w:t>
+        <w:footnoteReference w:id="10"/>
+      </w:r>
+      <w:r>
+        <w:t xml:space="preserve"> </w:t>
+      </w:r>
+      <w:r>
+        <w:t xml:space="preserve">See, e.g., R</w:t>
+      </w:r>
+      <w:r>
+        <w:noBreakHyphen/>
+      </w:r>
+      <w:r>
+        <w:t xml:space="preserve">166 (166</w:t>
+      </w:r>
+      <w:r>
+        <w:noBreakHyphen/>
+      </w:r>
+      <w:r>
+        <w:t xml:space="preserve">68); R</w:t>
+      </w:r>
+      <w:r>
+        <w:noBreakHyphen/>
+      </w:r>
+      <w:r>
+        <w:t xml:space="preserve">219 (219</w:t>
+      </w:r>
+      <w:r>
+        <w:noBreakHyphen/>
+      </w:r>
+      <w:r>
+        <w:t xml:space="preserve">24); R</w:t>
+      </w:r>
+      <w:r>
+        <w:noBreakHyphen/>
+      </w:r>
+      <w:r>
+        <w:t xml:space="preserve">482 (481</w:t>
+      </w:r>
+      <w:r>
+        <w:noBreakHyphen/>
+      </w:r>
+      <w:r>
+        <w:t xml:space="preserve">84).</w:t>
       </w:r>
     </w:p>
     <w:p>
@@ -1022,7 +3317,55 @@
         <w:pStyle w:val="BodyText"/>
       </w:pPr>
       <w:r>
-        <w:t xml:space="preserve">Mr. Chavez filed a claim for service connection for prostate cancer and ischemic heart disease in January 2016. See R-851-54. Two months later, the Regional Office denied both claims. In his timely notice of disagreement, Mr. Chavez stated that he “got prostate cancer from being on b[oard] many . . . aircraft and cargo in and out of Vietnam.” R-585 (584-90). The RO issued a statement of the case that continued to deny service connection for prostate cancer and ischemic heart disease, R-431-52, and Mr. Chavez perfected his appeal to the Board, R-401-04.</w:t>
+        <w:t xml:space="preserve">Mr. Chavez filed a claim for service connection for prostate cancer and ischemic heart disease in January 2016. See R</w:t>
+      </w:r>
+      <w:r>
+        <w:noBreakHyphen/>
+      </w:r>
+      <w:r>
+        <w:t xml:space="preserve">851</w:t>
+      </w:r>
+      <w:r>
+        <w:noBreakHyphen/>
+      </w:r>
+      <w:r>
+        <w:t xml:space="preserve">54. Two months later, the Regional Office denied both claims. In his timely notice of disagreement, Mr. Chavez stated that he “got prostate cancer from being on b[oard] many . . . aircraft and cargo in and out of Vietnam.” R</w:t>
+      </w:r>
+      <w:r>
+        <w:noBreakHyphen/>
+      </w:r>
+      <w:r>
+        <w:t xml:space="preserve">585 (584</w:t>
+      </w:r>
+      <w:r>
+        <w:noBreakHyphen/>
+      </w:r>
+      <w:r>
+        <w:t xml:space="preserve">90). The RO issued a statement of the case that continued to deny service connection for prostate cancer and ischemic heart disease, R</w:t>
+      </w:r>
+      <w:r>
+        <w:noBreakHyphen/>
+      </w:r>
+      <w:r>
+        <w:t xml:space="preserve">431</w:t>
+      </w:r>
+      <w:r>
+        <w:noBreakHyphen/>
+      </w:r>
+      <w:r>
+        <w:t xml:space="preserve">52, and Mr. Chavez perfected his appeal to the Board, R</w:t>
+      </w:r>
+      <w:r>
+        <w:noBreakHyphen/>
+      </w:r>
+      <w:r>
+        <w:t xml:space="preserve">401</w:t>
+      </w:r>
+      <w:r>
+        <w:noBreakHyphen/>
+      </w:r>
+      <w:r>
+        <w:t xml:space="preserve">04.</w:t>
       </w:r>
     </w:p>
     <w:p>
@@ -1030,7 +3373,37 @@
         <w:pStyle w:val="BodyText"/>
       </w:pPr>
       <w:r>
-        <w:t xml:space="preserve">In July 2019, the Board denied service connection for coronary artery disease and prostate cancer. See R-5 (3-14). The Board found that “the C-123 herbicide exposure presumption [wa]s not applicable in this case” because “[w]hile the list of affected locations for the herbicide-spraying C-123 aircraft does include Clark AFB at the time the Veteran was stationed there (1969) and he has the requisite AFSC,” his assigned unit did not fall into the units currently identified by VA. R-10. In addition, it found that “the Veteran’s assumption that that [sic] he was exposed to herbicides while serving at Clark AFB is not supported by competent evidence” and that “the Veteran’s reports of herbicide exposure are not competent, absent any salient detail regarding his claimed exposure.”</w:t>
+        <w:t xml:space="preserve">In July 2019, the Board denied service connection for coronary artery disease and prostate cancer. See R</w:t>
+      </w:r>
+      <w:r>
+        <w:noBreakHyphen/>
+      </w:r>
+      <w:r>
+        <w:t xml:space="preserve">5 (3</w:t>
+      </w:r>
+      <w:r>
+        <w:noBreakHyphen/>
+      </w:r>
+      <w:r>
+        <w:t xml:space="preserve">14). The Board found that “the C</w:t>
+      </w:r>
+      <w:r>
+        <w:noBreakHyphen/>
+      </w:r>
+      <w:r>
+        <w:t xml:space="preserve">123 herbicide exposure presumption [wa]s not applicable in this case” because “[w]hile the list of affected locations for the herbicide-spraying C</w:t>
+      </w:r>
+      <w:r>
+        <w:noBreakHyphen/>
+      </w:r>
+      <w:r>
+        <w:t xml:space="preserve">123 aircraft does include Clark AFB at the time the Veteran was stationed there (1969) and he has the requisite AFSC,” his assigned unit did not fall into the units currently identified by VA. R</w:t>
+      </w:r>
+      <w:r>
+        <w:noBreakHyphen/>
+      </w:r>
+      <w:r>
+        <w:t xml:space="preserve">10. In addition, it found that “the Veteran’s assumption that that [sic] he was exposed to herbicides while serving at Clark AFB is not supported by competent evidence” and that “the Veteran’s reports of herbicide exposure are not competent, absent any salient detail regarding his claimed exposure.”</w:t>
       </w:r>
       <w:r>
         <w:t xml:space="preserve"> </w:t>
@@ -1054,19 +3427,20 @@
     <w:p>
       <w:pPr>
         <w:pStyle w:val="Heading1"/>
-      </w:pPr>
-      <w:bookmarkStart w:id="13" w:name="_186588b2021048c81d44e35dd76941a1429e117"/>
-      <w:r>
-        <w:t xml:space="preserve">Summary of the Argument</w:t>
-      </w:r>
-      <w:bookmarkEnd w:id="13"/>
-    </w:p>
-    <w:p>
-      <w:pPr>
-        <w:pStyle w:val="FirstParagraph"/>
-      </w:pPr>
-      <w:r>
-        <w:t xml:space="preserve">In denying service connection for prostate cancer and coronary artery disease, the Board failed to adequately determine whether Mr. Chavez had actual exposure to aircraft contaminated by herbicides. And it did not have sufficient evidence to undertake this analysis because it failed to ensure that the duty to assist was satisfied. The record indicates that the Veteran serviced C-123 aircraft that were not assigned to his unit at a time and place that C-123 aircraft used in Operation Ranch Hand are known to have been. Yet VA failed to make reasonable efforts to obtain additional unit records that may have verified that the Veteran performed work on those contaminated aircraft. As a result, the Board’s denial of service connection for both prostate cancer and coronary artery disease was based on an underdeveloped record.</w:t>
+        <w:keepNext/>
+        <w:keepLines/>
+        <w:spacing w:before="420" w:after="308" w:line="400" w:lineRule="exact"/>
+        <w:ind w:left="0" w:firstLine="0"/>
+        <w:jc w:val="center"/>
+      </w:pPr>
+      <w:r>
+        <w:rPr>
+          <w:b/>
+          <w:bCs/>
+          <w:sz w:val="32"/>
+          <w:szCs w:val="32"/>
+        </w:rPr>
+        <w:t xml:space="preserve">SUMMARY OF THE ARGUMENT</w:t>
       </w:r>
     </w:p>
     <w:p>
@@ -1074,25 +3448,54 @@
         <w:pStyle w:val="BodyText"/>
       </w:pPr>
       <w:r>
+        <w:t xml:space="preserve">In denying service connection for prostate cancer and coronary artery disease, the Board failed to adequately determine whether Mr. Chavez had actual exposure to aircraft contaminated by herbicides. And it did not have sufficient evidence to undertake this analysis because it failed to ensure that the duty to assist was satisfied. The record indicates that the Veteran serviced C</w:t>
+      </w:r>
+      <w:r>
+        <w:noBreakHyphen/>
+      </w:r>
+      <w:r>
+        <w:t xml:space="preserve">123 aircraft that were not assigned to his unit at a time and place that C</w:t>
+      </w:r>
+      <w:r>
+        <w:noBreakHyphen/>
+      </w:r>
+      <w:r>
+        <w:t xml:space="preserve">123 aircraft used in Operation Ranch Hand are known to have been. Yet VA failed to make reasonable efforts to obtain additional unit records that may have verified that the Veteran performed work on those contaminated aircraft. As a result, the Board’s denial of service connection for both prostate cancer and coronary artery disease was based on an underdeveloped record.</w:t>
+      </w:r>
+    </w:p>
+    <w:p>
+      <w:pPr>
+        <w:pStyle w:val="BodyText"/>
+      </w:pPr>
+      <w:r>
         <w:t xml:space="preserve">Remand is warranted for the Board to ensure that VA’s duty to assist is satisfied, properly apply the law, and provide an adequate statement of reasons or bases for its decision.</w:t>
       </w:r>
     </w:p>
     <w:p>
       <w:pPr>
         <w:pStyle w:val="Heading1"/>
-      </w:pPr>
-      <w:bookmarkStart w:id="14" w:name="_9339ea4a612847623b5ac5d9b950ce636f60fb0"/>
-      <w:r>
-        <w:t xml:space="preserve">Standard of Review</w:t>
-      </w:r>
-      <w:bookmarkEnd w:id="14"/>
-    </w:p>
-    <w:p>
-      <w:pPr>
-        <w:pStyle w:val="FirstParagraph"/>
-      </w:pPr>
-      <w:r>
-        <w:t xml:space="preserve">The Court reviews the Board’s findings with respect to a veteran’s claim for service connection and VA’s satisfaction of the duty to assist under the “clearly erroneous” standard of review. 38 U.S.C. § 7261(a)(4);</w:t>
+        <w:keepNext/>
+        <w:keepLines/>
+        <w:spacing w:before="420" w:after="308" w:line="400" w:lineRule="exact"/>
+        <w:ind w:left="0" w:firstLine="0"/>
+        <w:jc w:val="center"/>
+      </w:pPr>
+      <w:r>
+        <w:rPr>
+          <w:b/>
+          <w:bCs/>
+          <w:sz w:val="32"/>
+          <w:szCs w:val="32"/>
+        </w:rPr>
+        <w:t xml:space="preserve">STANDARD OF REVIEW</w:t>
+      </w:r>
+    </w:p>
+    <w:p>
+      <w:pPr>
+        <w:pStyle w:val="BodyText"/>
+      </w:pPr>
+      <w:r>
+        <w:t xml:space="preserve">The Court reviews the Board’s findings with respect to a veteran’s claim for service connection and VA’s satisfaction of the duty to assist under the “clearly erroneous” standard of review. 38 U.S.C. § 7261(a)⁠(4);</w:t>
       </w:r>
       <w:r>
         <w:t xml:space="preserve"> </w:t>
@@ -1131,7 +3534,7 @@
         <w:t xml:space="preserve">United States v. U.S. Gypsum Co.</w:t>
       </w:r>
       <w:r>
-        <w:t xml:space="preserve">, 333 U.S. 364, 395 (1948)). This Court may hold a clearly erroneous finding unlawful and set it aside or reverse it. See 38 U.S.C. § 7261(a)(4).</w:t>
+        <w:t xml:space="preserve">, 333 U.S. 364, 395 (1948)). This Court may hold a clearly erroneous finding unlawful and set it aside or reverse it. See 38 U.S.C. § 7261(a)⁠(4).</w:t>
       </w:r>
     </w:p>
     <w:p>
@@ -1178,38 +3581,69 @@
         <w:t xml:space="preserve">King v. Shinseki</w:t>
       </w:r>
       <w:r>
-        <w:t xml:space="preserve">, 26 Vet. App. 433, 437 (2014); see 38 U.S.C. § 7261(a)(3).</w:t>
+        <w:t xml:space="preserve">, 26 Vet. App. 433, 437 (2014); see 38 U.S.C. § 7261(a)⁠(3).</w:t>
       </w:r>
     </w:p>
     <w:p>
       <w:pPr>
         <w:pStyle w:val="Heading1"/>
-      </w:pPr>
-      <w:bookmarkStart w:id="15" w:name="_argument"/>
-      <w:r>
-        <w:t xml:space="preserve">Argument</w:t>
-      </w:r>
-      <w:bookmarkEnd w:id="15"/>
-    </w:p>
-    <w:p>
-      <w:pPr>
-        <w:pStyle w:val="FirstParagraph"/>
-      </w:pPr>
-      <w:r>
-        <w:t xml:space="preserve">During Operation Ranch Hand (ORH), C-123 aircraft were used for “defoliation missions to destroy enemy food supplies and to clear and expose enemy transportation and infiltration routes.” Institute of Medicine,</w:t>
-      </w:r>
-      <w:r>
-        <w:t xml:space="preserve"> </w:t>
-      </w:r>
-      <w:r>
-        <w:rPr>
-          <w:i/>
-          <w:iCs/>
-        </w:rPr>
-        <w:t xml:space="preserve">Post-Vietnam Dioxin Exposure in Agent Orange-Contaminated C-123 Aircraft</w:t>
-      </w:r>
-      <w:r>
-        <w:t xml:space="preserve">, The National Academies Press, 27 (2015). The Air Force personnel involved in the spraying activities in Vietnam “have been considered among the most highly exposed workers to the chemicals that were in defoliants,” and “[p]ersonnel who provided primary maintenance for the [C-123 aircraft] were also potentially exposed to herbicides.”</w:t>
+        <w:keepNext/>
+        <w:keepLines/>
+        <w:spacing w:before="420" w:after="308" w:line="400" w:lineRule="exact"/>
+        <w:ind w:left="0" w:firstLine="0"/>
+        <w:jc w:val="center"/>
+      </w:pPr>
+      <w:r>
+        <w:rPr>
+          <w:b/>
+          <w:bCs/>
+          <w:sz w:val="32"/>
+          <w:szCs w:val="32"/>
+        </w:rPr>
+        <w:t xml:space="preserve">ARGUMENT</w:t>
+      </w:r>
+    </w:p>
+    <w:p>
+      <w:pPr>
+        <w:pStyle w:val="BodyText"/>
+      </w:pPr>
+      <w:r>
+        <w:t xml:space="preserve">During Operation Ranch Hand (ORH), C</w:t>
+      </w:r>
+      <w:r>
+        <w:noBreakHyphen/>
+      </w:r>
+      <w:r>
+        <w:t xml:space="preserve">123 aircraft were used for “defoliation missions to destroy enemy food supplies and to clear and expose enemy transportation and infiltration routes.” Institute of Medicine,</w:t>
+      </w:r>
+      <w:r>
+        <w:t xml:space="preserve"> </w:t>
+      </w:r>
+      <w:r>
+        <w:rPr>
+          <w:i/>
+          <w:iCs/>
+        </w:rPr>
+        <w:t xml:space="preserve">Post-Vietnam Dioxin Exposure in Agent Orange-Contaminated C</w:t>
+      </w:r>
+      <w:r>
+        <w:noBreakHyphen/>
+      </w:r>
+      <w:r>
+        <w:rPr>
+          <w:i/>
+          <w:iCs/>
+        </w:rPr>
+        <w:t xml:space="preserve">123 Aircraft</w:t>
+      </w:r>
+      <w:r>
+        <w:t xml:space="preserve">, The National Academies Press, 27 (2015). The Air Force personnel involved in the spraying activities in Vietnam “have been considered among the most highly exposed workers to the chemicals that were in defoliants,” and “[p]ersonnel who provided primary maintenance for the [C</w:t>
+      </w:r>
+      <w:r>
+        <w:noBreakHyphen/>
+      </w:r>
+      <w:r>
+        <w:t xml:space="preserve">123 aircraft] were also potentially exposed to herbicides.”</w:t>
       </w:r>
       <w:r>
         <w:t xml:space="preserve"> </w:t>
@@ -1225,7 +3659,13 @@
         <w:t xml:space="preserve"> </w:t>
       </w:r>
       <w:r>
-        <w:t xml:space="preserve">at 29-30.</w:t>
+        <w:t xml:space="preserve">at 29</w:t>
+      </w:r>
+      <w:r>
+        <w:noBreakHyphen/>
+      </w:r>
+      <w:r>
+        <w:t xml:space="preserve">30.</w:t>
       </w:r>
     </w:p>
     <w:p>
@@ -1233,7 +3673,19 @@
         <w:pStyle w:val="BodyText"/>
       </w:pPr>
       <w:r>
-        <w:t xml:space="preserve">VA has conceded that C-123 aircraft used to spray Agent Orange in Vietnam as part of ORH continued to have herbicide residue on their interior surfaces after the operation. See 38 C.F.R. § 3.307(a)(6)(v) (2019). Thus, any “individual who performed service in the Air Force or Air Force Reserve under circumstances in which the individual concerned regularly and repeatedly operated, maintained, or served onboard C-123 aircraft known to have been used to spray an herbicide agent during the Vietnam era shall be presumed to have been exposed during such service to an herbicide agent.”</w:t>
+        <w:t xml:space="preserve">VA has conceded that C</w:t>
+      </w:r>
+      <w:r>
+        <w:noBreakHyphen/>
+      </w:r>
+      <w:r>
+        <w:t xml:space="preserve">123 aircraft used to spray Agent Orange in Vietnam as part of ORH continued to have herbicide residue on their interior surfaces after the operation. See 38 C.F.R. § 3.307(a)⁠(6)⁠(v) (2019). Thus, any “individual who performed service in the Air Force or Air Force Reserve under circumstances in which the individual concerned regularly and repeatedly operated, maintained, or served onboard C</w:t>
+      </w:r>
+      <w:r>
+        <w:noBreakHyphen/>
+      </w:r>
+      <w:r>
+        <w:t xml:space="preserve">123 aircraft known to have been used to spray an herbicide agent during the Vietnam era shall be presumed to have been exposed during such service to an herbicide agent.”</w:t>
       </w:r>
       <w:r>
         <w:t xml:space="preserve"> </w:t>
@@ -1249,7 +3701,13 @@
         <w:t xml:space="preserve"> </w:t>
       </w:r>
       <w:r>
-        <w:t xml:space="preserve">But VA will presume that only Air Force members who were assigned to certain units “regularly and repeatedly operated, maintained, or served onboard C-123 aircraft.”</w:t>
+        <w:t xml:space="preserve">But VA will presume that only Air Force members who were assigned to certain units “regularly and repeatedly operated, maintained, or served onboard C</w:t>
+      </w:r>
+      <w:r>
+        <w:noBreakHyphen/>
+      </w:r>
+      <w:r>
+        <w:t xml:space="preserve">123 aircraft.”</w:t>
       </w:r>
       <w:r>
         <w:t xml:space="preserve"> </w:t>
@@ -1267,7 +3725,19 @@
         <w:pStyle w:val="BodyText"/>
       </w:pPr>
       <w:r>
-        <w:t xml:space="preserve">There is no dispute that Mr. Chavez served at Clark AFB, one of the “affected locations for herbicide-spraying C-123 aircraft . . . at the time [he] was stationed there.” R-10. Mr. Chavez also had the requisite Air Force Specialty Code: 4313 and 4315, indicating that he was an Aircraft Maintenance Specialist. See</w:t>
+        <w:t xml:space="preserve">There is no dispute that Mr. Chavez served at Clark AFB, one of the “affected locations for herbicide-spraying C</w:t>
+      </w:r>
+      <w:r>
+        <w:noBreakHyphen/>
+      </w:r>
+      <w:r>
+        <w:t xml:space="preserve">123 aircraft . . . at the time [he] was stationed there.” R</w:t>
+      </w:r>
+      <w:r>
+        <w:noBreakHyphen/>
+      </w:r>
+      <w:r>
+        <w:t xml:space="preserve">10. Mr. Chavez also had the requisite Air Force Specialty Code: 4313 and 4315, indicating that he was an Aircraft Maintenance Specialist. See</w:t>
       </w:r>
       <w:r>
         <w:t xml:space="preserve"> </w:t>
@@ -1280,7 +3750,25 @@
         <w:t xml:space="preserve">id.</w:t>
       </w:r>
       <w:r>
-        <w:t xml:space="preserve">; see also R-635; R-744. Mr. Chavez was not, however, assigned to the squadron that VA has recognized as a unit that “regularly and repeatedly operated, maintained, or served onboard C-123 aircraft” at Clark AFB during the time that Mr. Chavez was stationed there. See 38 C.F.R. § 3.307(a)(6)(v) (2019). There is no dispute, then, that he is not entitled to a presumption that he was exposed to herbicides during his service at Clark AFB.</w:t>
+        <w:t xml:space="preserve">; see also R</w:t>
+      </w:r>
+      <w:r>
+        <w:noBreakHyphen/>
+      </w:r>
+      <w:r>
+        <w:t xml:space="preserve">635; R</w:t>
+      </w:r>
+      <w:r>
+        <w:noBreakHyphen/>
+      </w:r>
+      <w:r>
+        <w:t xml:space="preserve">744. Mr. Chavez was not, however, assigned to the squadron that VA has recognized as a unit that “regularly and repeatedly operated, maintained, or served onboard C</w:t>
+      </w:r>
+      <w:r>
+        <w:noBreakHyphen/>
+      </w:r>
+      <w:r>
+        <w:t xml:space="preserve">123 aircraft” at Clark AFB during the time that Mr. Chavez was stationed there. See 38 C.F.R. § 3.307(a)⁠(6)⁠(v) (2019). There is no dispute, then, that he is not entitled to a presumption that he was exposed to herbicides during his service at Clark AFB.</w:t>
       </w:r>
     </w:p>
     <w:p>
@@ -1301,7 +3789,19 @@
         <w:t xml:space="preserve">Combee v. Brown</w:t>
       </w:r>
       <w:r>
-        <w:t xml:space="preserve">, 34 F.3d 1039, 1042 (Fed. Cir. 1994). Therefore, the relevant question here is whether the evidence shows that Mr. Chavez was exposed to herbicides by conducting maintenance on contaminated C-123 aircraft. See R-403.</w:t>
+        <w:t xml:space="preserve">, 34 F.3d 1039, 1042 (Fed. Cir. 1994). Therefore, the relevant question here is whether the evidence shows that Mr. Chavez was exposed to herbicides by conducting maintenance on contaminated C</w:t>
+      </w:r>
+      <w:r>
+        <w:noBreakHyphen/>
+      </w:r>
+      <w:r>
+        <w:t xml:space="preserve">123 aircraft. See R</w:t>
+      </w:r>
+      <w:r>
+        <w:noBreakHyphen/>
+      </w:r>
+      <w:r>
+        <w:t xml:space="preserve">403.</w:t>
       </w:r>
     </w:p>
     <w:p>
@@ -1309,51 +3809,741 @@
         <w:pStyle w:val="BodyText"/>
       </w:pPr>
       <w:r>
-        <w:t xml:space="preserve">The Board denied the claim based on its conclusion that Mr. Chavez is not competent to state that he was exposed to herbicides. R-10. But he is competent to state that he worked on C-123 aircraft at Clark AFB during the Vietnam era. “Competent lay evidence means any evidence not requiring that the proponent have specialized education, training, or experience” and “if it is provided by a person who has knowledge of facts or circumstances and conveys matters that can be observed and described by a lay person.” 38 C.F.R. § 3.159(a)(2) (2019).</w:t>
+        <w:t xml:space="preserve">The Board denied the claim based on its conclusion that Mr. Chavez is not competent to state that he was exposed to herbicides. R</w:t>
+      </w:r>
+      <w:r>
+        <w:noBreakHyphen/>
+      </w:r>
+      <w:r>
+        <w:t xml:space="preserve">10. But he is competent to state that he worked on C</w:t>
+      </w:r>
+      <w:r>
+        <w:noBreakHyphen/>
+      </w:r>
+      <w:r>
+        <w:t xml:space="preserve">123 aircraft at Clark AFB during the Vietnam era. “Competent lay evidence means any evidence not requiring that the proponent have specialized education, training, or experience” and “if it is provided by a person who has knowledge of facts or circumstances and conveys matters that can be observed and described by a lay person.” 38 C.F.R. § 3.159(a)⁠(2) (2019).</w:t>
       </w:r>
     </w:p>
     <w:p>
       <w:pPr>
         <w:pStyle w:val="Heading1"/>
-      </w:pPr>
-      <w:bookmarkStart w:id="16" w:name="_conclusion"/>
-      <w:r>
-        <w:t xml:space="preserve">Conclusion</w:t>
-      </w:r>
-      <w:bookmarkEnd w:id="16"/>
-    </w:p>
-    <w:p>
-      <w:pPr>
-        <w:pStyle w:val="FirstParagraph"/>
-      </w:pPr>
-      <w:r>
-        <w:t xml:space="preserve">Mr. Chavez served in the Air Force in 1969—during the Vietnam era—at Clark AFB—a location where contaminated C-123 aircraft from ORH were serviced. During this time, he frequently serviced aircraft outside of his unit. Specifically, Mr. Chavez worked on C-123 aircraft returning from Vietnam. Nevertheless, VA has neglected to make reasonable efforts to obtain records that might demonstrate that the aircraft that Mr. Chavez serviced were the contaminated aircraft that are known to have been on Clark AFB or other contaminated aircraft. Had VA conducted this required development, it might have concluded that Mr. Chavez was exposed to herbicides during his service at Clark AFB and awarded presumptive service connection for his prostate cancer and coronary artery disease.</w:t>
-      </w:r>
-    </w:p>
-    <w:p>
-      <w:pPr>
-        <w:pStyle w:val="KeepBody"/>
-      </w:pPr>
-      <w:r>
-        <w:t xml:space="preserve">Therefore, remand is warranted for the Board to ensure that VA’s duty to assist is satisfied, properly apply the law, and provide an adequate statement of reasons or bases for its decision. Further, once herbicide exposure is established, service connection for both prostate cancer and coronary artery disease would be presumed. See 38 C.F.R. § 3.309(e) (2019). Therefore, the Board’s failure to ensure that VA satisfied its duty to assist Mr. Chavez by obtaining federal records relevant to his claim constituted prejudicial error warranting vacatur and remand. See 38 U.S.C. § 5103A(c)(2); see also</w:t>
-      </w:r>
-      <w:r>
-        <w:t xml:space="preserve"> </w:t>
-      </w:r>
-      <w:r>
-        <w:rPr>
-          <w:i/>
-          <w:iCs/>
-        </w:rPr>
-        <w:t xml:space="preserve">Wagner v. United States</w:t>
-      </w:r>
-      <w:r>
-        <w:t xml:space="preserve">, 365 F.3d 1358, 1365 (Fed. Cir. 2004).</w:t>
-      </w:r>
-    </w:p>
-    <w:p>
-      <w:pPr>
-        <w:pStyle w:val="Keep"/>
+        <w:keepNext/>
+        <w:keepLines/>
+        <w:spacing w:before="420" w:after="308" w:line="400" w:lineRule="exact"/>
+        <w:ind w:left="0" w:firstLine="0"/>
+        <w:jc w:val="center"/>
+      </w:pPr>
+      <w:r>
+        <w:rPr>
+          <w:b/>
+          <w:bCs/>
+          <w:sz w:val="32"/>
+          <w:szCs w:val="32"/>
+        </w:rPr>
+        <w:t xml:space="preserve">CONCLUSION</w:t>
+      </w:r>
+    </w:p>
+    <w:p>
+      <w:pPr>
+        <w:pStyle w:val="BodyText"/>
+      </w:pPr>
+      <w:r>
+        <w:t xml:space="preserve">Mr. Chavez served in the Air Force in 1969—during the Vietnam era—at Clark AFB—a location where contaminated C</w:t>
+      </w:r>
+      <w:r>
+        <w:noBreakHyphen/>
+      </w:r>
+      <w:r>
+        <w:t xml:space="preserve">123 aircraft from ORH were serviced. During this time, he frequently serviced aircraft outside of his unit. Specifically, Mr. Chavez worked on C</w:t>
+      </w:r>
+      <w:r>
+        <w:noBreakHyphen/>
+      </w:r>
+      <w:r>
+        <w:t xml:space="preserve">123 aircraft returning from Vietnam. Nevertheless, VA has neglected to make reasonable efforts to obtain records that might demonstrate that the aircraft that Mr. Chavez serviced were the contaminated aircraft that are known to have been on Clark AFB or other contaminated aircraft. Had VA conducted this required development, it might have concluded that Mr. Chavez was exposed to herbicides during his service at Clark AFB and awarded presumptive service connection for his prostate cancer and coronary artery disease.</w:t>
+      </w:r>
+    </w:p>
+    <w:p>
+      <w:pPr>
+        <w:keepNext/>
+        <w:keepLines/>
+        <w:spacing w:before="0" w:after="0" w:line="588" w:lineRule="exact"/>
+        <w:ind w:left="0" w:firstLine="720"/>
+      </w:pPr>
+      <w:r>
+        <w:t xml:space="preserve">Therefore,</w:t>
+      </w:r>
+      <w:r>
+        <w:t xml:space="preserve"> </w:t>
+      </w:r>
+      <w:r>
+        <w:t xml:space="preserve">remand</w:t>
+      </w:r>
+      <w:r>
+        <w:t xml:space="preserve"> </w:t>
+      </w:r>
+      <w:r>
+        <w:t xml:space="preserve">is</w:t>
+      </w:r>
+      <w:r>
+        <w:t xml:space="preserve"> </w:t>
+      </w:r>
+      <w:r>
+        <w:t xml:space="preserve">warranted</w:t>
+      </w:r>
+      <w:r>
+        <w:t xml:space="preserve"> </w:t>
+      </w:r>
+      <w:r>
+        <w:t xml:space="preserve">for</w:t>
+      </w:r>
+      <w:r>
+        <w:t xml:space="preserve"> </w:t>
+      </w:r>
+      <w:r>
+        <w:t xml:space="preserve">the</w:t>
+      </w:r>
+      <w:r>
+        <w:t xml:space="preserve"> </w:t>
+      </w:r>
+      <w:r>
+        <w:t xml:space="preserve">Board</w:t>
+      </w:r>
+      <w:r>
+        <w:t xml:space="preserve"> </w:t>
+      </w:r>
+      <w:r>
+        <w:t xml:space="preserve">to</w:t>
+      </w:r>
+      <w:r>
+        <w:t xml:space="preserve"> </w:t>
+      </w:r>
+      <w:r>
+        <w:t xml:space="preserve">ensure</w:t>
+      </w:r>
+      <w:r>
+        <w:t xml:space="preserve"> </w:t>
+      </w:r>
+      <w:r>
+        <w:t xml:space="preserve">that</w:t>
+      </w:r>
+      <w:r>
+        <w:t xml:space="preserve"> </w:t>
+      </w:r>
+      <w:r>
+        <w:t xml:space="preserve">VA’s</w:t>
+      </w:r>
+      <w:r>
+        <w:t xml:space="preserve"> </w:t>
+      </w:r>
+      <w:r>
+        <w:t xml:space="preserve">duty</w:t>
+      </w:r>
+      <w:r>
+        <w:t xml:space="preserve"> </w:t>
+      </w:r>
+      <w:r>
+        <w:t xml:space="preserve">to</w:t>
+      </w:r>
+      <w:r>
+        <w:t xml:space="preserve"> </w:t>
+      </w:r>
+      <w:r>
+        <w:t xml:space="preserve">assist</w:t>
+      </w:r>
+      <w:r>
+        <w:t xml:space="preserve"> </w:t>
+      </w:r>
+      <w:r>
+        <w:t xml:space="preserve">is</w:t>
+      </w:r>
+      <w:r>
+        <w:t xml:space="preserve"> </w:t>
+      </w:r>
+      <w:r>
+        <w:t xml:space="preserve">satisfied,</w:t>
+      </w:r>
+      <w:r>
+        <w:t xml:space="preserve"> </w:t>
+      </w:r>
+      <w:r>
+        <w:t xml:space="preserve">properly</w:t>
+      </w:r>
+      <w:r>
+        <w:t xml:space="preserve"> </w:t>
+      </w:r>
+      <w:r>
+        <w:t xml:space="preserve">apply</w:t>
+      </w:r>
+      <w:r>
+        <w:t xml:space="preserve"> </w:t>
+      </w:r>
+      <w:r>
+        <w:t xml:space="preserve">the</w:t>
+      </w:r>
+      <w:r>
+        <w:t xml:space="preserve"> </w:t>
+      </w:r>
+      <w:r>
+        <w:t xml:space="preserve">law,</w:t>
+      </w:r>
+      <w:r>
+        <w:t xml:space="preserve"> </w:t>
+      </w:r>
+      <w:r>
+        <w:t xml:space="preserve">and</w:t>
+      </w:r>
+      <w:r>
+        <w:t xml:space="preserve"> </w:t>
+      </w:r>
+      <w:r>
+        <w:t xml:space="preserve">provide</w:t>
+      </w:r>
+      <w:r>
+        <w:t xml:space="preserve"> </w:t>
+      </w:r>
+      <w:r>
+        <w:t xml:space="preserve">an</w:t>
+      </w:r>
+      <w:r>
+        <w:t xml:space="preserve"> </w:t>
+      </w:r>
+      <w:r>
+        <w:t xml:space="preserve">adequate</w:t>
+      </w:r>
+      <w:r>
+        <w:t xml:space="preserve"> </w:t>
+      </w:r>
+      <w:r>
+        <w:t xml:space="preserve">statement</w:t>
+      </w:r>
+      <w:r>
+        <w:t xml:space="preserve"> </w:t>
+      </w:r>
+      <w:r>
+        <w:t xml:space="preserve">of</w:t>
+      </w:r>
+      <w:r>
+        <w:t xml:space="preserve"> </w:t>
+      </w:r>
+      <w:r>
+        <w:t xml:space="preserve">reasons</w:t>
+      </w:r>
+      <w:r>
+        <w:t xml:space="preserve"> </w:t>
+      </w:r>
+      <w:r>
+        <w:t xml:space="preserve">or</w:t>
+      </w:r>
+      <w:r>
+        <w:t xml:space="preserve"> </w:t>
+      </w:r>
+      <w:r>
+        <w:t xml:space="preserve">bases</w:t>
+      </w:r>
+      <w:r>
+        <w:t xml:space="preserve"> </w:t>
+      </w:r>
+      <w:r>
+        <w:t xml:space="preserve">for</w:t>
+      </w:r>
+      <w:r>
+        <w:t xml:space="preserve"> </w:t>
+      </w:r>
+      <w:r>
+        <w:t xml:space="preserve">its</w:t>
+      </w:r>
+      <w:r>
+        <w:t xml:space="preserve"> </w:t>
+      </w:r>
+      <w:r>
+        <w:t xml:space="preserve">decision.</w:t>
+      </w:r>
+      <w:r>
+        <w:t xml:space="preserve"> </w:t>
+      </w:r>
+      <w:r>
+        <w:t xml:space="preserve">Further,</w:t>
+      </w:r>
+      <w:r>
+        <w:t xml:space="preserve"> </w:t>
+      </w:r>
+      <w:r>
+        <w:t xml:space="preserve">once</w:t>
+      </w:r>
+      <w:r>
+        <w:t xml:space="preserve"> </w:t>
+      </w:r>
+      <w:r>
+        <w:t xml:space="preserve">herbicide</w:t>
+      </w:r>
+      <w:r>
+        <w:t xml:space="preserve"> </w:t>
+      </w:r>
+      <w:r>
+        <w:t xml:space="preserve">exposure</w:t>
+      </w:r>
+      <w:r>
+        <w:t xml:space="preserve"> </w:t>
+      </w:r>
+      <w:r>
+        <w:t xml:space="preserve">is</w:t>
+      </w:r>
+      <w:r>
+        <w:t xml:space="preserve"> </w:t>
+      </w:r>
+      <w:r>
+        <w:t xml:space="preserve">established,</w:t>
+      </w:r>
+      <w:r>
+        <w:t xml:space="preserve"> </w:t>
+      </w:r>
+      <w:r>
+        <w:t xml:space="preserve">service</w:t>
+      </w:r>
+      <w:r>
+        <w:t xml:space="preserve"> </w:t>
+      </w:r>
+      <w:r>
+        <w:t xml:space="preserve">connection</w:t>
+      </w:r>
+      <w:r>
+        <w:t xml:space="preserve"> </w:t>
+      </w:r>
+      <w:r>
+        <w:t xml:space="preserve">for</w:t>
+      </w:r>
+      <w:r>
+        <w:t xml:space="preserve"> </w:t>
+      </w:r>
+      <w:r>
+        <w:t xml:space="preserve">both</w:t>
+      </w:r>
+      <w:r>
+        <w:t xml:space="preserve"> </w:t>
+      </w:r>
+      <w:r>
+        <w:t xml:space="preserve">prostate</w:t>
+      </w:r>
+      <w:r>
+        <w:t xml:space="preserve"> </w:t>
+      </w:r>
+      <w:r>
+        <w:t xml:space="preserve">cancer</w:t>
+      </w:r>
+      <w:r>
+        <w:t xml:space="preserve"> </w:t>
+      </w:r>
+      <w:r>
+        <w:t xml:space="preserve">and</w:t>
+      </w:r>
+      <w:r>
+        <w:t xml:space="preserve"> </w:t>
+      </w:r>
+      <w:r>
+        <w:t xml:space="preserve">coronary</w:t>
+      </w:r>
+      <w:r>
+        <w:t xml:space="preserve"> </w:t>
+      </w:r>
+      <w:r>
+        <w:t xml:space="preserve">artery</w:t>
+      </w:r>
+      <w:r>
+        <w:t xml:space="preserve"> </w:t>
+      </w:r>
+      <w:r>
+        <w:t xml:space="preserve">disease</w:t>
+      </w:r>
+      <w:r>
+        <w:t xml:space="preserve"> </w:t>
+      </w:r>
+      <w:r>
+        <w:t xml:space="preserve">would</w:t>
+      </w:r>
+      <w:r>
+        <w:t xml:space="preserve"> </w:t>
+      </w:r>
+      <w:r>
+        <w:t xml:space="preserve">be</w:t>
+      </w:r>
+      <w:r>
+        <w:t xml:space="preserve"> </w:t>
+      </w:r>
+      <w:r>
+        <w:t xml:space="preserve">presumed.</w:t>
+      </w:r>
+      <w:r>
+        <w:t xml:space="preserve"> </w:t>
+      </w:r>
+      <w:r>
+        <w:t xml:space="preserve">See</w:t>
+      </w:r>
+      <w:r>
+        <w:t xml:space="preserve"> </w:t>
+      </w:r>
+      <w:r>
+        <w:t xml:space="preserve">38</w:t>
+      </w:r>
+      <w:r>
+        <w:t xml:space="preserve"> </w:t>
+      </w:r>
+      <w:r>
+        <w:t xml:space="preserve">C.F.R.</w:t>
+      </w:r>
+      <w:r>
+        <w:t xml:space="preserve"> </w:t>
+      </w:r>
+      <w:r>
+        <w:t xml:space="preserve">§</w:t>
+      </w:r>
+      <w:r>
+        <w:t xml:space="preserve"> </w:t>
+      </w:r>
+      <w:r>
+        <w:t xml:space="preserve">3.309(e)</w:t>
+      </w:r>
+      <w:r>
+        <w:t xml:space="preserve"> </w:t>
+      </w:r>
+      <w:r>
+        <w:t xml:space="preserve">(2019)</w:t>
+      </w:r>
+      <w:r>
+        <w:t xml:space="preserve">.</w:t>
+      </w:r>
+      <w:r>
+        <w:t xml:space="preserve"> </w:t>
+      </w:r>
+      <w:r>
+        <w:t xml:space="preserve">Therefore,</w:t>
+      </w:r>
+      <w:r>
+        <w:t xml:space="preserve"> </w:t>
+      </w:r>
+      <w:r>
+        <w:t xml:space="preserve">the</w:t>
+      </w:r>
+      <w:r>
+        <w:t xml:space="preserve"> </w:t>
+      </w:r>
+      <w:r>
+        <w:t xml:space="preserve">Board’s</w:t>
+      </w:r>
+      <w:r>
+        <w:t xml:space="preserve"> </w:t>
+      </w:r>
+      <w:r>
+        <w:t xml:space="preserve">failure</w:t>
+      </w:r>
+      <w:r>
+        <w:t xml:space="preserve"> </w:t>
+      </w:r>
+      <w:r>
+        <w:t xml:space="preserve">to</w:t>
+      </w:r>
+      <w:r>
+        <w:t xml:space="preserve"> </w:t>
+      </w:r>
+      <w:r>
+        <w:t xml:space="preserve">ensure</w:t>
+      </w:r>
+      <w:r>
+        <w:t xml:space="preserve"> </w:t>
+      </w:r>
+      <w:r>
+        <w:t xml:space="preserve">that</w:t>
+      </w:r>
+      <w:r>
+        <w:t xml:space="preserve"> </w:t>
+      </w:r>
+      <w:r>
+        <w:t xml:space="preserve">VA</w:t>
+      </w:r>
+      <w:r>
+        <w:t xml:space="preserve"> </w:t>
+      </w:r>
+      <w:r>
+        <w:t xml:space="preserve">satisfied</w:t>
+      </w:r>
+      <w:r>
+        <w:t xml:space="preserve"> </w:t>
+      </w:r>
+      <w:r>
+        <w:t xml:space="preserve">its</w:t>
+      </w:r>
+      <w:r>
+        <w:t xml:space="preserve"> </w:t>
+      </w:r>
+      <w:r>
+        <w:t xml:space="preserve">duty</w:t>
+      </w:r>
+      <w:r>
+        <w:t xml:space="preserve"> </w:t>
+      </w:r>
+      <w:r>
+        <w:t xml:space="preserve">to</w:t>
+      </w:r>
+      <w:r>
+        <w:t xml:space="preserve"> </w:t>
+      </w:r>
+      <w:r>
+        <w:t xml:space="preserve">assist</w:t>
+      </w:r>
+      <w:r>
+        <w:t xml:space="preserve"> </w:t>
+      </w:r>
+      <w:r>
+        <w:t xml:space="preserve">Mr.</w:t>
+      </w:r>
+      <w:r>
+        <w:t xml:space="preserve"> </w:t>
+      </w:r>
+      <w:r>
+        <w:t xml:space="preserve">Chavez</w:t>
+      </w:r>
+      <w:r>
+        <w:t xml:space="preserve"> </w:t>
+      </w:r>
+      <w:r>
+        <w:t xml:space="preserve">by</w:t>
+      </w:r>
+      <w:r>
+        <w:t xml:space="preserve"> </w:t>
+      </w:r>
+      <w:r>
+        <w:t xml:space="preserve">obtaining</w:t>
+      </w:r>
+      <w:r>
+        <w:t xml:space="preserve"> </w:t>
+      </w:r>
+      <w:r>
+        <w:t xml:space="preserve">federal</w:t>
+      </w:r>
+      <w:r>
+        <w:t xml:space="preserve"> </w:t>
+      </w:r>
+      <w:r>
+        <w:t xml:space="preserve">records</w:t>
+      </w:r>
+      <w:r>
+        <w:t xml:space="preserve"> </w:t>
+      </w:r>
+      <w:r>
+        <w:t xml:space="preserve">relevant</w:t>
+      </w:r>
+      <w:r>
+        <w:t xml:space="preserve"> </w:t>
+      </w:r>
+      <w:r>
+        <w:t xml:space="preserve">to</w:t>
+      </w:r>
+      <w:r>
+        <w:t xml:space="preserve"> </w:t>
+      </w:r>
+      <w:r>
+        <w:t xml:space="preserve">his</w:t>
+      </w:r>
+      <w:r>
+        <w:t xml:space="preserve"> </w:t>
+      </w:r>
+      <w:r>
+        <w:t xml:space="preserve">claim</w:t>
+      </w:r>
+      <w:r>
+        <w:t xml:space="preserve"> </w:t>
+      </w:r>
+      <w:r>
+        <w:t xml:space="preserve">constituted</w:t>
+      </w:r>
+      <w:r>
+        <w:t xml:space="preserve"> </w:t>
+      </w:r>
+      <w:r>
+        <w:t xml:space="preserve">prejudicial</w:t>
+      </w:r>
+      <w:r>
+        <w:t xml:space="preserve"> </w:t>
+      </w:r>
+      <w:r>
+        <w:t xml:space="preserve">error</w:t>
+      </w:r>
+      <w:r>
+        <w:t xml:space="preserve"> </w:t>
+      </w:r>
+      <w:r>
+        <w:t xml:space="preserve">warranting</w:t>
+      </w:r>
+      <w:r>
+        <w:t xml:space="preserve"> </w:t>
+      </w:r>
+      <w:r>
+        <w:t xml:space="preserve">vacatur</w:t>
+      </w:r>
+      <w:r>
+        <w:t xml:space="preserve"> </w:t>
+      </w:r>
+      <w:r>
+        <w:t xml:space="preserve">and</w:t>
+      </w:r>
+      <w:r>
+        <w:t xml:space="preserve"> </w:t>
+      </w:r>
+      <w:r>
+        <w:t xml:space="preserve">remand.</w:t>
+      </w:r>
+      <w:r>
+        <w:t xml:space="preserve"> </w:t>
+      </w:r>
+      <w:r>
+        <w:t xml:space="preserve">See</w:t>
+      </w:r>
+      <w:r>
+        <w:t xml:space="preserve"> </w:t>
+      </w:r>
+      <w:r>
+        <w:t xml:space="preserve">38</w:t>
+      </w:r>
+      <w:r>
+        <w:t xml:space="preserve"> </w:t>
+      </w:r>
+      <w:r>
+        <w:t xml:space="preserve">U.S.C.</w:t>
+      </w:r>
+      <w:r>
+        <w:t xml:space="preserve"> </w:t>
+      </w:r>
+      <w:r>
+        <w:t xml:space="preserve">§</w:t>
+      </w:r>
+      <w:r>
+        <w:t xml:space="preserve"> </w:t>
+      </w:r>
+      <w:r>
+        <w:t xml:space="preserve">5103A(c)⁠(2)</w:t>
+      </w:r>
+      <w:r>
+        <w:t xml:space="preserve">;</w:t>
+      </w:r>
+      <w:r>
+        <w:t xml:space="preserve"> </w:t>
+      </w:r>
+      <w:r>
+        <w:t xml:space="preserve">see</w:t>
+      </w:r>
+      <w:r>
+        <w:t xml:space="preserve"> </w:t>
+      </w:r>
+      <w:r>
+        <w:t xml:space="preserve">also</w:t>
+      </w:r>
+      <w:r>
+        <w:t xml:space="preserve"> </w:t>
+      </w:r>
+      <w:r>
+        <w:rPr>
+          <w:i/>
+          <w:iCs/>
+        </w:rPr>
+        <w:t xml:space="preserve">Wagner</w:t>
+      </w:r>
+      <w:r>
+        <w:rPr>
+          <w:i/>
+          <w:iCs/>
+        </w:rPr>
+        <w:t xml:space="preserve"> </w:t>
+      </w:r>
+      <w:r>
+        <w:rPr>
+          <w:i/>
+          <w:iCs/>
+        </w:rPr>
+        <w:t xml:space="preserve">v.</w:t>
+      </w:r>
+      <w:r>
+        <w:rPr>
+          <w:i/>
+          <w:iCs/>
+        </w:rPr>
+        <w:t xml:space="preserve"> </w:t>
+      </w:r>
+      <w:r>
+        <w:rPr>
+          <w:i/>
+          <w:iCs/>
+        </w:rPr>
+        <w:t xml:space="preserve">United</w:t>
+      </w:r>
+      <w:r>
+        <w:rPr>
+          <w:i/>
+          <w:iCs/>
+        </w:rPr>
+        <w:t xml:space="preserve"> </w:t>
+      </w:r>
+      <w:r>
+        <w:rPr>
+          <w:i/>
+          <w:iCs/>
+        </w:rPr>
+        <w:t xml:space="preserve">States</w:t>
+      </w:r>
+      <w:r>
+        <w:t xml:space="preserve">,</w:t>
+      </w:r>
+      <w:r>
+        <w:t xml:space="preserve"> </w:t>
+      </w:r>
+      <w:r>
+        <w:t xml:space="preserve">365</w:t>
+      </w:r>
+      <w:r>
+        <w:t xml:space="preserve"> </w:t>
+      </w:r>
+      <w:r>
+        <w:t xml:space="preserve">F.3d</w:t>
+      </w:r>
+      <w:r>
+        <w:t xml:space="preserve"> </w:t>
+      </w:r>
+      <w:r>
+        <w:t xml:space="preserve">1358,</w:t>
+      </w:r>
+      <w:r>
+        <w:t xml:space="preserve"> </w:t>
+      </w:r>
+      <w:r>
+        <w:t xml:space="preserve">1365</w:t>
+      </w:r>
+      <w:r>
+        <w:t xml:space="preserve"> </w:t>
+      </w:r>
+      <w:r>
+        <w:t xml:space="preserve">(Fed.</w:t>
+      </w:r>
+      <w:r>
+        <w:t xml:space="preserve"> </w:t>
+      </w:r>
+      <w:r>
+        <w:t xml:space="preserve">Cir.</w:t>
+      </w:r>
+      <w:r>
+        <w:t xml:space="preserve"> </w:t>
+      </w:r>
+      <w:r>
+        <w:t xml:space="preserve">2004)</w:t>
+      </w:r>
+      <w:r>
+        <w:t xml:space="preserve">.</w:t>
+      </w:r>
+    </w:p>
+    <w:p>
+      <w:pPr>
+        <w:keepNext/>
+        <w:keepLines/>
+        <w:spacing w:before="392" w:after="0" w:line="340" w:lineRule="exact"/>
+        <w:ind w:left="4680"/>
       </w:pPr>
       <w:r>
         <w:t xml:space="preserve">Respectfully submitted,</w:t>
@@ -1361,7 +4551,10 @@
     </w:p>
     <w:p>
       <w:pPr>
-        <w:pStyle w:val="Keep"/>
+        <w:keepNext/>
+        <w:keepLines/>
+        <w:spacing w:before="336" w:after="0" w:line="340" w:lineRule="exact"/>
+        <w:ind w:left="4680"/>
       </w:pPr>
       <w:r>
         <w:t xml:space="preserve">s/ Sarah E. O’Brien</w:t>
@@ -1369,7 +4562,10 @@
     </w:p>
     <w:p>
       <w:pPr>
-        <w:pStyle w:val="Keep"/>
+        <w:keepNext/>
+        <w:keepLines/>
+        <w:spacing w:before="0" w:after="0" w:line="340" w:lineRule="exact"/>
+        <w:ind w:left="4680"/>
       </w:pPr>
       <w:r>
         <w:t xml:space="preserve">SARAH E. O’BRIEN</w:t>
@@ -1377,82 +4573,328 @@
     </w:p>
     <w:p>
       <w:pPr>
-        <w:pStyle w:val="Keep"/>
-      </w:pPr>
-      <w:r>
-        <w:rPr>
-          <w:i/>
-          <w:iCs/>
-        </w:rPr>
-        <w:t xml:space="preserve">Chisholm, Chisholm &amp; Kilpatrick</w:t>
-      </w:r>
-    </w:p>
-    <w:p>
-      <w:pPr>
-        <w:pStyle w:val="Keep"/>
-      </w:pPr>
-      <w:r>
-        <w:rPr>
-          <w:i/>
-          <w:iCs/>
-        </w:rPr>
-        <w:t xml:space="preserve">321 S Main St #200</w:t>
-      </w:r>
-    </w:p>
-    <w:p>
-      <w:pPr>
-        <w:pStyle w:val="Keep"/>
-      </w:pPr>
-      <w:r>
-        <w:rPr>
-          <w:i/>
-          <w:iCs/>
-        </w:rPr>
-        <w:t xml:space="preserve">Providence, RI 02903</w:t>
-      </w:r>
-    </w:p>
-    <w:p>
-      <w:pPr>
-        <w:pStyle w:val="Keep"/>
-      </w:pPr>
-      <w:r>
-        <w:rPr>
-          <w:i/>
-          <w:iCs/>
-        </w:rPr>
-        <w:t xml:space="preserve">(401) 421-3185 (facsimile)</w:t>
-      </w:r>
-    </w:p>
-    <w:p>
-      <w:pPr>
-        <w:pStyle w:val="Keep"/>
-      </w:pPr>
-      <w:r>
-        <w:rPr>
-          <w:i/>
-          <w:iCs/>
-        </w:rPr>
-        <w:t xml:space="preserve">Counsel for Appellant</w:t>
-      </w:r>
-    </w:p>
-    <w:p>
-      <w:pPr>
-        <w:pStyle w:val="Single"/>
-      </w:pPr>
-      <w:r>
-        <w:rPr>
-          <w:i/>
-          <w:iCs/>
-        </w:rPr>
-        <w:t xml:space="preserve">(401) 331-6300 (telephone)</w:t>
-      </w:r>
-    </w:p>
-    <w:p>
-      <w:pPr>
-        <w:pStyle w:val="Single"/>
-      </w:pPr>
-      <w:r>
-        <w:t xml:space="preserve">June 22, 2020</w:t>
+        <w:keepNext/>
+        <w:keepLines/>
+        <w:spacing w:before="0" w:after="0" w:line="340" w:lineRule="exact"/>
+        <w:ind w:left="4680" w:firstLine="140"/>
+      </w:pPr>
+      <w:r>
+        <w:rPr>
+          <w:i/>
+          <w:iCs/>
+        </w:rPr>
+        <w:t xml:space="preserve">Chisholm,</w:t>
+      </w:r>
+      <w:r>
+        <w:rPr>
+          <w:i/>
+          <w:iCs/>
+        </w:rPr>
+        <w:t xml:space="preserve"> </w:t>
+      </w:r>
+      <w:r>
+        <w:rPr>
+          <w:i/>
+          <w:iCs/>
+        </w:rPr>
+        <w:t xml:space="preserve">Chisholm</w:t>
+      </w:r>
+      <w:r>
+        <w:rPr>
+          <w:i/>
+          <w:iCs/>
+        </w:rPr>
+        <w:t xml:space="preserve"> </w:t>
+      </w:r>
+      <w:r>
+        <w:rPr>
+          <w:i/>
+          <w:iCs/>
+        </w:rPr>
+        <w:t xml:space="preserve">&amp;</w:t>
+      </w:r>
+      <w:r>
+        <w:rPr>
+          <w:i/>
+          <w:iCs/>
+        </w:rPr>
+        <w:t xml:space="preserve"> </w:t>
+      </w:r>
+      <w:r>
+        <w:rPr>
+          <w:i/>
+          <w:iCs/>
+        </w:rPr>
+        <w:t xml:space="preserve">Kilpatrick</w:t>
+      </w:r>
+    </w:p>
+    <w:p>
+      <w:pPr>
+        <w:keepNext/>
+        <w:keepLines/>
+        <w:spacing w:before="0" w:after="0" w:line="340" w:lineRule="exact"/>
+        <w:ind w:left="4680" w:firstLine="140"/>
+      </w:pPr>
+      <w:r>
+        <w:rPr>
+          <w:i/>
+          <w:iCs/>
+        </w:rPr>
+        <w:t xml:space="preserve">321</w:t>
+      </w:r>
+      <w:r>
+        <w:rPr>
+          <w:i/>
+          <w:iCs/>
+        </w:rPr>
+        <w:t xml:space="preserve"> </w:t>
+      </w:r>
+      <w:r>
+        <w:rPr>
+          <w:i/>
+          <w:iCs/>
+        </w:rPr>
+        <w:t xml:space="preserve">S</w:t>
+      </w:r>
+      <w:r>
+        <w:rPr>
+          <w:i/>
+          <w:iCs/>
+        </w:rPr>
+        <w:t xml:space="preserve"> </w:t>
+      </w:r>
+      <w:r>
+        <w:rPr>
+          <w:i/>
+          <w:iCs/>
+        </w:rPr>
+        <w:t xml:space="preserve">Main</w:t>
+      </w:r>
+      <w:r>
+        <w:rPr>
+          <w:i/>
+          <w:iCs/>
+        </w:rPr>
+        <w:t xml:space="preserve"> </w:t>
+      </w:r>
+      <w:r>
+        <w:rPr>
+          <w:i/>
+          <w:iCs/>
+        </w:rPr>
+        <w:t xml:space="preserve">St</w:t>
+      </w:r>
+      <w:r>
+        <w:rPr>
+          <w:i/>
+          <w:iCs/>
+        </w:rPr>
+        <w:t xml:space="preserve"> </w:t>
+      </w:r>
+      <w:r>
+        <w:rPr>
+          <w:i/>
+          <w:iCs/>
+        </w:rPr>
+        <w:t xml:space="preserve">#200</w:t>
+      </w:r>
+    </w:p>
+    <w:p>
+      <w:pPr>
+        <w:keepNext/>
+        <w:keepLines/>
+        <w:spacing w:before="0" w:after="0" w:line="340" w:lineRule="exact"/>
+        <w:ind w:left="4680" w:firstLine="140"/>
+      </w:pPr>
+      <w:r>
+        <w:rPr>
+          <w:i/>
+          <w:iCs/>
+        </w:rPr>
+        <w:t xml:space="preserve">Providence,</w:t>
+      </w:r>
+      <w:r>
+        <w:rPr>
+          <w:i/>
+          <w:iCs/>
+        </w:rPr>
+        <w:t xml:space="preserve"> </w:t>
+      </w:r>
+      <w:r>
+        <w:rPr>
+          <w:i/>
+          <w:iCs/>
+        </w:rPr>
+        <w:t xml:space="preserve">RI</w:t>
+      </w:r>
+      <w:r>
+        <w:rPr>
+          <w:i/>
+          <w:iCs/>
+        </w:rPr>
+        <w:t xml:space="preserve"> </w:t>
+      </w:r>
+      <w:r>
+        <w:rPr>
+          <w:i/>
+          <w:iCs/>
+        </w:rPr>
+        <w:t xml:space="preserve">02903</w:t>
+      </w:r>
+    </w:p>
+    <w:p>
+      <w:pPr>
+        <w:keepNext/>
+        <w:keepLines/>
+        <w:spacing w:before="0" w:after="0" w:line="340" w:lineRule="exact"/>
+        <w:ind w:left="4680" w:firstLine="140"/>
+      </w:pPr>
+      <w:r>
+        <w:rPr>
+          <w:i/>
+          <w:iCs/>
+        </w:rPr>
+        <w:t xml:space="preserve">(401)</w:t>
+      </w:r>
+      <w:r>
+        <w:rPr>
+          <w:i/>
+          <w:iCs/>
+        </w:rPr>
+        <w:t xml:space="preserve"> </w:t>
+      </w:r>
+      <w:r>
+        <w:rPr>
+          <w:i/>
+          <w:iCs/>
+        </w:rPr>
+        <w:t xml:space="preserve">421</w:t>
+        <w:noBreakHyphen/>
+        <w:t xml:space="preserve">3185</w:t>
+      </w:r>
+      <w:r>
+        <w:rPr>
+          <w:i/>
+          <w:iCs/>
+        </w:rPr>
+        <w:t xml:space="preserve"> </w:t>
+      </w:r>
+      <w:r>
+        <w:rPr>
+          <w:i/>
+          <w:iCs/>
+        </w:rPr>
+        <w:t xml:space="preserve">(facsimile)</w:t>
+      </w:r>
+    </w:p>
+    <w:p>
+      <w:pPr>
+        <w:keepNext/>
+        <w:keepLines/>
+        <w:spacing w:before="0" w:after="0" w:line="340" w:lineRule="exact"/>
+        <w:ind w:left="4680" w:firstLine="140"/>
+      </w:pPr>
+      <w:r>
+        <w:rPr>
+          <w:i/>
+          <w:iCs/>
+        </w:rPr>
+        <w:t xml:space="preserve">Counsel</w:t>
+      </w:r>
+      <w:r>
+        <w:rPr>
+          <w:i/>
+          <w:iCs/>
+        </w:rPr>
+        <w:t xml:space="preserve"> </w:t>
+      </w:r>
+      <w:r>
+        <w:rPr>
+          <w:i/>
+          <w:iCs/>
+        </w:rPr>
+        <w:t xml:space="preserve">for</w:t>
+      </w:r>
+      <w:r>
+        <w:rPr>
+          <w:i/>
+          <w:iCs/>
+        </w:rPr>
+        <w:t xml:space="preserve"> </w:t>
+      </w:r>
+      <w:r>
+        <w:rPr>
+          <w:i/>
+          <w:iCs/>
+        </w:rPr>
+        <w:t xml:space="preserve">Appellant</w:t>
+      </w:r>
+    </w:p>
+    <w:p>
+      <w:pPr>
+        <w:keepNext/>
+        <w:keepLines/>
+        <w:spacing w:before="0" w:after="0" w:line="340" w:lineRule="exact"/>
+        <w:ind w:left="4680" w:firstLine="140"/>
+      </w:pPr>
+      <w:r>
+        <w:rPr>
+          <w:i/>
+          <w:iCs/>
+        </w:rPr>
+        <w:t xml:space="preserve">(401)</w:t>
+      </w:r>
+      <w:r>
+        <w:rPr>
+          <w:i/>
+          <w:iCs/>
+        </w:rPr>
+        <w:t xml:space="preserve"> </w:t>
+      </w:r>
+      <w:r>
+        <w:rPr>
+          <w:i/>
+          <w:iCs/>
+        </w:rPr>
+        <w:t xml:space="preserve">331</w:t>
+        <w:noBreakHyphen/>
+        <w:t xml:space="preserve">6300</w:t>
+      </w:r>
+      <w:r>
+        <w:rPr>
+          <w:i/>
+          <w:iCs/>
+        </w:rPr>
+        <w:t xml:space="preserve"> </w:t>
+      </w:r>
+      <w:r>
+        <w:rPr>
+          <w:i/>
+          <w:iCs/>
+        </w:rPr>
+        <w:t xml:space="preserve">(telephone)</w:t>
+      </w:r>
+    </w:p>
+    <w:p>
+      <w:pPr>
+        <w:keepLines/>
+        <w:spacing w:before="224" w:after="0" w:line="340" w:lineRule="exact"/>
+        <w:ind w:left="0"/>
+      </w:pPr>
+      <w:r>
+        <w:t xml:space="preserve">June</w:t>
+      </w:r>
+      <w:r>
+        <w:t xml:space="preserve"> </w:t>
+      </w:r>
+      <w:r>
+        <w:t xml:space="preserve">22,</w:t>
+      </w:r>
+      <w:r>
+        <w:t xml:space="preserve"> </w:t>
+      </w:r>
+      <w:r>
+        <w:t xml:space="preserve">2020</w:t>
       </w:r>
     </w:p>
     <w:p>
@@ -1461,30 +4903,92 @@
         <w:sectPr>
           <w:footerReference w:type="default" r:id="rIdFtrPage"/>
           <w:pgSz w:w="12240" w:h="15840"/>
-          <w:pgMar w:top="1440" w:right="1440" w:bottom="1440" w:left="1440" w:header="720" w:footer="432" w:gutter="0"/>
+          <w:pgMar w:top="1440" w:right="1441" w:bottom="1440" w:left="1440" w:header="720" w:footer="676" w:gutter="0"/>
           <w:pgNumType w:fmt="decimal" w:start="1"/>
         </w:sectPr>
       </w:pPr>
     </w:p>
     <w:p>
       <w:pPr>
-        <w:pStyle w:val="FrontHeading"/>
-      </w:pPr>
-      <w:r>
-        <w:t xml:space="preserve">Certificate of Service</w:t>
-      </w:r>
-    </w:p>
-    <w:p>
-      <w:pPr>
-        <w:pStyle w:val="BodyText"/>
-      </w:pPr>
-      <w:r>
-        <w:t xml:space="preserve">I certify that on June 22, 2020, I filed the foregoing Brief of Appellant with the Clerk of the Court and served it on counsel for the other party by the Court’s electronic filing system.</w:t>
-      </w:r>
-    </w:p>
-    <w:p>
-      <w:pPr>
-        <w:pStyle w:val="Keep"/>
+        <w:keepNext/>
+        <w:keepLines/>
+        <w:spacing w:before="0" w:after="308" w:line="400" w:lineRule="exact"/>
+        <w:ind w:left="0" w:firstLine="0"/>
+        <w:jc w:val="center"/>
+      </w:pPr>
+      <w:r>
+        <w:rPr>
+          <w:b/>
+          <w:bCs/>
+          <w:sz w:val="32"/>
+          <w:szCs w:val="32"/>
+        </w:rPr>
+        <w:t xml:space="preserve">CERTIFICATE OF SERVICE</w:t>
+      </w:r>
+    </w:p>
+    <w:p>
+      <w:pPr>
+        <w:spacing w:before="0" w:after="0" w:line="588" w:lineRule="exact"/>
+        <w:ind w:left="0" w:firstLine="720"/>
+      </w:pPr>
+      <w:r>
+        <w:t xml:space="preserve">I certify that on </w:t>
+      </w:r>
+      <w:r>
+        <w:t xml:space="preserve">June</w:t>
+      </w:r>
+      <w:r>
+        <w:t xml:space="preserve"> </w:t>
+      </w:r>
+      <w:r>
+        <w:t xml:space="preserve">22,</w:t>
+      </w:r>
+      <w:r>
+        <w:t xml:space="preserve"> </w:t>
+      </w:r>
+      <w:r>
+        <w:t xml:space="preserve">2020</w:t>
+      </w:r>
+      <w:r>
+        <w:t xml:space="preserve">, I filed the foregoing Brief of Appellant with the Clerk of the Court and served it on counsel for the other party by </w:t>
+      </w:r>
+      <w:r>
+        <w:t xml:space="preserve">the</w:t>
+      </w:r>
+      <w:r>
+        <w:t xml:space="preserve"> </w:t>
+      </w:r>
+      <w:r>
+        <w:t xml:space="preserve">Court’s</w:t>
+      </w:r>
+      <w:r>
+        <w:t xml:space="preserve"> </w:t>
+      </w:r>
+      <w:r>
+        <w:t xml:space="preserve">electronic</w:t>
+      </w:r>
+      <w:r>
+        <w:t xml:space="preserve"> </w:t>
+      </w:r>
+      <w:r>
+        <w:t xml:space="preserve">filing</w:t>
+      </w:r>
+      <w:r>
+        <w:t xml:space="preserve"> </w:t>
+      </w:r>
+      <w:r>
+        <w:t xml:space="preserve">system</w:t>
+      </w:r>
+      <w:r>
+        <w:t xml:space="preserve">.</w:t>
+      </w:r>
+    </w:p>
+    <w:p>
+      <w:pPr>
+        <w:keepNext/>
+        <w:keepLines/>
+        <w:spacing w:before="448" w:after="0" w:line="340" w:lineRule="exact"/>
+        <w:ind w:left="4680"/>
       </w:pPr>
       <w:r>
         <w:t xml:space="preserve">s/ Sarah E. O’Brien</w:t>
@@ -1492,7 +4996,9 @@
     </w:p>
     <w:p>
       <w:pPr>
-        <w:pStyle w:val="Single"/>
+        <w:keepLines/>
+        <w:spacing w:before="0" w:after="0" w:line="340" w:lineRule="exact"/>
+        <w:ind w:left="4680"/>
       </w:pPr>
       <w:r>
         <w:t xml:space="preserve">SARAH E. O’BRIEN</w:t>
@@ -1500,11 +5006,8 @@
     </w:p>
     <w:sectPr>
       <w:footerReference w:type="default" r:id="rIdFtrPage"/>
-      <w:footnotePr>
-        <w:numRestart w:val="eachSect"/>
-      </w:footnotePr>
       <w:pgSz w:w="12240" w:h="15840"/>
-      <w:pgMar w:top="1440" w:right="1440" w:bottom="1440" w:left="1440" w:header="720" w:footer="432" w:gutter="0"/>
+      <w:pgMar w:top="1440" w:right="1441" w:bottom="1440" w:left="1440" w:header="720" w:footer="676" w:gutter="0"/>
       <w:pgNumType w:fmt="lowerRoman" w:start="1"/>
     </w:sectPr>
   </w:body>
@@ -1540,16 +5043,6 @@
 </w:ftr>
 </file>
 
-<file path=word/footer2.xml><?xml version="1.0" encoding="utf-8"?>
-<w:ftr xmlns:w="http://schemas.openxmlformats.org/wordprocessingml/2006/main" xmlns:r="http://schemas.openxmlformats.org/officeDocument/2006/relationships">
-  <w:p>
-    <w:pPr>
-      <w:spacing w:after="0"/>
-    </w:pPr>
-  </w:p>
-</w:ftr>
-</file>
-
 <file path=word/footnotes.xml><?xml version="1.0" encoding="utf-8"?>
 <w:footnotes xmlns:w="http://schemas.openxmlformats.org/wordprocessingml/2006/main" xmlns:m="http://schemas.openxmlformats.org/officeDocument/2006/math" xmlns:r="http://schemas.openxmlformats.org/officeDocument/2006/relationships" xmlns:o="urn:schemas-microsoft-com:office:office" xmlns:v="urn:schemas-microsoft-com:vml" xmlns:w10="urn:schemas-microsoft-com:office:word" xmlns:a="http://schemas.openxmlformats.org/drawingml/2006/main" xmlns:pic="http://schemas.openxmlformats.org/drawingml/2006/picture" xmlns:wp="http://schemas.openxmlformats.org/drawingml/2006/wordprocessingDrawing">
   <w:footnote w:type="continuationSeparator" w:id="0">
@@ -1566,7 +5059,7 @@
       </w:r>
     </w:p>
   </w:footnote>
-  <w:footnote w:id="11">
+  <w:footnote w:id="9">
     <w:p>
       <w:pPr>
         <w:pStyle w:val="FootnoteText"/>
@@ -1624,7 +5117,7 @@
       </w:r>
     </w:p>
   </w:footnote>
-  <w:footnote w:id="12">
+  <w:footnote w:id="10">
     <w:p>
       <w:pPr>
         <w:pStyle w:val="FootnoteText"/>
@@ -1814,14 +5307,15 @@
   <w:docDefaults>
     <w:rPrDefault>
       <w:rPr>
-        <w:rFonts w:ascii="EB Garamond" w:hAnsi="EB Garamond" w:eastAsia="EB Garamond" w:cs="EB Garamond"/>
+        <w:rFonts w:ascii="Times New Roman" w:hAnsi="Times New Roman" w:eastAsia="Times New Roman" w:cs="Times New Roman"/>
         <w:sz w:val="28"/>
         <w:szCs w:val="28"/>
-        <w:lang w:val="en-US" w:eastAsia="en-US" w:bidi="ar-SA"/>
+        <w:lang w:val="en-US" w:eastAsia="zh-CN" w:bidi="ar-SA"/>
       </w:rPr>
     </w:rPrDefault>
     <w:pPrDefault>
       <w:pPr>
+        <w:widowControl/>
         <w:spacing w:after="0"/>
       </w:pPr>
     </w:pPrDefault>
@@ -1837,7 +5331,7 @@
     <w:link w:val="BodyTextChar"/>
     <w:qFormat/>
     <w:pPr>
-      <w:spacing w:before="0" w:after="0" w:line="629" w:lineRule="exact"/>
+      <w:spacing w:before="0" w:after="0" w:line="588" w:lineRule="exact"/>
       <w:ind w:firstLine="720"/>
     </w:pPr>
   </w:style>
@@ -1999,13 +5493,13 @@
     <w:pPr>
       <w:keepNext/>
       <w:keepLines/>
-      <w:spacing w:before="240" w:after="120" w:line="240" w:lineRule="auto"/>
+      <w:spacing w:before="240" w:after="120" w:line="400" w:lineRule="exact"/>
       <w:ind w:firstLine="0"/>
       <w:jc w:val="center"/>
       <w:outlineLvl w:val="0"/>
     </w:pPr>
     <w:rPr>
-      <w:rFonts w:ascii="EB Garamond" w:hAnsi="EB Garamond" w:eastAsia="EB Garamond" w:cs="EB Garamond"/>
+      <w:rFonts w:ascii="Times New Roman" w:hAnsi="Times New Roman" w:eastAsia="Times New Roman" w:cs="Times New Roman"/>
       <w:b/>
       <w:bCs/>
       <w:caps/>
@@ -2027,12 +5521,12 @@
     <w:pPr>
       <w:keepNext/>
       <w:keepLines/>
-      <w:spacing w:before="240" w:after="120" w:line="240" w:lineRule="auto"/>
+      <w:spacing w:before="240" w:after="120" w:line="400" w:lineRule="exact"/>
       <w:ind w:firstLine="0"/>
       <w:outlineLvl w:val="1"/>
     </w:pPr>
     <w:rPr>
-      <w:rFonts w:ascii="EB Garamond" w:hAnsi="EB Garamond" w:eastAsia="EB Garamond" w:cs="EB Garamond"/>
+      <w:rFonts w:ascii="Times New Roman" w:hAnsi="Times New Roman" w:eastAsia="Times New Roman" w:cs="Times New Roman"/>
       <w:b/>
       <w:bCs/>
       <w:color w:val="000000"/>
@@ -2053,12 +5547,12 @@
     <w:pPr>
       <w:keepNext/>
       <w:keepLines/>
-      <w:spacing w:before="240" w:after="120" w:line="240" w:lineRule="auto"/>
+      <w:spacing w:before="240" w:after="120" w:line="400" w:lineRule="exact"/>
       <w:ind w:firstLine="0"/>
       <w:outlineLvl w:val="2"/>
     </w:pPr>
     <w:rPr>
-      <w:rFonts w:ascii="EB Garamond" w:hAnsi="EB Garamond" w:eastAsia="EB Garamond" w:cs="EB Garamond"/>
+      <w:rFonts w:ascii="Times New Roman" w:hAnsi="Times New Roman" w:eastAsia="Times New Roman" w:cs="Times New Roman"/>
       <w:b/>
       <w:bCs/>
       <w:color w:val="000000"/>
@@ -2079,12 +5573,12 @@
     <w:pPr>
       <w:keepNext/>
       <w:keepLines/>
-      <w:spacing w:before="240" w:after="120" w:line="240" w:lineRule="auto"/>
+      <w:spacing w:before="240" w:after="120" w:line="400" w:lineRule="exact"/>
       <w:ind w:firstLine="0"/>
       <w:outlineLvl w:val="3"/>
     </w:pPr>
     <w:rPr>
-      <w:rFonts w:ascii="EB Garamond" w:hAnsi="EB Garamond" w:eastAsia="EB Garamond" w:cs="EB Garamond"/>
+      <w:rFonts w:ascii="Times New Roman" w:hAnsi="Times New Roman" w:eastAsia="Times New Roman" w:cs="Times New Roman"/>
       <w:b/>
       <w:bCs/>
       <w:i/>
@@ -2106,12 +5600,12 @@
     <w:pPr>
       <w:keepNext/>
       <w:keepLines/>
-      <w:spacing w:before="240" w:after="120" w:line="240" w:lineRule="auto"/>
+      <w:spacing w:before="240" w:after="120" w:line="400" w:lineRule="exact"/>
       <w:ind w:firstLine="0"/>
       <w:outlineLvl w:val="4"/>
     </w:pPr>
     <w:rPr>
-      <w:rFonts w:ascii="EB Garamond" w:hAnsi="EB Garamond" w:eastAsia="EB Garamond" w:cs="EB Garamond"/>
+      <w:rFonts w:ascii="Times New Roman" w:hAnsi="Times New Roman" w:eastAsia="Times New Roman" w:cs="Times New Roman"/>
       <w:b/>
       <w:bCs/>
       <w:i/>
@@ -2327,6 +5821,15 @@
       <w:color w:val="272727" w:themeColor="text1" w:themeTint="D8"/>
     </w:rPr>
   </w:style>
+  <w:style w:type="paragraph" w:customStyle="1" w:styleId="ListItem">
+    <w:name w:val="List Item"/>
+    <w:basedOn w:val="BodyText"/>
+    <w:qFormat/>
+    <w:pPr>
+      <w:spacing w:before="0" w:after="0" w:line="588" w:lineRule="exact"/>
+      <w:ind w:left="720" w:hanging="720"/>
+    </w:pPr>
+  </w:style>
   <w:style w:type="paragraph" w:styleId="BlockText">
     <w:name w:val="Block Text"/>
     <w:basedOn w:val="BodyText"/>
@@ -2335,7 +5838,7 @@
     <w:unhideWhenUsed/>
     <w:qFormat/>
     <w:pPr>
-      <w:spacing w:before="0" w:after="180" w:line="240" w:lineRule="auto"/>
+      <w:spacing w:before="280" w:after="280" w:line="340" w:lineRule="exact"/>
       <w:ind w:firstLine="0" w:left="720" w:right="720"/>
     </w:pPr>
   </w:style>
@@ -2347,7 +5850,7 @@
     <w:unhideWhenUsed/>
     <w:qFormat/>
     <w:pPr>
-      <w:spacing w:before="0" w:after="120" w:line="240" w:lineRule="auto"/>
+      <w:spacing w:before="0" w:after="140" w:line="340" w:lineRule="exact"/>
     </w:pPr>
     <w:rPr>
       <w:sz w:val="28"/>
@@ -2362,8 +5865,8 @@
     <w:unhideWhenUsed/>
     <w:qFormat/>
     <w:pPr>
-      <w:spacing w:before="100" w:after="100"/>
-      <w:ind w:firstLine="0" w:left="480" w:right="480"/>
+      <w:spacing w:before="280" w:after="280"/>
+      <w:ind w:firstLine="0" w:left="720" w:right="720"/>
     </w:pPr>
   </w:style>
   <w:style w:type="character" w:default="1" w:styleId="DefaultParagraphFont">
@@ -2374,8 +5877,6 @@
   <w:style w:type="table" w:default="1" w:styleId="Table">
     <w:name w:val="Table"/>
     <w:basedOn w:val="TableNormal"/>
-    <w:semiHidden/>
-    <w:unhideWhenUsed/>
     <w:qFormat/>
     <w:tblPr>
       <w:tblInd w:w="0" w:type="dxa"/>
@@ -2387,13 +5888,6 @@
       </w:tblCellMar>
     </w:tblPr>
     <w:tblStylePr w:type="firstRow">
-      <w:tblPr>
-        <w:jc w:val="left"/>
-        <w:tblInd w:w="0" w:type="dxa"/>
-      </w:tblPr>
-      <w:trPr>
-        <w:jc w:val="left"/>
-      </w:trPr>
       <w:tcPr>
         <w:tcBorders>
           <w:bottom w:val="single"/>
@@ -2480,7 +5974,7 @@
     <w:name w:val="Hyperlink"/>
     <w:basedOn w:val="BodyTextChar"/>
     <w:rPr>
-      <w:color w:val="4F81BD" w:themeColor="accent1"/>
+      <w:color w:val="000000"/>
     </w:rPr>
   </w:style>
   <w:style w:type="paragraph" w:styleId="TOCHeading">
@@ -2500,190 +5994,6 @@
       <w:bCs w:val="0"/>
       <w:color w:val="365F91" w:themeColor="accent1" w:themeShade="BF"/>
     </w:rPr>
-  </w:style>
-  <w:style w:type="paragraph" w:customStyle="1" w:styleId="Centered">
-    <w:name w:val="Centered"/>
-    <w:basedOn w:val="Normal"/>
-    <w:qFormat/>
-    <w:pPr>
-      <w:spacing w:before="0" w:after="0" w:line="240" w:lineRule="auto"/>
-      <w:ind w:firstLine="0"/>
-      <w:jc w:val="center"/>
-    </w:pPr>
-    <w:rPr>
-      <w:sz w:val="28"/>
-      <w:szCs w:val="28"/>
-    </w:rPr>
-  </w:style>
-  <w:style w:type="paragraph" w:customStyle="1" w:styleId="Single">
-    <w:name w:val="Single"/>
-    <w:basedOn w:val="Normal"/>
-    <w:qFormat/>
-    <w:pPr>
-      <w:spacing w:before="0" w:after="200" w:line="240" w:lineRule="auto"/>
-      <w:ind w:firstLine="0"/>
-    </w:pPr>
-  </w:style>
-  <w:style w:type="paragraph" w:customStyle="1" w:styleId="Keep">
-    <w:name w:val="Keep"/>
-    <w:basedOn w:val="Single"/>
-    <w:qFormat/>
-    <w:pPr>
-      <w:keepNext/>
-      <w:keepLines/>
-    </w:pPr>
-  </w:style>
-  <w:style w:type="paragraph" w:customStyle="1" w:styleId="Counsel">
-    <w:name w:val="Counsel"/>
-    <w:basedOn w:val="Normal"/>
-    <w:qFormat/>
-    <w:pPr>
-      <w:spacing w:before="0" w:after="0" w:line="240" w:lineRule="auto"/>
-      <w:ind w:left="4680" w:firstLine="0"/>
-    </w:pPr>
-  </w:style>
-  <w:style w:type="paragraph" w:customStyle="1" w:styleId="DoubleRule">
-    <w:name w:val="Double Rule"/>
-    <w:basedOn w:val="Normal"/>
-    <w:qFormat/>
-    <w:pPr>
-      <w:pBdr>
-        <w:bottom w:val="double" w:sz="6" w:space="1" w:color="000000"/>
-      </w:pBdr>
-      <w:spacing w:before="0" w:after="240" w:line="240" w:lineRule="auto"/>
-      <w:ind w:firstLine="0"/>
-    </w:pPr>
-  </w:style>
-  <w:style w:type="paragraph" w:customStyle="1" w:styleId="ShortRule">
-    <w:name w:val="Short Rule"/>
-    <w:basedOn w:val="Normal"/>
-    <w:qFormat/>
-    <w:pPr>
-      <w:pBdr>
-        <w:bottom w:val="single" w:sz="6" w:space="1" w:color="000000"/>
-      </w:pBdr>
-      <w:spacing w:before="0" w:after="240" w:line="240" w:lineRule="auto"/>
-      <w:ind w:left="3240" w:right="3240" w:firstLine="0"/>
-      <w:jc w:val="center"/>
-    </w:pPr>
-  </w:style>
-  <w:style w:type="paragraph" w:customStyle="1" w:styleId="FrontHeading">
-    <w:name w:val="Front Heading"/>
-    <w:basedOn w:val="Normal"/>
-    <w:qFormat/>
-    <w:pPr>
-      <w:keepNext/>
-      <w:keepLines/>
-      <w:spacing w:before="240" w:after="240" w:line="240" w:lineRule="auto"/>
-      <w:ind w:firstLine="0"/>
-      <w:jc w:val="center"/>
-    </w:pPr>
-    <w:rPr>
-      <w:b/>
-      <w:bCs/>
-      <w:caps/>
-    </w:rPr>
-  </w:style>
-  <w:style w:type="paragraph" w:customStyle="1" w:styleId="KeepBody">
-    <w:name w:val="Keep Body"/>
-    <w:basedOn w:val="BodyText"/>
-    <w:qFormat/>
-    <w:pPr>
-      <w:keepNext/>
-      <w:keepLines/>
-    </w:pPr>
-  </w:style>
-  <w:style w:type="paragraph" w:customStyle="1" w:styleId="Point">
-    <w:name w:val="Point"/>
-    <w:basedOn w:val="Normal"/>
-    <w:qFormat/>
-    <w:pPr>
-      <w:keepNext/>
-      <w:keepLines/>
-      <w:spacing w:before="240" w:after="240" w:line="240" w:lineRule="auto"/>
-      <w:ind w:firstLine="0"/>
-      <w:jc w:val="center"/>
-      <w:outlineLvl w:val="1"/>
-    </w:pPr>
-    <w:rPr>
-      <w:b/>
-      <w:bCs/>
-      <w:smallCaps/>
-    </w:rPr>
-  </w:style>
-  <w:style w:type="paragraph" w:customStyle="1" w:styleId="Sub1">
-    <w:name w:val="Sub 1"/>
-    <w:basedOn w:val="Normal"/>
-    <w:qFormat/>
-    <w:pPr>
-      <w:keepNext/>
-      <w:keepLines/>
-      <w:spacing w:before="240" w:after="240" w:line="240" w:lineRule="auto"/>
-      <w:ind w:left="1440" w:hanging="720" w:firstLine="0"/>
-      <w:outlineLvl w:val="1"/>
-    </w:pPr>
-    <w:rPr>
-      <w:b/>
-      <w:bCs/>
-    </w:rPr>
-  </w:style>
-  <w:style w:type="paragraph" w:customStyle="1" w:styleId="Sub2">
-    <w:name w:val="Sub 2"/>
-    <w:basedOn w:val="Normal"/>
-    <w:qFormat/>
-    <w:pPr>
-      <w:keepNext/>
-      <w:keepLines/>
-      <w:spacing w:before="240" w:after="240" w:line="240" w:lineRule="auto"/>
-      <w:ind w:left="2160" w:hanging="720" w:firstLine="0"/>
-      <w:outlineLvl w:val="2"/>
-    </w:pPr>
-    <w:rPr>
-      <w:b/>
-      <w:bCs/>
-    </w:rPr>
-  </w:style>
-  <w:style w:type="paragraph" w:customStyle="1" w:styleId="Sub3">
-    <w:name w:val="Sub 3"/>
-    <w:basedOn w:val="Normal"/>
-    <w:qFormat/>
-    <w:pPr>
-      <w:keepNext/>
-      <w:keepLines/>
-      <w:spacing w:before="240" w:after="240" w:line="240" w:lineRule="auto"/>
-      <w:ind w:left="2880" w:hanging="720" w:firstLine="0"/>
-      <w:outlineLvl w:val="3"/>
-    </w:pPr>
-    <w:rPr>
-      <w:b/>
-      <w:bCs/>
-    </w:rPr>
-  </w:style>
-  <w:style w:type="paragraph" w:customStyle="1" w:styleId="Sub4">
-    <w:name w:val="Sub 4"/>
-    <w:basedOn w:val="Normal"/>
-    <w:qFormat/>
-    <w:pPr>
-      <w:keepNext/>
-      <w:keepLines/>
-      <w:spacing w:before="240" w:after="240" w:line="240" w:lineRule="auto"/>
-      <w:ind w:left="3600" w:hanging="720" w:firstLine="0"/>
-      <w:outlineLvl w:val="4"/>
-    </w:pPr>
-    <w:rPr>
-      <w:b/>
-      <w:bCs/>
-    </w:rPr>
-  </w:style>
-  <w:style w:type="paragraph" w:customStyle="1" w:styleId="FrontHeading">
-    <w:name w:val="FrontHeading"/>
-    <w:basedOn w:val="BodyText"/>
-    <w:qFormat/>
-  </w:style>
-  <w:style w:type="paragraph" w:customStyle="1" w:styleId="KeepBody">
-    <w:name w:val="KeepBody"/>
-    <w:basedOn w:val="BodyText"/>
-    <w:qFormat/>
   </w:style>
   <w:style w:type="paragraph" w:customStyle="1" w:styleId="SourceCode">
     <w:name w:val="Source Code"/>
